--- a/downloads/workbook/ai-1-week-19.docx
+++ b/downloads/workbook/ai-1-week-19.docx
@@ -1333,6 +1333,178 @@
         <w:t>Project connection: Declare sorter similarity features, weights and tie behavior before using scores to explain recommendations.</w:t>
       </w:r>
     </w:p>
+    <w:p>
+      <w:pPr>
+        <w:pStyle w:val="Heading1"/>
+      </w:pPr>
+      <w:r>
+        <w:t>19. Project portfolio milestone</w:t>
+      </w:r>
+    </w:p>
+    <w:p>
+      <w:r>
+        <w:t>Project: Helpful Classroom Sorter</w:t>
+      </w:r>
+    </w:p>
+    <w:p>
+      <w:r>
+        <w:t>Current milestone: Evaluate and revise. Compare with your starting method, explain errors and record a justified revision.</w:t>
+      </w:r>
+    </w:p>
+    <w:p>
+      <w:r>
+        <w:t>Declare sorter similarity features, weights and tie behavior before using scores to explain recommendations.</w:t>
+      </w:r>
+    </w:p>
+    <w:tbl>
+      <w:tblPr>
+        <w:tblStyle w:val="LightShading-Accent1"/>
+        <w:tblW w:type="auto" w:w="0"/>
+        <w:tblLook w:firstColumn="1" w:firstRow="1" w:lastColumn="0" w:lastRow="0" w:noHBand="0" w:noVBand="1" w:val="04A0"/>
+      </w:tblPr>
+      <w:tblGrid>
+        <w:gridCol w:w="5112"/>
+        <w:gridCol w:w="5112"/>
+      </w:tblGrid>
+      <w:tr>
+        <w:trPr>
+          <w:tblHeader/>
+        </w:trPr>
+        <w:tc>
+          <w:tcPr>
+            <w:tcW w:type="dxa" w:w="5112"/>
+          </w:tcPr>
+          <w:p>
+            <w:r>
+              <w:t>Evidence to keep</w:t>
+            </w:r>
+          </w:p>
+        </w:tc>
+        <w:tc>
+          <w:tcPr>
+            <w:tcW w:type="dxa" w:w="5112"/>
+          </w:tcPr>
+          <w:p>
+            <w:r>
+              <w:t>My record</w:t>
+            </w:r>
+          </w:p>
+        </w:tc>
+      </w:tr>
+      <w:tr>
+        <w:tc>
+          <w:tcPr>
+            <w:tcW w:type="dxa" w:w="5112"/>
+          </w:tcPr>
+          <w:p>
+            <w:r>
+              <w:t>This week’s input and deciding step</w:t>
+            </w:r>
+          </w:p>
+        </w:tc>
+        <w:tc>
+          <w:tcPr>
+            <w:tcW w:type="dxa" w:w="5112"/>
+          </w:tcPr>
+          <w:p>
+            <w:r/>
+          </w:p>
+        </w:tc>
+      </w:tr>
+      <w:tr>
+        <w:tc>
+          <w:tcPr>
+            <w:tcW w:type="dxa" w:w="5112"/>
+          </w:tcPr>
+          <w:p>
+            <w:r>
+              <w:t>Prediction and actual result (or labelled paper trace)</w:t>
+            </w:r>
+          </w:p>
+        </w:tc>
+        <w:tc>
+          <w:tcPr>
+            <w:tcW w:type="dxa" w:w="5112"/>
+          </w:tcPr>
+          <w:p>
+            <w:r/>
+          </w:p>
+        </w:tc>
+      </w:tr>
+      <w:tr>
+        <w:tc>
+          <w:tcPr>
+            <w:tcW w:type="dxa" w:w="5112"/>
+          </w:tcPr>
+          <w:p>
+            <w:r>
+              <w:t>One change since the previous checkpoint and why</w:t>
+            </w:r>
+          </w:p>
+        </w:tc>
+        <w:tc>
+          <w:tcPr>
+            <w:tcW w:type="dxa" w:w="5112"/>
+          </w:tcPr>
+          <w:p>
+            <w:r/>
+          </w:p>
+        </w:tc>
+      </w:tr>
+      <w:tr>
+        <w:tc>
+          <w:tcPr>
+            <w:tcW w:type="dxa" w:w="5112"/>
+          </w:tcPr>
+          <w:p>
+            <w:r>
+              <w:t>One error or limit and the next test</w:t>
+            </w:r>
+          </w:p>
+        </w:tc>
+        <w:tc>
+          <w:tcPr>
+            <w:tcW w:type="dxa" w:w="5112"/>
+          </w:tcPr>
+          <w:p>
+            <w:r/>
+          </w:p>
+        </w:tc>
+      </w:tr>
+    </w:tbl>
+    <w:p>
+      <w:pPr>
+        <w:pStyle w:val="Heading3"/>
+      </w:pPr>
+      <w:r>
+        <w:t>Explain what this week adds to your project. Reuse last week’s record rather than starting again.</w:t>
+      </w:r>
+    </w:p>
+    <w:p>
+      <w:r>
+        <w:t>________________________________________________________________</w:t>
+      </w:r>
+    </w:p>
+    <w:p>
+      <w:r>
+        <w:t>________________________________________________________________</w:t>
+      </w:r>
+    </w:p>
+    <w:p>
+      <w:r>
+        <w:t>________________________________________________________________</w:t>
+      </w:r>
+    </w:p>
+    <w:p>
+      <w:r>
+        <w:t>________________________________________________________________</w:t>
+      </w:r>
+    </w:p>
+    <w:p>
+      <w:r>
+        <w:t>________________________________________________________________</w:t>
+      </w:r>
+    </w:p>
     <w:sectPr>
       <w:pgSz w:w="12240" w:h="15840"/>
       <w:pgMar w:top="936" w:right="1008" w:bottom="936" w:left="1008" w:header="720" w:footer="720" w:gutter="0"/>

--- a/downloads/workbook/ai-1-week-19.docx
+++ b/downloads/workbook/ai-1-week-19.docx
@@ -1505,6 +1505,240 @@
         <w:t>________________________________________________________________</w:t>
       </w:r>
     </w:p>
+    <w:p>
+      <w:pPr>
+        <w:pStyle w:val="Heading1"/>
+      </w:pPr>
+      <w:r>
+        <w:t>20. Supported practice and learning evidence</w:t>
+      </w:r>
+    </w:p>
+    <w:p>
+      <w:r>
+        <w:t>Use this supported practice once, in the browser or on paper. Keep the reserved independent assessment for a separate first attempt before teacher feedback.</w:t>
+      </w:r>
+    </w:p>
+    <w:p>
+      <w:r>
+        <w:t>A fictional craft-card matcher compares each candidate with a target.</w:t>
+      </w:r>
+    </w:p>
+    <w:p>
+      <w:pPr>
+        <w:pStyle w:val="Heading3"/>
+      </w:pPr>
+      <w:r>
+        <w:t>Practice 1: explain the deciding evidence</w:t>
+      </w:r>
+    </w:p>
+    <w:p>
+      <w:r>
+        <w:t>Which labelled step matches this detail? New scores A=4, B=4, C=2; A and B remain tied.</w:t>
+      </w:r>
+    </w:p>
+    <w:p>
+      <w:r>
+        <w:t>1. Target features</w:t>
+      </w:r>
+    </w:p>
+    <w:p>
+      <w:r>
+        <w:t>2. Initial result</w:t>
+      </w:r>
+    </w:p>
+    <w:p>
+      <w:r>
+        <w:t>3. Texture weight 3</w:t>
+      </w:r>
+    </w:p>
+    <w:p>
+      <w:r>
+        <w:t>4. Equal weights</w:t>
+      </w:r>
+    </w:p>
+    <w:p>
+      <w:pPr>
+        <w:pStyle w:val="Heading3"/>
+      </w:pPr>
+      <w:r>
+        <w:t>My selected conclusion, deciding fact and explanation</w:t>
+      </w:r>
+    </w:p>
+    <w:p>
+      <w:r>
+        <w:t>________________________________________________________________</w:t>
+      </w:r>
+    </w:p>
+    <w:p>
+      <w:r>
+        <w:t>________________________________________________________________</w:t>
+      </w:r>
+    </w:p>
+    <w:p>
+      <w:r>
+        <w:t>________________________________________________________________</w:t>
+      </w:r>
+    </w:p>
+    <w:p>
+      <w:r>
+        <w:t>________________________________________________________________</w:t>
+      </w:r>
+    </w:p>
+    <w:p>
+      <w:r>
+        <w:t>________________________________________________________________</w:t>
+      </w:r>
+    </w:p>
+    <w:p>
+      <w:r>
+        <w:t>Hint if needed: Read the steps in the pictorial case. Match the supplied detail to the stage that performs or records it.</w:t>
+      </w:r>
+    </w:p>
+    <w:p>
+      <w:r>
+        <w:t>After your attempt, compare with the supported explanation: Texture weight 3 New scores A=4, B=4, C=2; A and B remain tied. Similarity is defined by the chosen representation and weights. The cards did not change when texture gained weight; the comparison rule did. Two high scores need not mean two identical cards. A complete rule also says what to do with tied scores, rather than choosing whichever appears first by accident.</w:t>
+      </w:r>
+    </w:p>
+    <w:p>
+      <w:pPr>
+        <w:pStyle w:val="Heading3"/>
+      </w:pPr>
+      <w:r>
+        <w:t>Practice 2: explain the deciding evidence</w:t>
+      </w:r>
+    </w:p>
+    <w:p>
+      <w:r>
+        <w:t>Changed-case practice: Keep original weights but change the target texture to rough. Which conclusion is supported by the supplied facts?</w:t>
+      </w:r>
+    </w:p>
+    <w:p>
+      <w:r>
+        <w:t>1. We can decide the result without examining the changed input or the procedure.</w:t>
+      </w:r>
+    </w:p>
+    <w:p>
+      <w:r>
+        <w:t>2. This one example guarantees correct results for every future input.</w:t>
+      </w:r>
+    </w:p>
+    <w:p>
+      <w:r>
+        <w:t>3. C scores 3; A and B each score 1.</w:t>
+      </w:r>
+    </w:p>
+    <w:p>
+      <w:pPr>
+        <w:pStyle w:val="Heading3"/>
+      </w:pPr>
+      <w:r>
+        <w:t>My selected conclusion, deciding fact and explanation</w:t>
+      </w:r>
+    </w:p>
+    <w:p>
+      <w:r>
+        <w:t>________________________________________________________________</w:t>
+      </w:r>
+    </w:p>
+    <w:p>
+      <w:r>
+        <w:t>________________________________________________________________</w:t>
+      </w:r>
+    </w:p>
+    <w:p>
+      <w:r>
+        <w:t>________________________________________________________________</w:t>
+      </w:r>
+    </w:p>
+    <w:p>
+      <w:r>
+        <w:t>________________________________________________________________</w:t>
+      </w:r>
+    </w:p>
+    <w:p>
+      <w:r>
+        <w:t>________________________________________________________________</w:t>
+      </w:r>
+    </w:p>
+    <w:p>
+      <w:r>
+        <w:t>Hint if needed: Use the changed condition and the deciding step in the pictorial trace. The answer must say what follows from those facts.</w:t>
+      </w:r>
+    </w:p>
+    <w:p>
+      <w:r>
+        <w:t>After your attempt, compare with the supported explanation: C scores 3; A and B each score 1. C now matches all three target features; the others lose their smooth-texture match.</w:t>
+      </w:r>
+    </w:p>
+    <w:p>
+      <w:pPr>
+        <w:pStyle w:val="Heading3"/>
+      </w:pPr>
+      <w:r>
+        <w:t>Repair a missing building block</w:t>
+      </w:r>
+    </w:p>
+    <w:p>
+      <w:r>
+        <w:t>Review Confidence Is Not Correctness (ai-1/18). Goal: Distinguish a confidence claim from evidence that a prediction was correct. Short practice: Was the unknown label guaranteed correct because its confidence was 80%?. Return to this week and explain what you changed.</w:t>
+      </w:r>
+    </w:p>
+    <w:p>
+      <w:r>
+        <w:t>Review Boundaries and 'Not Sure' (ai-1/16). Goal: Identify a specific source of uncertainty and explain how it affects a prediction. Short practice: Which original block needs a better width before accepting or rejecting it? What should the reviewer do?. Return to this week and explain what you changed.</w:t>
+      </w:r>
+    </w:p>
+    <w:p>
+      <w:r>
+        <w:t>Review Learning from Examples (ai-1/13). Goal: Fit a threshold by tracing predictions and counting disagreements for every candidate. Short practice: Which new measured length would reveal disagreement between the candidates?. Return to this week and explain what you changed.</w:t>
+      </w:r>
+    </w:p>
+    <w:p>
+      <w:pPr>
+        <w:pStyle w:val="Heading3"/>
+      </w:pPr>
+      <w:r>
+        <w:t>Keep your completed work</w:t>
+      </w:r>
+    </w:p>
+    <w:p>
+      <w:r>
+        <w:t>Use Download completed work in the hosted lesson to export your answers, reflections, practice feedback and code-run evidence. Open the HTML copy to read or print it. Drafts stay in this browser when storage is available; clear drafts on a shared device.</w:t>
+      </w:r>
+    </w:p>
+    <w:p>
+      <w:pPr>
+        <w:pStyle w:val="Heading3"/>
+      </w:pPr>
+      <w:r>
+        <w:t>What I repaired, the evidence I kept and the next test</w:t>
+      </w:r>
+    </w:p>
+    <w:p>
+      <w:r>
+        <w:t>________________________________________________________________</w:t>
+      </w:r>
+    </w:p>
+    <w:p>
+      <w:r>
+        <w:t>________________________________________________________________</w:t>
+      </w:r>
+    </w:p>
+    <w:p>
+      <w:r>
+        <w:t>________________________________________________________________</w:t>
+      </w:r>
+    </w:p>
+    <w:p>
+      <w:r>
+        <w:t>________________________________________________________________</w:t>
+      </w:r>
+    </w:p>
+    <w:p>
+      <w:r>
+        <w:t>________________________________________________________________</w:t>
+      </w:r>
+    </w:p>
     <w:sectPr>
       <w:pgSz w:w="12240" w:h="15840"/>
       <w:pgMar w:top="936" w:right="1008" w:bottom="936" w:left="1008" w:header="720" w:footer="720" w:gutter="0"/>

--- a/downloads/workbook/ai-1-week-19.docx
+++ b/downloads/workbook/ai-1-week-19.docx
@@ -30,6 +30,17 @@
     </w:p>
     <w:p>
       <w:r>
+        <w:t>Record your starting explanation for Similarity before opening notes. Show any later correction separately.</w:t>
+      </w:r>
+    </w:p>
+    <w:p>
+      <w:pPr>
+        <w:spacing w:line="336" w:lineRule="auto" w:after="180"/>
+      </w:pPr>
+      <w:r>
+        <w:rPr>
+          <w:b w:val="0"/>
+        </w:rPr>
         <w:t>Try the recall before opening notes. Then use a different colour or a labelled second line to correct your explanation.</w:t>
       </w:r>
     </w:p>
@@ -42,7 +53,13 @@
       </w:r>
     </w:p>
     <w:p>
-      <w:r>
+      <w:pPr>
+        <w:spacing w:line="336" w:lineRule="auto" w:after="180"/>
+      </w:pPr>
+      <w:r>
+        <w:rPr>
+          <w:b w:val="0"/>
+        </w:rPr>
         <w:t>Without opening the old lesson, explain one key idea from Confidence Is Not Correctness. Give an example and a mistake that the idea helps you avoid.</w:t>
       </w:r>
     </w:p>
@@ -78,7 +95,13 @@
       </w:r>
     </w:p>
     <w:p>
-      <w:r>
+      <w:pPr>
+        <w:spacing w:line="336" w:lineRule="auto" w:after="180"/>
+      </w:pPr>
+      <w:r>
+        <w:rPr>
+          <w:b w:val="0"/>
+        </w:rPr>
         <w:t>Without opening the old lesson, explain one key idea from Boundaries and 'Not Sure'. Give an example and a mistake that the idea helps you avoid.</w:t>
       </w:r>
     </w:p>
@@ -114,7 +137,13 @@
       </w:r>
     </w:p>
     <w:p>
-      <w:r>
+      <w:pPr>
+        <w:spacing w:line="336" w:lineRule="auto" w:after="180"/>
+      </w:pPr>
+      <w:r>
+        <w:rPr>
+          <w:b w:val="0"/>
+        </w:rPr>
         <w:t>Without opening the old lesson, explain one key idea from Learning from Examples. Give an example and a mistake that the idea helps you avoid.</w:t>
       </w:r>
     </w:p>
@@ -151,7 +180,30 @@
     </w:p>
     <w:p>
       <w:r>
-        <w:t>Use W2: Explain a changed winner for Similarity and selected features. Record the answer once; the lesson and workbook refer to the same attempt.</w:t>
+        <w:t>Complete the supported Similarity trace and record the first step you can explain without help.</w:t>
+      </w:r>
+    </w:p>
+    <w:p>
+      <w:pPr>
+        <w:spacing w:line="336" w:lineRule="auto" w:after="180"/>
+      </w:pPr>
+      <w:r>
+        <w:rPr>
+          <w:b w:val="0"/>
+        </w:rPr>
+        <w:t xml:space="preserve">Use W2: Explain a changed winner for </w:t>
+      </w:r>
+      <w:r>
+        <w:rPr>
+          <w:b/>
+        </w:rPr>
+        <w:t>Similarity</w:t>
+      </w:r>
+      <w:r>
+        <w:rPr>
+          <w:b w:val="0"/>
+        </w:rPr>
+        <w:t xml:space="preserve"> and selected features. Record the answer once; the lesson and workbook refer to the same attempt.</w:t>
       </w:r>
     </w:p>
     <w:tbl>
@@ -279,7 +331,41 @@
     </w:p>
     <w:p>
       <w:r>
-        <w:t>Use the worked case for Similarity and selected features. Proposed explanation: “Similar has one objective meaning for every task”. Decide whether this explanation is supported. Point to the step or supplied fact that decides; explain your repair if needed.</w:t>
+        <w:t>Check the proposed Similarity explanation against the supplied facts before discussing it.</w:t>
+      </w:r>
+    </w:p>
+    <w:p>
+      <w:pPr>
+        <w:spacing w:line="336" w:lineRule="auto" w:after="180"/>
+      </w:pPr>
+      <w:r>
+        <w:rPr>
+          <w:b w:val="0"/>
+        </w:rPr>
+        <w:t xml:space="preserve">Use the worked case for </w:t>
+      </w:r>
+      <w:r>
+        <w:rPr>
+          <w:b/>
+        </w:rPr>
+        <w:t>Similarity</w:t>
+      </w:r>
+      <w:r>
+        <w:rPr>
+          <w:b w:val="0"/>
+        </w:rPr>
+        <w:t xml:space="preserve"> and selected features. Proposed explanation: “Similar has one objective meaning for every task”. Decide whether this explanation is supported.</w:t>
+      </w:r>
+    </w:p>
+    <w:p>
+      <w:pPr>
+        <w:spacing w:line="336" w:lineRule="auto" w:after="180"/>
+      </w:pPr>
+      <w:r>
+        <w:rPr>
+          <w:b w:val="0"/>
+        </w:rPr>
+        <w:t>Point to the step or supplied fact that decides; explain your repair if needed.</w:t>
       </w:r>
     </w:p>
     <w:p>
@@ -319,6 +405,11 @@
       </w:r>
     </w:p>
     <w:p>
+      <w:r>
+        <w:t>Write one first attempt at the reserved independent case before feedback. Repeated copies of that case refer to the same recorded attempt.</w:t>
+      </w:r>
+    </w:p>
+    <w:p>
       <w:pPr>
         <w:pStyle w:val="Heading3"/>
       </w:pPr>
@@ -327,8 +418,49 @@
       </w:r>
     </w:p>
     <w:p>
-      <w:r>
-        <w:t>A target book has topic space, format comic and language English. Candidates are J: space, prose, English; K: animals, comic, English; L: space, comic, Spanish. Give 1 point per exact match and return all tied highest scorers. Then make topic worth 3 points while keeping the other weights at 1. Report both sets of totals and winners. Explain why a winner may still fail a requirement to read English.</w:t>
+      <w:pPr>
+        <w:spacing w:line="336" w:lineRule="auto" w:after="180"/>
+      </w:pPr>
+      <w:r>
+        <w:rPr>
+          <w:b w:val="0"/>
+        </w:rPr>
+        <w:t xml:space="preserve">A target book has topic space, format comic and language English. </w:t>
+      </w:r>
+      <w:r>
+        <w:rPr>
+          <w:b/>
+        </w:rPr>
+        <w:t>Candidate</w:t>
+      </w:r>
+      <w:r>
+        <w:rPr>
+          <w:b w:val="0"/>
+        </w:rPr>
+        <w:t>s are J: space, prose, English; K: animals, comic, English; L: space, comic, Spanish. Give 1 point per exact match and return all tied highest scorers.</w:t>
+      </w:r>
+    </w:p>
+    <w:p>
+      <w:pPr>
+        <w:spacing w:line="336" w:lineRule="auto" w:after="180"/>
+      </w:pPr>
+      <w:r>
+        <w:rPr>
+          <w:b w:val="0"/>
+        </w:rPr>
+        <w:t xml:space="preserve">Then make topic worth 3 points while keeping the other </w:t>
+      </w:r>
+      <w:r>
+        <w:rPr>
+          <w:b/>
+        </w:rPr>
+        <w:t>weight</w:t>
+      </w:r>
+      <w:r>
+        <w:rPr>
+          <w:b w:val="0"/>
+        </w:rPr>
+        <w:t>s at 1. Report both sets of totals and winners. Explain why a winner may still fail a requirement to read English.</w:t>
       </w:r>
     </w:p>
     <w:p>
@@ -375,7 +507,13 @@
       </w:r>
     </w:p>
     <w:p>
-      <w:r>
+      <w:pPr>
+        <w:spacing w:line="336" w:lineRule="auto" w:after="180"/>
+      </w:pPr>
+      <w:r>
+        <w:rPr>
+          <w:b w:val="0"/>
+        </w:rPr>
         <w:t>Attempt this case before feedback. Record any help. Earlier examples below are further practice; a case already practised with feedback cannot establish fresh transfer.</w:t>
       </w:r>
     </w:p>
@@ -389,6 +527,17 @@
     </w:p>
     <w:p>
       <w:r>
+        <w:t>Connect the Similarity target to a trace and a justified conclusion.</w:t>
+      </w:r>
+    </w:p>
+    <w:p>
+      <w:pPr>
+        <w:spacing w:line="336" w:lineRule="auto" w:after="180"/>
+      </w:pPr>
+      <w:r>
+        <w:rPr>
+          <w:b w:val="0"/>
+        </w:rPr>
         <w:t>A reader wants mystery and short books. A has both traits, B only mystery, C only short. Score one point per matching trait. The reader now says short is essential. Explain how the decision should change.</w:t>
       </w:r>
     </w:p>
@@ -402,17 +551,46 @@
     </w:p>
     <w:p>
       <w:r>
+        <w:t>Solve the supplied Similarity case and show the deciding evidence.</w:t>
+      </w:r>
+    </w:p>
+    <w:p>
+      <w:pPr>
+        <w:spacing w:line="336" w:lineRule="auto" w:after="180"/>
+      </w:pPr>
+      <w:r>
+        <w:rPr>
+          <w:b w:val="0"/>
+        </w:rPr>
         <w:t>Book A has animals and adventure; B has animals only; C has neither. A reader wants both traits.</w:t>
       </w:r>
     </w:p>
     <w:p>
-      <w:r>
+      <w:pPr>
+        <w:spacing w:line="336" w:lineRule="auto" w:after="180"/>
+      </w:pPr>
+      <w:r>
+        <w:rPr>
+          <w:b w:val="0"/>
+        </w:rPr>
         <w:t>Rank by number of matching traits.</w:t>
       </w:r>
     </w:p>
     <w:p>
-      <w:r>
-        <w:t>Show your trace, calculation or evidence</w:t>
+      <w:pPr>
+        <w:spacing w:line="336" w:lineRule="auto" w:after="180"/>
+      </w:pPr>
+      <w:r>
+        <w:rPr>
+          <w:b w:val="0"/>
+        </w:rPr>
+        <w:t xml:space="preserve">Show your trace, calculation or </w:t>
+      </w:r>
+      <w:r>
+        <w:rPr>
+          <w:b/>
+        </w:rPr>
+        <w:t>evidence</w:t>
       </w:r>
     </w:p>
     <w:p>
@@ -458,11 +636,29 @@
     </w:p>
     <w:p>
       <w:r>
+        <w:t>Apply the procedure to the changed case and record why the conclusion follows.</w:t>
+      </w:r>
+    </w:p>
+    <w:p>
+      <w:pPr>
+        <w:spacing w:line="336" w:lineRule="auto" w:after="180"/>
+        <w:shd w:fill="F5F1FB"/>
+      </w:pPr>
+      <w:r>
+        <w:rPr>
+          <w:b w:val="0"/>
+        </w:rPr>
         <w:t>Compare books using topic only. Book A is about space with a red cover; B is about space with a blue cover; C is about dogs with a red cover. Which matches A best?</w:t>
       </w:r>
     </w:p>
     <w:p>
-      <w:r>
+      <w:pPr>
+        <w:spacing w:line="336" w:lineRule="auto" w:after="180"/>
+      </w:pPr>
+      <w:r>
+        <w:rPr>
+          <w:b w:val="0"/>
+        </w:rPr>
         <w:t>My independent answer and reason</w:t>
       </w:r>
     </w:p>
@@ -517,7 +713,30 @@
     </w:p>
     <w:p>
       <w:r>
-        <w:t>Create a changed input, boundary case or missing-information case. Write the expected answer or safe response before testing.</w:t>
+        <w:t>Specify a changed input, expected result and observation separately.</w:t>
+      </w:r>
+    </w:p>
+    <w:p>
+      <w:pPr>
+        <w:spacing w:line="336" w:lineRule="auto" w:after="180"/>
+      </w:pPr>
+      <w:r>
+        <w:rPr>
+          <w:b w:val="0"/>
+        </w:rPr>
+        <w:t xml:space="preserve">Create a changed </w:t>
+      </w:r>
+      <w:r>
+        <w:rPr>
+          <w:b/>
+        </w:rPr>
+        <w:t>input</w:t>
+      </w:r>
+      <w:r>
+        <w:rPr>
+          <w:b w:val="0"/>
+        </w:rPr>
+        <w:t>, boundary case or missing-information case. Write the expected answer or safe response before testing.</w:t>
       </w:r>
     </w:p>
     <w:tbl>
@@ -646,12 +865,65 @@
     </w:p>
     <w:p>
       <w:r>
-        <w:t>Choose two useful item traits for similarity-based sorting and explain why each deserves its weight.</w:t>
-      </w:r>
-    </w:p>
-    <w:p>
-      <w:r>
-        <w:t>The project change and evidence I will keep</w:t>
+        <w:t>Justify what Similarity adds to Helpful Classroom Sorter and keep the evidence.</w:t>
+      </w:r>
+    </w:p>
+    <w:p>
+      <w:pPr>
+        <w:spacing w:line="336" w:lineRule="auto" w:after="180"/>
+      </w:pPr>
+      <w:r>
+        <w:rPr>
+          <w:b w:val="0"/>
+        </w:rPr>
+        <w:t xml:space="preserve">Choose two useful item traits for </w:t>
+      </w:r>
+      <w:r>
+        <w:rPr>
+          <w:b/>
+        </w:rPr>
+        <w:t>similarity</w:t>
+      </w:r>
+      <w:r>
+        <w:rPr>
+          <w:b w:val="0"/>
+        </w:rPr>
+        <w:t xml:space="preserve">-based sorting and explain why each deserves its </w:t>
+      </w:r>
+      <w:r>
+        <w:rPr>
+          <w:b/>
+        </w:rPr>
+        <w:t>weight</w:t>
+      </w:r>
+      <w:r>
+        <w:rPr>
+          <w:b w:val="0"/>
+        </w:rPr>
+        <w:t>.</w:t>
+      </w:r>
+    </w:p>
+    <w:p>
+      <w:pPr>
+        <w:spacing w:line="336" w:lineRule="auto" w:after="180"/>
+      </w:pPr>
+      <w:r>
+        <w:rPr>
+          <w:b w:val="0"/>
+        </w:rPr>
+        <w:t xml:space="preserve">The project change and </w:t>
+      </w:r>
+      <w:r>
+        <w:rPr>
+          <w:b/>
+        </w:rPr>
+        <w:t>evidence</w:t>
+      </w:r>
+      <w:r>
+        <w:rPr>
+          <w:b w:val="0"/>
+        </w:rPr>
+        <w:t xml:space="preserve"> I will keep</w:t>
       </w:r>
     </w:p>
     <w:p>
@@ -697,11 +969,54 @@
     </w:p>
     <w:p>
       <w:r>
-        <w:t>I can explain the mechanism. I can show evidence. I can handle a changed case. I can name a limit. Mark each as not yet, with help or independently, and attach supporting work.</w:t>
-      </w:r>
-    </w:p>
-    <w:p>
-      <w:r>
+        <w:t>Judge explanation, evidence, transfer and limits separately; attach the work behind your judgement.</w:t>
+      </w:r>
+    </w:p>
+    <w:p>
+      <w:pPr>
+        <w:pStyle w:val="ListBullet"/>
+      </w:pPr>
+      <w:r>
+        <w:t>I can explain the mechanism.</w:t>
+      </w:r>
+    </w:p>
+    <w:p>
+      <w:pPr>
+        <w:pStyle w:val="ListBullet"/>
+      </w:pPr>
+      <w:r>
+        <w:t>I can show evidence.</w:t>
+      </w:r>
+    </w:p>
+    <w:p>
+      <w:pPr>
+        <w:pStyle w:val="ListBullet"/>
+      </w:pPr>
+      <w:r>
+        <w:t>I can handle a changed case.</w:t>
+      </w:r>
+    </w:p>
+    <w:p>
+      <w:pPr>
+        <w:pStyle w:val="ListBullet"/>
+      </w:pPr>
+      <w:r>
+        <w:t>I can name a limit.</w:t>
+      </w:r>
+    </w:p>
+    <w:p>
+      <w:r>
+        <w:t>Mark each as not yet, with help or independently, and attach supporting work.</w:t>
+      </w:r>
+    </w:p>
+    <w:p>
+      <w:pPr>
+        <w:spacing w:line="336" w:lineRule="auto" w:after="180"/>
+      </w:pPr>
+      <w:r>
+        <w:rPr>
+          <w:b w:val="0"/>
+        </w:rPr>
         <w:t>Teacher review ____________________  Next step ____________________</w:t>
       </w:r>
     </w:p>
@@ -715,6 +1030,17 @@
     </w:p>
     <w:p>
       <w:r>
+        <w:t>Use this earlier case as transfer practice. A case already discussed with feedback is not fresh assessment evidence.</w:t>
+      </w:r>
+    </w:p>
+    <w:p>
+      <w:pPr>
+        <w:spacing w:line="336" w:lineRule="auto" w:after="180"/>
+      </w:pPr>
+      <w:r>
+        <w:rPr>
+          <w:b w:val="0"/>
+        </w:rPr>
         <w:t>A reader wants mystery and short books. A has both traits, B only mystery, C only short. Score one point per matching trait. The reader now says short is essential. Explain how the decision should change.</w:t>
       </w:r>
     </w:p>
@@ -762,7 +1088,13 @@
       </w:r>
     </w:p>
     <w:p>
-      <w:r>
+      <w:pPr>
+        <w:spacing w:line="336" w:lineRule="auto" w:after="180"/>
+      </w:pPr>
+      <w:r>
+        <w:rPr>
+          <w:b w:val="0"/>
+        </w:rPr>
         <w:t>Record support used: none, hint or teacher explanation.</w:t>
       </w:r>
     </w:p>
@@ -776,7 +1108,42 @@
     </w:p>
     <w:p>
       <w:r>
-        <w:t>For the red round smooth target and candidates A, B and C in the lesson, record the colour, shape and texture contributions under one point per match. Give each total and identify every highest scoring candidate.</w:t>
+        <w:t>Show the contributions before the total. Apply the supplied Similarity facts and keep your reasoning.</w:t>
+      </w:r>
+    </w:p>
+    <w:p>
+      <w:pPr>
+        <w:spacing w:line="336" w:lineRule="auto" w:after="180"/>
+      </w:pPr>
+      <w:r>
+        <w:rPr>
+          <w:b w:val="0"/>
+        </w:rPr>
+        <w:t xml:space="preserve">For the red round smooth target and </w:t>
+      </w:r>
+      <w:r>
+        <w:rPr>
+          <w:b/>
+        </w:rPr>
+        <w:t>candidate</w:t>
+      </w:r>
+      <w:r>
+        <w:rPr>
+          <w:b w:val="0"/>
+        </w:rPr>
+        <w:t xml:space="preserve">s A, B and C in the lesson, record the colour, shape and texture contributions under one point per match. Give each total and identify every highest scoring </w:t>
+      </w:r>
+      <w:r>
+        <w:rPr>
+          <w:b/>
+        </w:rPr>
+        <w:t>candidate</w:t>
+      </w:r>
+      <w:r>
+        <w:rPr>
+          <w:b w:val="0"/>
+        </w:rPr>
+        <w:t>.</w:t>
       </w:r>
     </w:p>
     <w:p>
@@ -827,7 +1194,30 @@
     </w:p>
     <w:p>
       <w:r>
-        <w:t>Keep the same target and candidates but make texture worth 3 points, with colour and shape worth 1 each. Recalculate A, B and C. Explain what changed and what stayed the same.</w:t>
+        <w:t>Explain a changed winner. Apply the supplied Similarity facts and keep your reasoning.</w:t>
+      </w:r>
+    </w:p>
+    <w:p>
+      <w:pPr>
+        <w:spacing w:line="336" w:lineRule="auto" w:after="180"/>
+      </w:pPr>
+      <w:r>
+        <w:rPr>
+          <w:b w:val="0"/>
+        </w:rPr>
+        <w:t xml:space="preserve">Keep the same target and </w:t>
+      </w:r>
+      <w:r>
+        <w:rPr>
+          <w:b/>
+        </w:rPr>
+        <w:t>candidate</w:t>
+      </w:r>
+      <w:r>
+        <w:rPr>
+          <w:b w:val="0"/>
+        </w:rPr>
+        <w:t>s but make texture worth 3 points, with colour and shape worth 1 each. Recalculate A, B and C. Explain what changed and what stayed the same.</w:t>
       </w:r>
     </w:p>
     <w:p>
@@ -878,7 +1268,35 @@
     </w:p>
     <w:p>
       <w:r>
-        <w:t>Candidate E is red and round but its texture is missing. A learner assigns zero for texture and declares E fully scored. Apply our classroom policy. State the known contributions, the missing information and what must happen before a final ranking.</w:t>
+        <w:t>Keep unknown separate from different. Apply the supplied Similarity facts and keep your reasoning.</w:t>
+      </w:r>
+    </w:p>
+    <w:p>
+      <w:pPr>
+        <w:spacing w:line="336" w:lineRule="auto" w:after="180"/>
+      </w:pPr>
+      <w:r>
+        <w:rPr>
+          <w:b/>
+        </w:rPr>
+        <w:t>Candidate</w:t>
+      </w:r>
+      <w:r>
+        <w:rPr>
+          <w:b w:val="0"/>
+        </w:rPr>
+        <w:t xml:space="preserve"> E is red and round but its texture is missing. A learner assigns zero for texture and declares E fully scored. Apply our classroom policy.</w:t>
+      </w:r>
+    </w:p>
+    <w:p>
+      <w:pPr>
+        <w:spacing w:line="336" w:lineRule="auto" w:after="180"/>
+      </w:pPr>
+      <w:r>
+        <w:rPr>
+          <w:b w:val="0"/>
+        </w:rPr>
+        <w:t>State the known contributions, the missing information and what must happen before a final ranking.</w:t>
       </w:r>
     </w:p>
     <w:p>
@@ -929,7 +1347,53 @@
     </w:p>
     <w:p>
       <w:r>
-        <w:t>A target book has topic space, format comic and language English. Candidates are J: space, prose, English; K: animals, comic, English; L: space, comic, Spanish. Give 1 point per exact match and return all tied highest scorers. Then make topic worth 3 points while keeping the other weights at 1. Report both sets of totals and winners. Explain why a winner may still fail a requirement to read English.</w:t>
+        <w:t>Attempt before feedback. If this repeats the selected independent case, reuse that first attempt; otherwise keep a separate record. Transfer the comparison to books. Apply the supplied Similarity facts and keep your reasoning.</w:t>
+      </w:r>
+    </w:p>
+    <w:p>
+      <w:pPr>
+        <w:spacing w:line="336" w:lineRule="auto" w:after="180"/>
+      </w:pPr>
+      <w:r>
+        <w:rPr>
+          <w:b w:val="0"/>
+        </w:rPr>
+        <w:t xml:space="preserve">A target book has topic space, format comic and language English. </w:t>
+      </w:r>
+      <w:r>
+        <w:rPr>
+          <w:b/>
+        </w:rPr>
+        <w:t>Candidate</w:t>
+      </w:r>
+      <w:r>
+        <w:rPr>
+          <w:b w:val="0"/>
+        </w:rPr>
+        <w:t>s are J: space, prose, English; K: animals, comic, English; L: space, comic, Spanish. Give 1 point per exact match and return all tied highest scorers.</w:t>
+      </w:r>
+    </w:p>
+    <w:p>
+      <w:pPr>
+        <w:spacing w:line="336" w:lineRule="auto" w:after="180"/>
+      </w:pPr>
+      <w:r>
+        <w:rPr>
+          <w:b w:val="0"/>
+        </w:rPr>
+        <w:t xml:space="preserve">Then make topic worth 3 points while keeping the other </w:t>
+      </w:r>
+      <w:r>
+        <w:rPr>
+          <w:b/>
+        </w:rPr>
+        <w:t>weight</w:t>
+      </w:r>
+      <w:r>
+        <w:rPr>
+          <w:b w:val="0"/>
+        </w:rPr>
+        <w:t>s at 1. Report both sets of totals and winners. Explain why a winner may still fail a requirement to read English.</w:t>
       </w:r>
     </w:p>
     <w:p>
@@ -990,7 +1454,41 @@
     </w:p>
     <w:p>
       <w:r>
-        <w:t>A designer adds a second colour column that copies the first and gives both columns one point. They say no feature has been given extra importance because every column has equal weight. Explain the problem and propose a clearer rule.</w:t>
+        <w:t>Notice an accidental extra weight. Apply the supplied Similarity facts and keep your reasoning.</w:t>
+      </w:r>
+    </w:p>
+    <w:p>
+      <w:pPr>
+        <w:spacing w:line="336" w:lineRule="auto" w:after="180"/>
+      </w:pPr>
+      <w:r>
+        <w:rPr>
+          <w:b w:val="0"/>
+        </w:rPr>
+        <w:t xml:space="preserve">A designer adds a second colour column that copies the first and gives both columns one point. They say no feature has been given extra importance because every column has equal </w:t>
+      </w:r>
+      <w:r>
+        <w:rPr>
+          <w:b/>
+        </w:rPr>
+        <w:t>weight</w:t>
+      </w:r>
+      <w:r>
+        <w:rPr>
+          <w:b w:val="0"/>
+        </w:rPr>
+        <w:t>.</w:t>
+      </w:r>
+    </w:p>
+    <w:p>
+      <w:pPr>
+        <w:spacing w:line="336" w:lineRule="auto" w:after="180"/>
+      </w:pPr>
+      <w:r>
+        <w:rPr>
+          <w:b w:val="0"/>
+        </w:rPr>
+        <w:t>Explain the problem and propose a clearer rule.</w:t>
       </w:r>
     </w:p>
     <w:p>
@@ -1037,6 +1535,11 @@
       </w:pPr>
       <w:r>
         <w:t>17. Feedback, return check and learning record</w:t>
+      </w:r>
+    </w:p>
+    <w:p>
+      <w:r>
+        <w:t>Record the first repaired step and a different case to revisit after a delay.</w:t>
       </w:r>
     </w:p>
     <w:tbl>
@@ -1176,7 +1679,13 @@
       </w:tr>
     </w:tbl>
     <w:p>
-      <w:r>
+      <w:pPr>
+        <w:spacing w:line="336" w:lineRule="auto" w:after="180"/>
+      </w:pPr>
+      <w:r>
+        <w:rPr>
+          <w:b w:val="0"/>
+        </w:rPr>
         <w:t>Revisit this idea with your teacher after a delay. Familiarity is different from explaining and using it on a changed case.</w:t>
       </w:r>
     </w:p>
@@ -1190,21 +1699,74 @@
     </w:p>
     <w:p>
       <w:r>
-        <w:t>A fictional craft-card matcher compares each candidate with a target.</w:t>
-      </w:r>
-    </w:p>
-    <w:p>
-      <w:r>
+        <w:t>A fictional craft-card matcher compares each candidate with a target. Explain the labelled step before checking the changed condition.</w:t>
+      </w:r>
+    </w:p>
+    <w:p>
+      <w:pPr>
+        <w:spacing w:line="336" w:lineRule="auto" w:after="180"/>
+      </w:pPr>
+      <w:r>
+        <w:rPr>
+          <w:b w:val="0"/>
+        </w:rPr>
+        <w:t xml:space="preserve">A fictional craft-card matcher compares each </w:t>
+      </w:r>
+      <w:r>
+        <w:rPr>
+          <w:b/>
+        </w:rPr>
+        <w:t>candidate</w:t>
+      </w:r>
+      <w:r>
+        <w:rPr>
+          <w:b w:val="0"/>
+        </w:rPr>
+        <w:t xml:space="preserve"> with a target.</w:t>
+      </w:r>
+    </w:p>
+    <w:p>
+      <w:pPr>
+        <w:spacing w:line="336" w:lineRule="auto" w:after="180"/>
+      </w:pPr>
+      <w:r>
+        <w:rPr>
+          <w:b w:val="0"/>
+        </w:rPr>
         <w:t>Target: red, round, smooth. A: red,square,smooth. B: blue,round,smooth. C: red,round,rough.</w:t>
       </w:r>
     </w:p>
     <w:p>
-      <w:r>
-        <w:t>Initially each exact feature match scores 1; return all highest scorers.</w:t>
-      </w:r>
-    </w:p>
-    <w:p>
-      <w:r>
+      <w:pPr>
+        <w:spacing w:line="336" w:lineRule="auto" w:after="180"/>
+      </w:pPr>
+      <w:r>
+        <w:rPr>
+          <w:b w:val="0"/>
+        </w:rPr>
+        <w:t xml:space="preserve">Initially each exact </w:t>
+      </w:r>
+      <w:r>
+        <w:rPr>
+          <w:b/>
+        </w:rPr>
+        <w:t>feature match</w:t>
+      </w:r>
+      <w:r>
+        <w:rPr>
+          <w:b w:val="0"/>
+        </w:rPr>
+        <w:t xml:space="preserve"> scores 1; return all highest scorers.</w:t>
+      </w:r>
+    </w:p>
+    <w:p>
+      <w:pPr>
+        <w:spacing w:line="336" w:lineRule="auto" w:after="180"/>
+      </w:pPr>
+      <w:r>
+        <w:rPr>
+          <w:b w:val="0"/>
+        </w:rPr>
         <w:t>For the second comparison only, colour and shape matches score 1 each and a texture match scores 3.</w:t>
       </w:r>
     </w:p>
@@ -1281,7 +1843,13 @@
       </w:r>
     </w:p>
     <w:p>
-      <w:r>
+      <w:pPr>
+        <w:spacing w:line="336" w:lineRule="auto" w:after="180"/>
+      </w:pPr>
+      <w:r>
+        <w:rPr>
+          <w:b w:val="0"/>
+        </w:rPr>
         <w:t>Point to the matches supporting C’s new score and explain why there is no tie.</w:t>
       </w:r>
     </w:p>
@@ -1324,13 +1892,70 @@
       </w:r>
     </w:p>
     <w:p>
-      <w:r>
-        <w:t>Support used: alone / hint / worked example. This record is practice evidence.</w:t>
-      </w:r>
-    </w:p>
-    <w:p>
-      <w:r>
-        <w:t>Project connection: Declare sorter similarity features, weights and tie behavior before using scores to explain recommendations.</w:t>
+      <w:pPr>
+        <w:pStyle w:val="Heading3"/>
+      </w:pPr>
+      <w:r>
+        <w:t>Record the help used</w:t>
+      </w:r>
+    </w:p>
+    <w:p>
+      <w:pPr>
+        <w:spacing w:line="336" w:lineRule="auto" w:after="180"/>
+        <w:shd w:fill="F1F6F8"/>
+      </w:pPr>
+      <w:r>
+        <w:rPr>
+          <w:b w:val="0"/>
+        </w:rPr>
+        <w:t xml:space="preserve">Support used: alone / hint / worked example. This record is practice </w:t>
+      </w:r>
+      <w:r>
+        <w:rPr>
+          <w:b/>
+        </w:rPr>
+        <w:t>evidence</w:t>
+      </w:r>
+      <w:r>
+        <w:rPr>
+          <w:b w:val="0"/>
+        </w:rPr>
+        <w:t>.</w:t>
+      </w:r>
+    </w:p>
+    <w:p>
+      <w:pPr>
+        <w:spacing w:line="336" w:lineRule="auto" w:after="180"/>
+      </w:pPr>
+      <w:r>
+        <w:rPr>
+          <w:b w:val="0"/>
+        </w:rPr>
+        <w:t xml:space="preserve">Project connection: Declare sorter </w:t>
+      </w:r>
+      <w:r>
+        <w:rPr>
+          <w:b/>
+        </w:rPr>
+        <w:t>similarity</w:t>
+      </w:r>
+      <w:r>
+        <w:rPr>
+          <w:b w:val="0"/>
+        </w:rPr>
+        <w:t xml:space="preserve"> features, </w:t>
+      </w:r>
+      <w:r>
+        <w:rPr>
+          <w:b/>
+        </w:rPr>
+        <w:t>weight</w:t>
+      </w:r>
+      <w:r>
+        <w:rPr>
+          <w:b w:val="0"/>
+        </w:rPr>
+        <w:t>s and tie behavior before using scores to explain recommendations.</w:t>
       </w:r>
     </w:p>
     <w:p>
@@ -1343,17 +1968,64 @@
     </w:p>
     <w:p>
       <w:r>
+        <w:t>Keep this week’s input, deciding step, result and limit together in the Helpful Classroom Sorter record.</w:t>
+      </w:r>
+    </w:p>
+    <w:p>
+      <w:pPr>
+        <w:spacing w:line="336" w:lineRule="auto" w:after="180"/>
+      </w:pPr>
+      <w:r>
+        <w:rPr>
+          <w:b w:val="0"/>
+        </w:rPr>
         <w:t>Project: Helpful Classroom Sorter</w:t>
       </w:r>
     </w:p>
     <w:p>
-      <w:r>
+      <w:pPr>
+        <w:spacing w:line="336" w:lineRule="auto" w:after="180"/>
+      </w:pPr>
+      <w:r>
+        <w:rPr>
+          <w:b w:val="0"/>
+        </w:rPr>
         <w:t>Current milestone: Evaluate and revise. Compare with your starting method, explain errors and record a justified revision.</w:t>
       </w:r>
     </w:p>
     <w:p>
-      <w:r>
-        <w:t>Declare sorter similarity features, weights and tie behavior before using scores to explain recommendations.</w:t>
+      <w:pPr>
+        <w:spacing w:line="336" w:lineRule="auto" w:after="180"/>
+      </w:pPr>
+      <w:r>
+        <w:rPr>
+          <w:b w:val="0"/>
+        </w:rPr>
+        <w:t xml:space="preserve">Declare sorter </w:t>
+      </w:r>
+      <w:r>
+        <w:rPr>
+          <w:b/>
+        </w:rPr>
+        <w:t>similarity</w:t>
+      </w:r>
+      <w:r>
+        <w:rPr>
+          <w:b w:val="0"/>
+        </w:rPr>
+        <w:t xml:space="preserve"> features, </w:t>
+      </w:r>
+      <w:r>
+        <w:rPr>
+          <w:b/>
+        </w:rPr>
+        <w:t>weight</w:t>
+      </w:r>
+      <w:r>
+        <w:rPr>
+          <w:b w:val="0"/>
+        </w:rPr>
+        <w:t>s and tie behavior before using scores to explain recommendations.</w:t>
       </w:r>
     </w:p>
     <w:tbl>
@@ -1515,12 +2187,41 @@
     </w:p>
     <w:p>
       <w:r>
+        <w:t>Try the supported questions before comparing with hints and feedback. Record what you repaired and the evidence you retained.</w:t>
+      </w:r>
+    </w:p>
+    <w:p>
+      <w:pPr>
+        <w:spacing w:line="336" w:lineRule="auto" w:after="180"/>
+      </w:pPr>
+      <w:r>
+        <w:rPr>
+          <w:b w:val="0"/>
+        </w:rPr>
         <w:t>Use this supported practice once, in the browser or on paper. Keep the reserved independent assessment for a separate first attempt before teacher feedback.</w:t>
       </w:r>
     </w:p>
     <w:p>
-      <w:r>
-        <w:t>A fictional craft-card matcher compares each candidate with a target.</w:t>
+      <w:pPr>
+        <w:spacing w:line="336" w:lineRule="auto" w:after="180"/>
+      </w:pPr>
+      <w:r>
+        <w:rPr>
+          <w:b w:val="0"/>
+        </w:rPr>
+        <w:t xml:space="preserve">A fictional craft-card matcher compares each </w:t>
+      </w:r>
+      <w:r>
+        <w:rPr>
+          <w:b/>
+        </w:rPr>
+        <w:t>candidate</w:t>
+      </w:r>
+      <w:r>
+        <w:rPr>
+          <w:b w:val="0"/>
+        </w:rPr>
+        <w:t xml:space="preserve"> with a target.</w:t>
       </w:r>
     </w:p>
     <w:p>
@@ -1532,28 +2233,86 @@
       </w:r>
     </w:p>
     <w:p>
-      <w:r>
+      <w:pPr>
+        <w:spacing w:line="336" w:lineRule="auto" w:after="180"/>
+      </w:pPr>
+      <w:r>
+        <w:rPr>
+          <w:b w:val="0"/>
+        </w:rPr>
         <w:t>Which labelled step matches this detail? New scores A=4, B=4, C=2; A and B remain tied.</w:t>
       </w:r>
     </w:p>
     <w:p>
-      <w:r>
+      <w:pPr>
+        <w:spacing w:line="336" w:lineRule="auto" w:after="180"/>
+        <w:shd w:fill="F4F9FC"/>
+      </w:pPr>
+      <w:r>
+        <w:rPr>
+          <w:b w:val="0"/>
+        </w:rPr>
         <w:t>1. Target features</w:t>
       </w:r>
     </w:p>
     <w:p>
-      <w:r>
+      <w:pPr>
+        <w:spacing w:line="336" w:lineRule="auto" w:after="180"/>
+        <w:shd w:fill="F4F9FC"/>
+      </w:pPr>
+      <w:r>
+        <w:rPr>
+          <w:b w:val="0"/>
+        </w:rPr>
         <w:t>2. Initial result</w:t>
       </w:r>
     </w:p>
     <w:p>
-      <w:r>
-        <w:t>3. Texture weight 3</w:t>
-      </w:r>
-    </w:p>
-    <w:p>
-      <w:r>
-        <w:t>4. Equal weights</w:t>
+      <w:pPr>
+        <w:spacing w:line="336" w:lineRule="auto" w:after="180"/>
+        <w:shd w:fill="F4F9FC"/>
+      </w:pPr>
+      <w:r>
+        <w:rPr>
+          <w:b w:val="0"/>
+        </w:rPr>
+        <w:t xml:space="preserve">3. Texture </w:t>
+      </w:r>
+      <w:r>
+        <w:rPr>
+          <w:b/>
+        </w:rPr>
+        <w:t>weight</w:t>
+      </w:r>
+      <w:r>
+        <w:rPr>
+          <w:b w:val="0"/>
+        </w:rPr>
+        <w:t xml:space="preserve"> 3</w:t>
+      </w:r>
+    </w:p>
+    <w:p>
+      <w:pPr>
+        <w:spacing w:line="336" w:lineRule="auto" w:after="180"/>
+        <w:shd w:fill="F4F9FC"/>
+      </w:pPr>
+      <w:r>
+        <w:rPr>
+          <w:b w:val="0"/>
+        </w:rPr>
+        <w:t xml:space="preserve">4. Equal </w:t>
+      </w:r>
+      <w:r>
+        <w:rPr>
+          <w:b/>
+        </w:rPr>
+        <w:t>weight</w:t>
+      </w:r>
+      <w:r>
+        <w:rPr>
+          <w:b w:val="0"/>
+        </w:rPr>
+        <w:t>s</w:t>
       </w:r>
     </w:p>
     <w:p>
@@ -1590,40 +2349,214 @@
       </w:r>
     </w:p>
     <w:p>
-      <w:r>
+      <w:pPr>
+        <w:pStyle w:val="Heading3"/>
+      </w:pPr>
+      <w:r>
+        <w:t>Hint · try first</w:t>
+      </w:r>
+    </w:p>
+    <w:p>
+      <w:pPr>
+        <w:spacing w:line="336" w:lineRule="auto" w:after="180"/>
+        <w:shd w:fill="F1F6F8"/>
+      </w:pPr>
+      <w:r>
+        <w:rPr>
+          <w:b w:val="0"/>
+        </w:rPr>
         <w:t>Hint if needed: Read the steps in the pictorial case. Match the supplied detail to the stage that performs or records it.</w:t>
       </w:r>
     </w:p>
     <w:p>
-      <w:r>
-        <w:t>After your attempt, compare with the supported explanation: Texture weight 3 New scores A=4, B=4, C=2; A and B remain tied. Similarity is defined by the chosen representation and weights. The cards did not change when texture gained weight; the comparison rule did. Two high scores need not mean two identical cards. A complete rule also says what to do with tied scores, rather than choosing whichever appears first by accident.</w:t>
-      </w:r>
-    </w:p>
-    <w:p>
       <w:pPr>
         <w:pStyle w:val="Heading3"/>
       </w:pPr>
       <w:r>
+        <w:t>Feedback · compare after trying</w:t>
+      </w:r>
+    </w:p>
+    <w:p>
+      <w:pPr>
+        <w:spacing w:line="336" w:lineRule="auto" w:after="180"/>
+        <w:shd w:fill="F1F6FC"/>
+      </w:pPr>
+      <w:r>
+        <w:rPr>
+          <w:b w:val="0"/>
+        </w:rPr>
+        <w:t xml:space="preserve">After your attempt, compare with the supported explanation: Texture </w:t>
+      </w:r>
+      <w:r>
+        <w:rPr>
+          <w:b/>
+        </w:rPr>
+        <w:t>weight</w:t>
+      </w:r>
+      <w:r>
+        <w:rPr>
+          <w:b w:val="0"/>
+        </w:rPr>
+        <w:t xml:space="preserve"> 3 New scores A=4, B=4, C=2; A and B remain tied. </w:t>
+      </w:r>
+      <w:r>
+        <w:rPr>
+          <w:b/>
+        </w:rPr>
+        <w:t>Similarity</w:t>
+      </w:r>
+      <w:r>
+        <w:rPr>
+          <w:b w:val="0"/>
+        </w:rPr>
+        <w:t xml:space="preserve"> is defined by the chosen representation and </w:t>
+      </w:r>
+      <w:r>
+        <w:rPr>
+          <w:b/>
+        </w:rPr>
+        <w:t>weight</w:t>
+      </w:r>
+      <w:r>
+        <w:rPr>
+          <w:b w:val="0"/>
+        </w:rPr>
+        <w:t>s.</w:t>
+      </w:r>
+    </w:p>
+    <w:p>
+      <w:pPr>
+        <w:spacing w:line="336" w:lineRule="auto" w:after="180"/>
+        <w:shd w:fill="F1F6FC"/>
+      </w:pPr>
+      <w:r>
+        <w:rPr>
+          <w:b w:val="0"/>
+        </w:rPr>
+        <w:t xml:space="preserve">The cards did not change when texture gained </w:t>
+      </w:r>
+      <w:r>
+        <w:rPr>
+          <w:b/>
+        </w:rPr>
+        <w:t>weight</w:t>
+      </w:r>
+      <w:r>
+        <w:rPr>
+          <w:b w:val="0"/>
+        </w:rPr>
+        <w:t>; the comparison rule did. Two high scores need not mean two identical cards.</w:t>
+      </w:r>
+    </w:p>
+    <w:p>
+      <w:pPr>
+        <w:spacing w:line="336" w:lineRule="auto" w:after="180"/>
+        <w:shd w:fill="F1F6FC"/>
+      </w:pPr>
+      <w:r>
+        <w:rPr>
+          <w:b w:val="0"/>
+        </w:rPr>
+        <w:t>A complete rule also says what to do with tied scores, rather than choosing whichever appears first by accident.</w:t>
+      </w:r>
+    </w:p>
+    <w:p>
+      <w:pPr>
+        <w:pStyle w:val="Heading3"/>
+      </w:pPr>
+      <w:r>
         <w:t>Practice 2: explain the deciding evidence</w:t>
       </w:r>
     </w:p>
     <w:p>
-      <w:r>
-        <w:t>Changed-case practice: Keep original weights but change the target texture to rough. Which conclusion is supported by the supplied facts?</w:t>
-      </w:r>
-    </w:p>
-    <w:p>
-      <w:r>
-        <w:t>1. We can decide the result without examining the changed input or the procedure.</w:t>
-      </w:r>
-    </w:p>
-    <w:p>
-      <w:r>
-        <w:t>2. This one example guarantees correct results for every future input.</w:t>
-      </w:r>
-    </w:p>
-    <w:p>
-      <w:r>
+      <w:pPr>
+        <w:pStyle w:val="Heading3"/>
+      </w:pPr>
+      <w:r>
+        <w:t>Changed case · predict first</w:t>
+      </w:r>
+    </w:p>
+    <w:p>
+      <w:pPr>
+        <w:spacing w:line="336" w:lineRule="auto" w:after="180"/>
+        <w:shd w:fill="F5F1FB"/>
+      </w:pPr>
+      <w:r>
+        <w:rPr>
+          <w:b w:val="0"/>
+        </w:rPr>
+        <w:t xml:space="preserve">Changed-case practice: Keep original </w:t>
+      </w:r>
+      <w:r>
+        <w:rPr>
+          <w:b/>
+        </w:rPr>
+        <w:t>weight</w:t>
+      </w:r>
+      <w:r>
+        <w:rPr>
+          <w:b w:val="0"/>
+        </w:rPr>
+        <w:t>s but change the target texture to rough. Which conclusion is supported by the supplied facts?</w:t>
+      </w:r>
+    </w:p>
+    <w:p>
+      <w:pPr>
+        <w:spacing w:line="336" w:lineRule="auto" w:after="180"/>
+        <w:shd w:fill="F4F9FC"/>
+      </w:pPr>
+      <w:r>
+        <w:rPr>
+          <w:b w:val="0"/>
+        </w:rPr>
+        <w:t xml:space="preserve">1. We can decide the result without examining the changed </w:t>
+      </w:r>
+      <w:r>
+        <w:rPr>
+          <w:b/>
+        </w:rPr>
+        <w:t>input</w:t>
+      </w:r>
+      <w:r>
+        <w:rPr>
+          <w:b w:val="0"/>
+        </w:rPr>
+        <w:t xml:space="preserve"> or the procedure.</w:t>
+      </w:r>
+    </w:p>
+    <w:p>
+      <w:pPr>
+        <w:spacing w:line="336" w:lineRule="auto" w:after="180"/>
+        <w:shd w:fill="F4F9FC"/>
+      </w:pPr>
+      <w:r>
+        <w:rPr>
+          <w:b w:val="0"/>
+        </w:rPr>
+        <w:t xml:space="preserve">2. This one example guarantees correct results for every future </w:t>
+      </w:r>
+      <w:r>
+        <w:rPr>
+          <w:b/>
+        </w:rPr>
+        <w:t>input</w:t>
+      </w:r>
+      <w:r>
+        <w:rPr>
+          <w:b w:val="0"/>
+        </w:rPr>
+        <w:t>.</w:t>
+      </w:r>
+    </w:p>
+    <w:p>
+      <w:pPr>
+        <w:spacing w:line="336" w:lineRule="auto" w:after="180"/>
+        <w:shd w:fill="F4F9FC"/>
+      </w:pPr>
+      <w:r>
+        <w:rPr>
+          <w:b w:val="0"/>
+        </w:rPr>
         <w:t>3. C scores 3; A and B each score 1.</w:t>
       </w:r>
     </w:p>
@@ -1661,12 +2594,42 @@
       </w:r>
     </w:p>
     <w:p>
-      <w:r>
+      <w:pPr>
+        <w:pStyle w:val="Heading3"/>
+      </w:pPr>
+      <w:r>
+        <w:t>Hint · try first</w:t>
+      </w:r>
+    </w:p>
+    <w:p>
+      <w:pPr>
+        <w:spacing w:line="336" w:lineRule="auto" w:after="180"/>
+        <w:shd w:fill="F1F6F8"/>
+      </w:pPr>
+      <w:r>
+        <w:rPr>
+          <w:b w:val="0"/>
+        </w:rPr>
         <w:t>Hint if needed: Use the changed condition and the deciding step in the pictorial trace. The answer must say what follows from those facts.</w:t>
       </w:r>
     </w:p>
     <w:p>
-      <w:r>
+      <w:pPr>
+        <w:pStyle w:val="Heading3"/>
+      </w:pPr>
+      <w:r>
+        <w:t>Feedback · compare after trying</w:t>
+      </w:r>
+    </w:p>
+    <w:p>
+      <w:pPr>
+        <w:spacing w:line="336" w:lineRule="auto" w:after="180"/>
+        <w:shd w:fill="F1F6FC"/>
+      </w:pPr>
+      <w:r>
+        <w:rPr>
+          <w:b w:val="0"/>
+        </w:rPr>
         <w:t>After your attempt, compare with the supported explanation: C scores 3; A and B each score 1. C now matches all three target features; the others lose their smooth-texture match.</w:t>
       </w:r>
     </w:p>
@@ -1679,18 +2642,153 @@
       </w:r>
     </w:p>
     <w:p>
-      <w:r>
-        <w:t>Review Confidence Is Not Correctness (ai-1/18). Goal: Distinguish a confidence claim from evidence that a prediction was correct. Short practice: Was the unknown label guaranteed correct because its confidence was 80%?. Return to this week and explain what you changed.</w:t>
-      </w:r>
-    </w:p>
-    <w:p>
-      <w:r>
-        <w:t>Review Boundaries and 'Not Sure' (ai-1/16). Goal: Identify a specific source of uncertainty and explain how it affects a prediction. Short practice: Which original block needs a better width before accepting or rejecting it? What should the reviewer do?. Return to this week and explain what you changed.</w:t>
-      </w:r>
-    </w:p>
-    <w:p>
-      <w:r>
-        <w:t>Review Learning from Examples (ai-1/13). Goal: Fit a threshold by tracing predictions and counting disagreements for every candidate. Short practice: Which new measured length would reveal disagreement between the candidates?. Return to this week and explain what you changed.</w:t>
+      <w:pPr>
+        <w:spacing w:line="336" w:lineRule="auto" w:after="180"/>
+      </w:pPr>
+      <w:r>
+        <w:rPr>
+          <w:b w:val="0"/>
+        </w:rPr>
+        <w:t xml:space="preserve">Review Confidence Is Not Correctness (ai-1/18). Goal: Distinguish a confidence claim from </w:t>
+      </w:r>
+      <w:r>
+        <w:rPr>
+          <w:b/>
+        </w:rPr>
+        <w:t>evidence</w:t>
+      </w:r>
+      <w:r>
+        <w:rPr>
+          <w:b w:val="0"/>
+        </w:rPr>
+        <w:t xml:space="preserve"> that a </w:t>
+      </w:r>
+      <w:r>
+        <w:rPr>
+          <w:b/>
+        </w:rPr>
+        <w:t>prediction</w:t>
+      </w:r>
+      <w:r>
+        <w:rPr>
+          <w:b w:val="0"/>
+        </w:rPr>
+        <w:t xml:space="preserve"> was correct. Short practice: Was the unknown label guaranteed correct because its confidence was </w:t>
+      </w:r>
+      <w:r>
+        <w:rPr>
+          <w:b/>
+        </w:rPr>
+        <w:t>80%</w:t>
+      </w:r>
+      <w:r>
+        <w:rPr>
+          <w:b w:val="0"/>
+        </w:rPr>
+        <w:t>?.</w:t>
+      </w:r>
+    </w:p>
+    <w:p>
+      <w:pPr>
+        <w:spacing w:line="336" w:lineRule="auto" w:after="180"/>
+      </w:pPr>
+      <w:r>
+        <w:rPr>
+          <w:b w:val="0"/>
+        </w:rPr>
+        <w:t>Return to this week and explain what you changed.</w:t>
+      </w:r>
+    </w:p>
+    <w:p>
+      <w:pPr>
+        <w:spacing w:line="336" w:lineRule="auto" w:after="180"/>
+      </w:pPr>
+      <w:r>
+        <w:rPr>
+          <w:b w:val="0"/>
+        </w:rPr>
+        <w:t xml:space="preserve">Review Boundaries and 'Not Sure' (ai-1/16). Goal: Identify a specific source of uncertainty and explain how it affects a </w:t>
+      </w:r>
+      <w:r>
+        <w:rPr>
+          <w:b/>
+        </w:rPr>
+        <w:t>prediction</w:t>
+      </w:r>
+      <w:r>
+        <w:rPr>
+          <w:b w:val="0"/>
+        </w:rPr>
+        <w:t>. Short practice: Which original block needs a better width before accepting or rejecting it?</w:t>
+      </w:r>
+    </w:p>
+    <w:p>
+      <w:pPr>
+        <w:spacing w:line="336" w:lineRule="auto" w:after="180"/>
+      </w:pPr>
+      <w:r>
+        <w:rPr>
+          <w:b w:val="0"/>
+        </w:rPr>
+        <w:t>What should the reviewer do?. Return to this week and explain what you changed.</w:t>
+      </w:r>
+    </w:p>
+    <w:p>
+      <w:pPr>
+        <w:spacing w:line="336" w:lineRule="auto" w:after="180"/>
+      </w:pPr>
+      <w:r>
+        <w:rPr>
+          <w:b w:val="0"/>
+        </w:rPr>
+        <w:t xml:space="preserve">Review Learning from Examples (ai-1/13). Goal: Fit a threshold by tracing </w:t>
+      </w:r>
+      <w:r>
+        <w:rPr>
+          <w:b/>
+        </w:rPr>
+        <w:t>prediction</w:t>
+      </w:r>
+      <w:r>
+        <w:rPr>
+          <w:b w:val="0"/>
+        </w:rPr>
+        <w:t xml:space="preserve">s and counting disagreements for every </w:t>
+      </w:r>
+      <w:r>
+        <w:rPr>
+          <w:b/>
+        </w:rPr>
+        <w:t>candidate</w:t>
+      </w:r>
+      <w:r>
+        <w:rPr>
+          <w:b w:val="0"/>
+        </w:rPr>
+        <w:t xml:space="preserve">. Short practice: Which new measured length would reveal disagreement between the </w:t>
+      </w:r>
+      <w:r>
+        <w:rPr>
+          <w:b/>
+        </w:rPr>
+        <w:t>candidate</w:t>
+      </w:r>
+      <w:r>
+        <w:rPr>
+          <w:b w:val="0"/>
+        </w:rPr>
+        <w:t>s?.</w:t>
+      </w:r>
+    </w:p>
+    <w:p>
+      <w:pPr>
+        <w:spacing w:line="336" w:lineRule="auto" w:after="180"/>
+      </w:pPr>
+      <w:r>
+        <w:rPr>
+          <w:b w:val="0"/>
+        </w:rPr>
+        <w:t>Return to this week and explain what you changed.</w:t>
       </w:r>
     </w:p>
     <w:p>
@@ -1702,8 +2800,37 @@
       </w:r>
     </w:p>
     <w:p>
-      <w:r>
-        <w:t>Use Download completed work in the hosted lesson to export your answers, reflections, practice feedback and code-run evidence. Open the HTML copy to read or print it. Drafts stay in this browser when storage is available; clear drafts on a shared device.</w:t>
+      <w:pPr>
+        <w:spacing w:line="336" w:lineRule="auto" w:after="180"/>
+      </w:pPr>
+      <w:r>
+        <w:rPr>
+          <w:b w:val="0"/>
+        </w:rPr>
+        <w:t xml:space="preserve">Use Download completed work in the hosted lesson to export your answers, reflections, practice feedback and code-run </w:t>
+      </w:r>
+      <w:r>
+        <w:rPr>
+          <w:b/>
+        </w:rPr>
+        <w:t>evidence</w:t>
+      </w:r>
+      <w:r>
+        <w:rPr>
+          <w:b w:val="0"/>
+        </w:rPr>
+        <w:t>. Open the HTML copy to read or print it.</w:t>
+      </w:r>
+    </w:p>
+    <w:p>
+      <w:pPr>
+        <w:spacing w:line="336" w:lineRule="auto" w:after="180"/>
+      </w:pPr>
+      <w:r>
+        <w:rPr>
+          <w:b w:val="0"/>
+        </w:rPr>
+        <w:t>Drafts stay in this browser when storage is available; clear drafts on a shared device.</w:t>
       </w:r>
     </w:p>
     <w:p>
@@ -1717,6 +2844,879 @@
     <w:p>
       <w:r>
         <w:t>________________________________________________________________</w:t>
+      </w:r>
+    </w:p>
+    <w:p>
+      <w:r>
+        <w:t>________________________________________________________________</w:t>
+      </w:r>
+    </w:p>
+    <w:p>
+      <w:r>
+        <w:t>________________________________________________________________</w:t>
+      </w:r>
+    </w:p>
+    <w:p>
+      <w:r>
+        <w:t>________________________________________________________________</w:t>
+      </w:r>
+    </w:p>
+    <w:p>
+      <w:r>
+        <w:t>________________________________________________________________</w:t>
+      </w:r>
+    </w:p>
+    <w:p>
+      <w:pPr>
+        <w:pStyle w:val="Heading1"/>
+      </w:pPr>
+      <w:r>
+        <w:t>21. Visual concept journey</w:t>
+      </w:r>
+    </w:p>
+    <w:p>
+      <w:r>
+        <w:t>Explain each Similarity picture from its labels, then record a relevant limit.</w:t>
+      </w:r>
+    </w:p>
+    <w:p>
+      <w:pPr>
+        <w:pStyle w:val="Heading3"/>
+      </w:pPr>
+      <w:r>
+        <w:t>01. Similarity: the case</w:t>
+      </w:r>
+    </w:p>
+    <w:p>
+      <w:r>
+        <w:drawing>
+          <wp:inline xmlns:a="http://schemas.openxmlformats.org/drawingml/2006/main" xmlns:pic="http://schemas.openxmlformats.org/drawingml/2006/picture">
+            <wp:extent cx="5486400" cy="3438144"/>
+            <wp:docPr id="3" name="Picture 3" descr="A fictional craft-card matcher compares each candidate with a target. Supplied facts: Target: red, round, smooth. A: red,square,smooth. B: blue,round,smooth. C: red,round,rough. Initially each exact feature match scores 1; return all highest scorers. For the second comparison only, colour and shape matches score 1 each and a texture match scores 3."/>
+            <wp:cNvGraphicFramePr>
+              <a:graphicFrameLocks noChangeAspect="1"/>
+            </wp:cNvGraphicFramePr>
+            <a:graphic>
+              <a:graphicData uri="http://schemas.openxmlformats.org/drawingml/2006/picture">
+                <pic:pic>
+                  <pic:nvPicPr>
+                    <pic:cNvPr id="0" name="academy-story-ai-1-19-01.png"/>
+                    <pic:cNvPicPr/>
+                  </pic:nvPicPr>
+                  <pic:blipFill>
+                    <a:blip r:embed="rId11"/>
+                    <a:stretch>
+                      <a:fillRect/>
+                    </a:stretch>
+                  </pic:blipFill>
+                  <pic:spPr>
+                    <a:xfrm>
+                      <a:off x="0" y="0"/>
+                      <a:ext cx="5486400" cy="3438144"/>
+                    </a:xfrm>
+                    <a:prstGeom prst="rect"/>
+                  </pic:spPr>
+                </pic:pic>
+              </a:graphicData>
+            </a:graphic>
+          </wp:inline>
+        </w:drawing>
+      </w:r>
+    </w:p>
+    <w:p>
+      <w:pPr>
+        <w:spacing w:line="336" w:lineRule="auto" w:after="180"/>
+      </w:pPr>
+      <w:r>
+        <w:rPr>
+          <w:b w:val="0"/>
+        </w:rPr>
+        <w:t xml:space="preserve">A fictional craft-card matcher compares each </w:t>
+      </w:r>
+      <w:r>
+        <w:rPr>
+          <w:b/>
+        </w:rPr>
+        <w:t>candidate</w:t>
+      </w:r>
+      <w:r>
+        <w:rPr>
+          <w:b w:val="0"/>
+        </w:rPr>
+        <w:t xml:space="preserve"> with a target. Supplied facts: Target: red, round, smooth. A: red,square,smooth. B: blue,round,smooth. C: red,round,rough.</w:t>
+      </w:r>
+    </w:p>
+    <w:p>
+      <w:pPr>
+        <w:spacing w:line="336" w:lineRule="auto" w:after="180"/>
+      </w:pPr>
+      <w:r>
+        <w:rPr>
+          <w:b w:val="0"/>
+        </w:rPr>
+        <w:t xml:space="preserve">Initially each exact </w:t>
+      </w:r>
+      <w:r>
+        <w:rPr>
+          <w:b/>
+        </w:rPr>
+        <w:t>feature match</w:t>
+      </w:r>
+      <w:r>
+        <w:rPr>
+          <w:b w:val="0"/>
+        </w:rPr>
+        <w:t xml:space="preserve"> scores 1; return all highest scorers. For the second comparison only, colour and shape matches score 1 each and a texture match scores 3.</w:t>
+      </w:r>
+    </w:p>
+    <w:p>
+      <w:pPr>
+        <w:spacing w:line="336" w:lineRule="auto" w:after="180"/>
+        <w:shd w:fill="F5F1FB"/>
+      </w:pPr>
+      <w:r>
+        <w:rPr>
+          <w:b w:val="0"/>
+        </w:rPr>
+        <w:t>Point to the given fact that matters most. Explain why it matters.</w:t>
+      </w:r>
+    </w:p>
+    <w:p>
+      <w:pPr>
+        <w:pStyle w:val="Heading3"/>
+      </w:pPr>
+      <w:r>
+        <w:t>My picture explanation, deciding evidence and one limit</w:t>
+      </w:r>
+    </w:p>
+    <w:p>
+      <w:r>
+        <w:t>________________________________________________________________</w:t>
+      </w:r>
+    </w:p>
+    <w:p>
+      <w:r>
+        <w:t>________________________________________________________________</w:t>
+      </w:r>
+    </w:p>
+    <w:p>
+      <w:r>
+        <w:t>________________________________________________________________</w:t>
+      </w:r>
+    </w:p>
+    <w:p>
+      <w:r>
+        <w:t>________________________________________________________________</w:t>
+      </w:r>
+    </w:p>
+    <w:p>
+      <w:pPr>
+        <w:pStyle w:val="Heading3"/>
+      </w:pPr>
+      <w:r>
+        <w:t>02. Follow the deciding steps</w:t>
+      </w:r>
+    </w:p>
+    <w:p>
+      <w:r>
+        <w:drawing>
+          <wp:inline xmlns:a="http://schemas.openxmlformats.org/drawingml/2006/main" xmlns:pic="http://schemas.openxmlformats.org/drawingml/2006/picture">
+            <wp:extent cx="5486400" cy="4005072"/>
+            <wp:docPr id="4" name="Picture 4" descr="Target features: Compare colour, shape and texture separately. → Equal weights: A matches colour+texture=2; B shape+texture=2; C colour+shape=2. → Initial result: All three tie at 2. → Texture weight 3: New scores A=4, B=4, C=2; A and B remain tied."/>
+            <wp:cNvGraphicFramePr>
+              <a:graphicFrameLocks noChangeAspect="1"/>
+            </wp:cNvGraphicFramePr>
+            <a:graphic>
+              <a:graphicData uri="http://schemas.openxmlformats.org/drawingml/2006/picture">
+                <pic:pic>
+                  <pic:nvPicPr>
+                    <pic:cNvPr id="0" name="academy-story-ai-1-19-02.png"/>
+                    <pic:cNvPicPr/>
+                  </pic:nvPicPr>
+                  <pic:blipFill>
+                    <a:blip r:embed="rId12"/>
+                    <a:stretch>
+                      <a:fillRect/>
+                    </a:stretch>
+                  </pic:blipFill>
+                  <pic:spPr>
+                    <a:xfrm>
+                      <a:off x="0" y="0"/>
+                      <a:ext cx="5486400" cy="4005072"/>
+                    </a:xfrm>
+                    <a:prstGeom prst="rect"/>
+                  </pic:spPr>
+                </pic:pic>
+              </a:graphicData>
+            </a:graphic>
+          </wp:inline>
+        </w:drawing>
+      </w:r>
+    </w:p>
+    <w:p>
+      <w:pPr>
+        <w:spacing w:line="336" w:lineRule="auto" w:after="180"/>
+      </w:pPr>
+      <w:r>
+        <w:rPr>
+          <w:b w:val="0"/>
+        </w:rPr>
+        <w:t xml:space="preserve">Target features: Compare colour, shape and texture separately. → Equal </w:t>
+      </w:r>
+      <w:r>
+        <w:rPr>
+          <w:b/>
+        </w:rPr>
+        <w:t>weight</w:t>
+      </w:r>
+      <w:r>
+        <w:rPr>
+          <w:b w:val="0"/>
+        </w:rPr>
+        <w:t xml:space="preserve">s: A matches colour+texture=2; B shape+texture=2; C colour+shape=2. → Initial result: All three tie at 2. → Texture </w:t>
+      </w:r>
+      <w:r>
+        <w:rPr>
+          <w:b/>
+        </w:rPr>
+        <w:t>weight</w:t>
+      </w:r>
+      <w:r>
+        <w:rPr>
+          <w:b w:val="0"/>
+        </w:rPr>
+        <w:t xml:space="preserve"> 3: New scores A=4, B=4, C=2; A and B remain tied.</w:t>
+      </w:r>
+    </w:p>
+    <w:p>
+      <w:pPr>
+        <w:spacing w:line="336" w:lineRule="auto" w:after="180"/>
+        <w:shd w:fill="F5F1FB"/>
+      </w:pPr>
+      <w:r>
+        <w:rPr>
+          <w:b w:val="0"/>
+        </w:rPr>
+        <w:t xml:space="preserve">Point to each numbered stage and explain which recorded </w:t>
+      </w:r>
+      <w:r>
+        <w:rPr>
+          <w:b/>
+        </w:rPr>
+        <w:t>input</w:t>
+      </w:r>
+      <w:r>
+        <w:rPr>
+          <w:b w:val="0"/>
+        </w:rPr>
+        <w:t xml:space="preserve"> it uses.</w:t>
+      </w:r>
+    </w:p>
+    <w:p>
+      <w:pPr>
+        <w:pStyle w:val="Heading3"/>
+      </w:pPr>
+      <w:r>
+        <w:t>My picture explanation, deciding evidence and one limit</w:t>
+      </w:r>
+    </w:p>
+    <w:p>
+      <w:r>
+        <w:t>________________________________________________________________</w:t>
+      </w:r>
+    </w:p>
+    <w:p>
+      <w:r>
+        <w:t>________________________________________________________________</w:t>
+      </w:r>
+    </w:p>
+    <w:p>
+      <w:r>
+        <w:t>________________________________________________________________</w:t>
+      </w:r>
+    </w:p>
+    <w:p>
+      <w:r>
+        <w:t>________________________________________________________________</w:t>
+      </w:r>
+    </w:p>
+    <w:p>
+      <w:pPr>
+        <w:pStyle w:val="Heading3"/>
+      </w:pPr>
+      <w:r>
+        <w:t>03. Declared weights change similarity</w:t>
+      </w:r>
+    </w:p>
+    <w:p>
+      <w:r>
+        <w:drawing>
+          <wp:inline xmlns:a="http://schemas.openxmlformats.org/drawingml/2006/main" xmlns:pic="http://schemas.openxmlformats.org/drawingml/2006/picture">
+            <wp:extent cx="5486400" cy="3617976"/>
+            <wp:docPr id="5" name="Picture 5" descr="Declared weights change similarity. A: All weights 1 = 2, Texture weight 3 = 4. B: All weights 1 = 2, Texture weight 3 = 4. C: All weights 1 = 2, Texture weight 3 = 2."/>
+            <wp:cNvGraphicFramePr>
+              <a:graphicFrameLocks noChangeAspect="1"/>
+            </wp:cNvGraphicFramePr>
+            <a:graphic>
+              <a:graphicData uri="http://schemas.openxmlformats.org/drawingml/2006/picture">
+                <pic:pic>
+                  <pic:nvPicPr>
+                    <pic:cNvPr id="0" name="academy-story-ai-1-19-03.png"/>
+                    <pic:cNvPicPr/>
+                  </pic:nvPicPr>
+                  <pic:blipFill>
+                    <a:blip r:embed="rId13"/>
+                    <a:stretch>
+                      <a:fillRect/>
+                    </a:stretch>
+                  </pic:blipFill>
+                  <pic:spPr>
+                    <a:xfrm>
+                      <a:off x="0" y="0"/>
+                      <a:ext cx="5486400" cy="3617976"/>
+                    </a:xfrm>
+                    <a:prstGeom prst="rect"/>
+                  </pic:spPr>
+                </pic:pic>
+              </a:graphicData>
+            </a:graphic>
+          </wp:inline>
+        </w:drawing>
+      </w:r>
+    </w:p>
+    <w:p>
+      <w:pPr>
+        <w:spacing w:line="336" w:lineRule="auto" w:after="180"/>
+      </w:pPr>
+      <w:r>
+        <w:rPr>
+          <w:b w:val="0"/>
+        </w:rPr>
+        <w:t xml:space="preserve">Declared </w:t>
+      </w:r>
+      <w:r>
+        <w:rPr>
+          <w:b/>
+        </w:rPr>
+        <w:t>weight</w:t>
+      </w:r>
+      <w:r>
+        <w:rPr>
+          <w:b w:val="0"/>
+        </w:rPr>
+        <w:t xml:space="preserve">s change </w:t>
+      </w:r>
+      <w:r>
+        <w:rPr>
+          <w:b/>
+        </w:rPr>
+        <w:t>similarity</w:t>
+      </w:r>
+      <w:r>
+        <w:rPr>
+          <w:b w:val="0"/>
+        </w:rPr>
+        <w:t xml:space="preserve">. A: All </w:t>
+      </w:r>
+      <w:r>
+        <w:rPr>
+          <w:b/>
+        </w:rPr>
+        <w:t>weight</w:t>
+      </w:r>
+      <w:r>
+        <w:rPr>
+          <w:b w:val="0"/>
+        </w:rPr>
+        <w:t xml:space="preserve">s 1 = 2, Texture </w:t>
+      </w:r>
+      <w:r>
+        <w:rPr>
+          <w:b/>
+        </w:rPr>
+        <w:t>weight</w:t>
+      </w:r>
+      <w:r>
+        <w:rPr>
+          <w:b w:val="0"/>
+        </w:rPr>
+        <w:t xml:space="preserve"> 3 = 4. B: All </w:t>
+      </w:r>
+      <w:r>
+        <w:rPr>
+          <w:b/>
+        </w:rPr>
+        <w:t>weight</w:t>
+      </w:r>
+      <w:r>
+        <w:rPr>
+          <w:b w:val="0"/>
+        </w:rPr>
+        <w:t xml:space="preserve">s 1 = 2, Texture </w:t>
+      </w:r>
+      <w:r>
+        <w:rPr>
+          <w:b/>
+        </w:rPr>
+        <w:t>weight</w:t>
+      </w:r>
+      <w:r>
+        <w:rPr>
+          <w:b w:val="0"/>
+        </w:rPr>
+        <w:t xml:space="preserve"> 3 = 4. C: All </w:t>
+      </w:r>
+      <w:r>
+        <w:rPr>
+          <w:b/>
+        </w:rPr>
+        <w:t>weight</w:t>
+      </w:r>
+      <w:r>
+        <w:rPr>
+          <w:b w:val="0"/>
+        </w:rPr>
+        <w:t xml:space="preserve">s 1 = 2, Texture </w:t>
+      </w:r>
+      <w:r>
+        <w:rPr>
+          <w:b/>
+        </w:rPr>
+        <w:t>weight</w:t>
+      </w:r>
+      <w:r>
+        <w:rPr>
+          <w:b w:val="0"/>
+        </w:rPr>
+        <w:t xml:space="preserve"> 3 = 2.</w:t>
+      </w:r>
+    </w:p>
+    <w:p>
+      <w:pPr>
+        <w:spacing w:line="336" w:lineRule="auto" w:after="180"/>
+        <w:shd w:fill="F5F1FB"/>
+      </w:pPr>
+      <w:r>
+        <w:rPr>
+          <w:b w:val="0"/>
+        </w:rPr>
+        <w:t>Read the labels and values. Explain the relationship the model shows.</w:t>
+      </w:r>
+    </w:p>
+    <w:p>
+      <w:pPr>
+        <w:pStyle w:val="Heading3"/>
+      </w:pPr>
+      <w:r>
+        <w:t>My picture explanation, deciding evidence and one limit</w:t>
+      </w:r>
+    </w:p>
+    <w:p>
+      <w:r>
+        <w:t>________________________________________________________________</w:t>
+      </w:r>
+    </w:p>
+    <w:p>
+      <w:r>
+        <w:t>________________________________________________________________</w:t>
+      </w:r>
+    </w:p>
+    <w:p>
+      <w:r>
+        <w:t>________________________________________________________________</w:t>
+      </w:r>
+    </w:p>
+    <w:p>
+      <w:r>
+        <w:t>________________________________________________________________</w:t>
+      </w:r>
+    </w:p>
+    <w:p>
+      <w:pPr>
+        <w:pStyle w:val="Heading3"/>
+      </w:pPr>
+      <w:r>
+        <w:t>04. Change one thing. Trace what follows.</w:t>
+      </w:r>
+    </w:p>
+    <w:p>
+      <w:r>
+        <w:drawing>
+          <wp:inline xmlns:a="http://schemas.openxmlformats.org/drawingml/2006/main" xmlns:pic="http://schemas.openxmlformats.org/drawingml/2006/picture">
+            <wp:extent cx="5486400" cy="3026664"/>
+            <wp:docPr id="6" name="Picture 6" descr="Original case: New scores A=4, B=4, C=2; A and B remain tied. Changed condition: Keep original weights but change the target texture to rough. Expected result: C scores 3; A and B each score 1. Reason: C now matches all three target features; the others lose their smooth-texture match."/>
+            <wp:cNvGraphicFramePr>
+              <a:graphicFrameLocks noChangeAspect="1"/>
+            </wp:cNvGraphicFramePr>
+            <a:graphic>
+              <a:graphicData uri="http://schemas.openxmlformats.org/drawingml/2006/picture">
+                <pic:pic>
+                  <pic:nvPicPr>
+                    <pic:cNvPr id="0" name="academy-story-ai-1-19-04.png"/>
+                    <pic:cNvPicPr/>
+                  </pic:nvPicPr>
+                  <pic:blipFill>
+                    <a:blip r:embed="rId14"/>
+                    <a:stretch>
+                      <a:fillRect/>
+                    </a:stretch>
+                  </pic:blipFill>
+                  <pic:spPr>
+                    <a:xfrm>
+                      <a:off x="0" y="0"/>
+                      <a:ext cx="5486400" cy="3026664"/>
+                    </a:xfrm>
+                    <a:prstGeom prst="rect"/>
+                  </pic:spPr>
+                </pic:pic>
+              </a:graphicData>
+            </a:graphic>
+          </wp:inline>
+        </w:drawing>
+      </w:r>
+    </w:p>
+    <w:p>
+      <w:pPr>
+        <w:spacing w:line="336" w:lineRule="auto" w:after="180"/>
+      </w:pPr>
+      <w:r>
+        <w:rPr>
+          <w:b w:val="0"/>
+        </w:rPr>
+        <w:t xml:space="preserve">Original case: New scores A=4, B=4, C=2; A and B remain tied. Changed condition: Keep original </w:t>
+      </w:r>
+      <w:r>
+        <w:rPr>
+          <w:b/>
+        </w:rPr>
+        <w:t>weight</w:t>
+      </w:r>
+      <w:r>
+        <w:rPr>
+          <w:b w:val="0"/>
+        </w:rPr>
+        <w:t>s but change the target texture to rough. Expected result: C scores 3; A and B each score 1.</w:t>
+      </w:r>
+    </w:p>
+    <w:p>
+      <w:pPr>
+        <w:spacing w:line="336" w:lineRule="auto" w:after="180"/>
+      </w:pPr>
+      <w:r>
+        <w:rPr>
+          <w:b w:val="0"/>
+        </w:rPr>
+        <w:t>Reason: C now matches all three target features; the others lose their smooth-texture match.</w:t>
+      </w:r>
+    </w:p>
+    <w:p>
+      <w:pPr>
+        <w:spacing w:line="336" w:lineRule="auto" w:after="180"/>
+        <w:shd w:fill="F5F1FB"/>
+      </w:pPr>
+      <w:r>
+        <w:rPr>
+          <w:b w:val="0"/>
+        </w:rPr>
+        <w:t>Predict before checking the worked changed-case result. Name what changed and what the supplied facts allow you to conclude.</w:t>
+      </w:r>
+    </w:p>
+    <w:p>
+      <w:pPr>
+        <w:pStyle w:val="Heading3"/>
+      </w:pPr>
+      <w:r>
+        <w:t>My picture explanation, deciding evidence and one limit</w:t>
+      </w:r>
+    </w:p>
+    <w:p>
+      <w:r>
+        <w:t>________________________________________________________________</w:t>
+      </w:r>
+    </w:p>
+    <w:p>
+      <w:r>
+        <w:t>________________________________________________________________</w:t>
+      </w:r>
+    </w:p>
+    <w:p>
+      <w:r>
+        <w:t>________________________________________________________________</w:t>
+      </w:r>
+    </w:p>
+    <w:p>
+      <w:r>
+        <w:t>________________________________________________________________</w:t>
+      </w:r>
+    </w:p>
+    <w:p>
+      <w:pPr>
+        <w:pStyle w:val="Heading3"/>
+      </w:pPr>
+      <w:r>
+        <w:t>05. Connect the explanation to its limit</w:t>
+      </w:r>
+    </w:p>
+    <w:p>
+      <w:r>
+        <w:drawing>
+          <wp:inline xmlns:a="http://schemas.openxmlformats.org/drawingml/2006/main" xmlns:pic="http://schemas.openxmlformats.org/drawingml/2006/picture">
+            <wp:extent cx="5486400" cy="2834640"/>
+            <wp:docPr id="7" name="Picture 7" descr="Similarity is defined by the chosen representation and weights. The cards did not change when texture gained weight; the comparison rule did. Two high scores need not mean two identical cards. A complete rule also says what to do with tied scores, rather than choosing whichever appears first by accident. Limit: A high feature-match score does not establish usefulness or suitability beyond the features represented."/>
+            <wp:cNvGraphicFramePr>
+              <a:graphicFrameLocks noChangeAspect="1"/>
+            </wp:cNvGraphicFramePr>
+            <a:graphic>
+              <a:graphicData uri="http://schemas.openxmlformats.org/drawingml/2006/picture">
+                <pic:pic>
+                  <pic:nvPicPr>
+                    <pic:cNvPr id="0" name="academy-story-ai-1-19-05.png"/>
+                    <pic:cNvPicPr/>
+                  </pic:nvPicPr>
+                  <pic:blipFill>
+                    <a:blip r:embed="rId15"/>
+                    <a:stretch>
+                      <a:fillRect/>
+                    </a:stretch>
+                  </pic:blipFill>
+                  <pic:spPr>
+                    <a:xfrm>
+                      <a:off x="0" y="0"/>
+                      <a:ext cx="5486400" cy="2834640"/>
+                    </a:xfrm>
+                    <a:prstGeom prst="rect"/>
+                  </pic:spPr>
+                </pic:pic>
+              </a:graphicData>
+            </a:graphic>
+          </wp:inline>
+        </w:drawing>
+      </w:r>
+    </w:p>
+    <w:p>
+      <w:pPr>
+        <w:spacing w:line="336" w:lineRule="auto" w:after="180"/>
+      </w:pPr>
+      <w:r>
+        <w:rPr>
+          <w:b/>
+        </w:rPr>
+        <w:t>Similarity</w:t>
+      </w:r>
+      <w:r>
+        <w:rPr>
+          <w:b w:val="0"/>
+        </w:rPr>
+        <w:t xml:space="preserve"> is defined by the chosen representation and </w:t>
+      </w:r>
+      <w:r>
+        <w:rPr>
+          <w:b/>
+        </w:rPr>
+        <w:t>weight</w:t>
+      </w:r>
+      <w:r>
+        <w:rPr>
+          <w:b w:val="0"/>
+        </w:rPr>
+        <w:t xml:space="preserve">s. The cards did not change when texture gained </w:t>
+      </w:r>
+      <w:r>
+        <w:rPr>
+          <w:b/>
+        </w:rPr>
+        <w:t>weight</w:t>
+      </w:r>
+      <w:r>
+        <w:rPr>
+          <w:b w:val="0"/>
+        </w:rPr>
+        <w:t>; the comparison rule did. Two high scores need not mean two identical cards.</w:t>
+      </w:r>
+    </w:p>
+    <w:p>
+      <w:pPr>
+        <w:spacing w:line="336" w:lineRule="auto" w:after="180"/>
+      </w:pPr>
+      <w:r>
+        <w:rPr>
+          <w:b w:val="0"/>
+        </w:rPr>
+        <w:t>A complete rule also says what to do with tied scores, rather than choosing whichever appears first by accident. Limit: A high feature-match score does not establish usefulness or suitability beyond the features represented.</w:t>
+      </w:r>
+    </w:p>
+    <w:p>
+      <w:pPr>
+        <w:spacing w:line="336" w:lineRule="auto" w:after="180"/>
+        <w:shd w:fill="F5F1FB"/>
+      </w:pPr>
+      <w:r>
+        <w:rPr>
+          <w:b w:val="0"/>
+        </w:rPr>
+        <w:t>Explain the case, then point to a limit on the claim.</w:t>
+      </w:r>
+    </w:p>
+    <w:p>
+      <w:pPr>
+        <w:pStyle w:val="Heading3"/>
+      </w:pPr>
+      <w:r>
+        <w:t>My picture explanation, deciding evidence and one limit</w:t>
+      </w:r>
+    </w:p>
+    <w:p>
+      <w:r>
+        <w:t>________________________________________________________________</w:t>
+      </w:r>
+    </w:p>
+    <w:p>
+      <w:r>
+        <w:t>________________________________________________________________</w:t>
+      </w:r>
+    </w:p>
+    <w:p>
+      <w:r>
+        <w:t>________________________________________________________________</w:t>
+      </w:r>
+    </w:p>
+    <w:p>
+      <w:r>
+        <w:t>________________________________________________________________</w:t>
+      </w:r>
+    </w:p>
+    <w:p>
+      <w:pPr>
+        <w:pStyle w:val="Heading3"/>
+      </w:pPr>
+      <w:r>
+        <w:t>06. Make the idea visible in your project</w:t>
+      </w:r>
+    </w:p>
+    <w:p>
+      <w:r>
+        <w:drawing>
+          <wp:inline xmlns:a="http://schemas.openxmlformats.org/drawingml/2006/main" xmlns:pic="http://schemas.openxmlformats.org/drawingml/2006/picture">
+            <wp:extent cx="5486400" cy="3380232"/>
+            <wp:docPr id="8" name="Picture 8" descr="Declare sorter similarity features, weights and tie behavior before using scores to explain recommendations. Draw your input, deciding step, result and limit. Supported question: Point to the matches supporting C’s new score and explain why there is no tie."/>
+            <wp:cNvGraphicFramePr>
+              <a:graphicFrameLocks noChangeAspect="1"/>
+            </wp:cNvGraphicFramePr>
+            <a:graphic>
+              <a:graphicData uri="http://schemas.openxmlformats.org/drawingml/2006/picture">
+                <pic:pic>
+                  <pic:nvPicPr>
+                    <pic:cNvPr id="0" name="academy-story-ai-1-19-06.png"/>
+                    <pic:cNvPicPr/>
+                  </pic:nvPicPr>
+                  <pic:blipFill>
+                    <a:blip r:embed="rId16"/>
+                    <a:stretch>
+                      <a:fillRect/>
+                    </a:stretch>
+                  </pic:blipFill>
+                  <pic:spPr>
+                    <a:xfrm>
+                      <a:off x="0" y="0"/>
+                      <a:ext cx="5486400" cy="3380232"/>
+                    </a:xfrm>
+                    <a:prstGeom prst="rect"/>
+                  </pic:spPr>
+                </pic:pic>
+              </a:graphicData>
+            </a:graphic>
+          </wp:inline>
+        </w:drawing>
+      </w:r>
+    </w:p>
+    <w:p>
+      <w:pPr>
+        <w:spacing w:line="336" w:lineRule="auto" w:after="180"/>
+      </w:pPr>
+      <w:r>
+        <w:rPr>
+          <w:b w:val="0"/>
+        </w:rPr>
+        <w:t xml:space="preserve">Declare sorter </w:t>
+      </w:r>
+      <w:r>
+        <w:rPr>
+          <w:b/>
+        </w:rPr>
+        <w:t>similarity</w:t>
+      </w:r>
+      <w:r>
+        <w:rPr>
+          <w:b w:val="0"/>
+        </w:rPr>
+        <w:t xml:space="preserve"> features, </w:t>
+      </w:r>
+      <w:r>
+        <w:rPr>
+          <w:b/>
+        </w:rPr>
+        <w:t>weight</w:t>
+      </w:r>
+      <w:r>
+        <w:rPr>
+          <w:b w:val="0"/>
+        </w:rPr>
+        <w:t xml:space="preserve">s and tie behavior before using scores to explain recommendations. Draw your </w:t>
+      </w:r>
+      <w:r>
+        <w:rPr>
+          <w:b/>
+        </w:rPr>
+        <w:t>input</w:t>
+      </w:r>
+      <w:r>
+        <w:rPr>
+          <w:b w:val="0"/>
+        </w:rPr>
+        <w:t>, deciding step, result and limit.</w:t>
+      </w:r>
+    </w:p>
+    <w:p>
+      <w:pPr>
+        <w:spacing w:line="336" w:lineRule="auto" w:after="180"/>
+      </w:pPr>
+      <w:r>
+        <w:rPr>
+          <w:b w:val="0"/>
+        </w:rPr>
+        <w:t>Supported question: Point to the matches supporting C’s new score and explain why there is no tie.</w:t>
+      </w:r>
+    </w:p>
+    <w:p>
+      <w:pPr>
+        <w:spacing w:line="336" w:lineRule="auto" w:after="180"/>
+        <w:shd w:fill="F5F1FB"/>
+      </w:pPr>
+      <w:r>
+        <w:rPr>
+          <w:b w:val="0"/>
+        </w:rPr>
+        <w:t xml:space="preserve">Draw your project trace and justify the deciding step using </w:t>
+      </w:r>
+      <w:r>
+        <w:rPr>
+          <w:b/>
+        </w:rPr>
+        <w:t>evidence</w:t>
+      </w:r>
+      <w:r>
+        <w:rPr>
+          <w:b w:val="0"/>
+        </w:rPr>
+        <w:t>.</w:t>
+      </w:r>
+    </w:p>
+    <w:p>
+      <w:pPr>
+        <w:pStyle w:val="Heading3"/>
+      </w:pPr>
+      <w:r>
+        <w:t>My picture explanation, deciding evidence and one limit</w:t>
       </w:r>
     </w:p>
     <w:p>

--- a/downloads/workbook/ai-1-week-19.docx
+++ b/downloads/workbook/ai-1-week-19.docx
@@ -25,50 +25,216 @@
         <w:pStyle w:val="Heading1"/>
       </w:pPr>
       <w:r>
-        <w:t>01. Recall and choose your starting point</w:t>
-      </w:r>
-    </w:p>
-    <w:p>
-      <w:r>
-        <w:t>Record your starting explanation for Similarity before opening notes. Show any later correction separately.</w:t>
-      </w:r>
-    </w:p>
-    <w:p>
-      <w:pPr>
-        <w:spacing w:line="336" w:lineRule="auto" w:after="180"/>
-      </w:pPr>
-      <w:r>
-        <w:rPr>
-          <w:b w:val="0"/>
-        </w:rPr>
+        <w:t>One connected similarity-comparison record.</w:t>
+      </w:r>
+    </w:p>
+    <w:p>
+      <w:r>
+        <w:t>Trace points, change weights, preserve missing values and inspect duplicated features.</w:t>
+      </w:r>
+    </w:p>
+    <w:p>
+      <w:r>
+        <w:t>Keep each comparison’s target, candidates and rule version together.</w:t>
+      </w:r>
+    </w:p>
+    <w:p>
+      <w:pPr>
+        <w:pStyle w:val="Heading1"/>
+      </w:pPr>
+      <w:r>
+        <w:t>01. Recall: reconnect earlier ideas</w:t>
+      </w:r>
+    </w:p>
+    <w:p>
+      <w:r>
+        <w:t>Retrieve before opening notes.</w:t>
+      </w:r>
+    </w:p>
+    <w:p>
+      <w:pPr>
+        <w:pStyle w:val="Heading2"/>
+      </w:pPr>
+      <w:r>
+        <w:t>Retrieve and explain</w:t>
+      </w:r>
+    </w:p>
+    <w:p>
+      <w:pPr>
+        <w:pStyle w:val="ListBullet"/>
+      </w:pPr>
+      <w:r>
         <w:t>Try the recall before opening notes. Then use a different colour or a labelled second line to correct your explanation.</w:t>
       </w:r>
     </w:p>
     <w:p>
       <w:pPr>
+        <w:pStyle w:val="ListBullet"/>
+      </w:pPr>
+      <w:r>
+        <w:t>Without opening the old lesson, explain one key idea from Confidence Is Not Correctness. Give an example and a mistake that the idea helps you avoid.</w:t>
+      </w:r>
+    </w:p>
+    <w:p>
+      <w:pPr>
         <w:pStyle w:val="Heading3"/>
       </w:pPr>
       <w:r>
+        <w:t>My remembered idea, example and correction</w:t>
+      </w:r>
+    </w:p>
+    <w:p>
+      <w:r>
+        <w:t>________________________________________________________________</w:t>
+      </w:r>
+    </w:p>
+    <w:p>
+      <w:r>
+        <w:t>________________________________________________________________</w:t>
+      </w:r>
+    </w:p>
+    <w:p>
+      <w:r>
+        <w:t>________________________________________________________________</w:t>
+      </w:r>
+    </w:p>
+    <w:p>
+      <w:pPr>
+        <w:pStyle w:val="ListBullet"/>
+      </w:pPr>
+      <w:r>
+        <w:t>Without opening the old lesson, explain one key idea from Boundaries and 'Not Sure'. Give an example and a mistake that the idea helps you avoid.</w:t>
+      </w:r>
+    </w:p>
+    <w:p>
+      <w:pPr>
+        <w:pStyle w:val="Heading3"/>
+      </w:pPr>
+      <w:r>
+        <w:t>My remembered idea, example and correction</w:t>
+      </w:r>
+    </w:p>
+    <w:p>
+      <w:r>
+        <w:t>________________________________________________________________</w:t>
+      </w:r>
+    </w:p>
+    <w:p>
+      <w:r>
+        <w:t>________________________________________________________________</w:t>
+      </w:r>
+    </w:p>
+    <w:p>
+      <w:r>
+        <w:t>________________________________________________________________</w:t>
+      </w:r>
+    </w:p>
+    <w:p>
+      <w:pPr>
+        <w:pStyle w:val="ListBullet"/>
+      </w:pPr>
+      <w:r>
+        <w:t>Without opening the old lesson, explain one key idea from Learning from Examples. Give an example and a mistake that the idea helps you avoid.</w:t>
+      </w:r>
+    </w:p>
+    <w:p>
+      <w:pPr>
+        <w:pStyle w:val="Heading3"/>
+      </w:pPr>
+      <w:r>
+        <w:t>My remembered idea, example and correction</w:t>
+      </w:r>
+    </w:p>
+    <w:p>
+      <w:r>
+        <w:t>________________________________________________________________</w:t>
+      </w:r>
+    </w:p>
+    <w:p>
+      <w:r>
+        <w:t>________________________________________________________________</w:t>
+      </w:r>
+    </w:p>
+    <w:p>
+      <w:r>
+        <w:t>________________________________________________________________</w:t>
+      </w:r>
+    </w:p>
+    <w:p>
+      <w:pPr>
+        <w:pStyle w:val="Heading2"/>
+      </w:pPr>
+      <w:r>
+        <w:t>Earlier wording, alternatives and picture transcripts · reference / check after trying</w:t>
+      </w:r>
+    </w:p>
+    <w:p>
+      <w:pPr>
+        <w:pStyle w:val="Heading3"/>
+      </w:pPr>
+      <w:r>
         <w:t>Confidence Is Not Correctness</w:t>
       </w:r>
     </w:p>
     <w:p>
       <w:pPr>
-        <w:spacing w:line="336" w:lineRule="auto" w:after="180"/>
-      </w:pPr>
-      <w:r>
-        <w:rPr>
-          <w:b w:val="0"/>
-        </w:rPr>
-        <w:t>Without opening the old lesson, explain one key idea from Confidence Is Not Correctness. Give an example and a mistake that the idea helps you avoid.</w:t>
-      </w:r>
-    </w:p>
-    <w:p>
-      <w:pPr>
         <w:pStyle w:val="Heading3"/>
       </w:pPr>
       <w:r>
-        <w:t>My remembered idea, example and correction</w:t>
+        <w:t>Boundaries and 'Not Sure'</w:t>
+      </w:r>
+    </w:p>
+    <w:p>
+      <w:pPr>
+        <w:pStyle w:val="Heading3"/>
+      </w:pPr>
+      <w:r>
+        <w:t>Learning from Examples</w:t>
+      </w:r>
+    </w:p>
+    <w:p>
+      <w:pPr>
+        <w:pStyle w:val="Heading1"/>
+      </w:pPr>
+      <w:r>
+        <w:t>12. W1 · Trace Basic1’s contributions</w:t>
+      </w:r>
+    </w:p>
+    <w:p>
+      <w:r>
+        <w:t>Use the supplied records and return every highest score.</w:t>
+      </w:r>
+    </w:p>
+    <w:p>
+      <w:pPr>
+        <w:pStyle w:val="Heading2"/>
+      </w:pPr>
+      <w:r>
+        <w:t>Your evidence record</w:t>
+      </w:r>
+    </w:p>
+    <w:p>
+      <w:pPr>
+        <w:pStyle w:val="ListBullet"/>
+      </w:pPr>
+      <w:r>
+        <w:t>Basic1 reference: target red,round,smooth. A=red,round,rough; B=blue,square,smooth; C=red,square,rough. Feature order is colour,shape,texture. Give the declared points for an exact match and zero for a known mismatch; return every highest scorer. Pause final ranking and request the missing value when a required comparison field is unknown.</w:t>
+      </w:r>
+    </w:p>
+    <w:p>
+      <w:pPr>
+        <w:pStyle w:val="ListBullet"/>
+      </w:pPr>
+      <w:r>
+        <w:t>For the red round smooth target and candidates A, B and C in the lesson, record the colour, shape and texture contributions under one point per match. Give each total and identify every highest scoring candidate.</w:t>
+      </w:r>
+    </w:p>
+    <w:p>
+      <w:pPr>
+        <w:pStyle w:val="Heading3"/>
+      </w:pPr>
+      <w:r>
+        <w:t>My reasoning and evidence</w:t>
       </w:r>
     </w:p>
     <w:p>
@@ -87,22 +253,114 @@
       </w:r>
     </w:p>
     <w:p>
+      <w:r>
+        <w:t>________________________________________________________________</w:t>
+      </w:r>
+    </w:p>
+    <w:p>
+      <w:r>
+        <w:t>________________________________________________________________</w:t>
+      </w:r>
+    </w:p>
+    <w:p>
+      <w:r>
+        <w:t>________________________________________________________________</w:t>
+      </w:r>
+    </w:p>
+    <w:p>
+      <w:pPr>
+        <w:pStyle w:val="Heading1"/>
+      </w:pPr>
+      <w:r>
+        <w:t>13. W2 · Recalculate after changing texture weight</w:t>
+      </w:r>
+    </w:p>
+    <w:p>
+      <w:r>
+        <w:t>Keep candidate records fixed while comparing rule versions.</w:t>
+      </w:r>
+    </w:p>
+    <w:p>
+      <w:pPr>
+        <w:pStyle w:val="Heading2"/>
+      </w:pPr>
+      <w:r>
+        <w:t>Your evidence record</w:t>
+      </w:r>
+    </w:p>
+    <w:p>
+      <w:pPr>
+        <w:pStyle w:val="ListBullet"/>
+      </w:pPr>
+      <w:r>
+        <w:t>Keep the same target and candidates but make texture worth 3 points, with colour and shape worth 1 each. Recalculate A, B and C. Explain what changed and what stayed the same.</w:t>
+      </w:r>
+    </w:p>
+    <w:p>
       <w:pPr>
         <w:pStyle w:val="Heading3"/>
       </w:pPr>
       <w:r>
-        <w:t>Boundaries and 'Not Sure'</w:t>
-      </w:r>
-    </w:p>
-    <w:p>
-      <w:pPr>
-        <w:spacing w:line="336" w:lineRule="auto" w:after="180"/>
-      </w:pPr>
-      <w:r>
-        <w:rPr>
-          <w:b w:val="0"/>
-        </w:rPr>
-        <w:t>Without opening the old lesson, explain one key idea from Boundaries and 'Not Sure'. Give an example and a mistake that the idea helps you avoid.</w:t>
+        <w:t>My reasoning and evidence</w:t>
+      </w:r>
+    </w:p>
+    <w:p>
+      <w:r>
+        <w:t>________________________________________________________________</w:t>
+      </w:r>
+    </w:p>
+    <w:p>
+      <w:r>
+        <w:t>________________________________________________________________</w:t>
+      </w:r>
+    </w:p>
+    <w:p>
+      <w:r>
+        <w:t>________________________________________________________________</w:t>
+      </w:r>
+    </w:p>
+    <w:p>
+      <w:r>
+        <w:t>________________________________________________________________</w:t>
+      </w:r>
+    </w:p>
+    <w:p>
+      <w:r>
+        <w:t>________________________________________________________________</w:t>
+      </w:r>
+    </w:p>
+    <w:p>
+      <w:r>
+        <w:t>________________________________________________________________</w:t>
+      </w:r>
+    </w:p>
+    <w:p>
+      <w:pPr>
+        <w:pStyle w:val="Heading1"/>
+      </w:pPr>
+      <w:r>
+        <w:t>14. W3 · Retain a missing texture value</w:t>
+      </w:r>
+    </w:p>
+    <w:p>
+      <w:r>
+        <w:t>Keep known contributions without assigning an invented mismatch.</w:t>
+      </w:r>
+    </w:p>
+    <w:p>
+      <w:pPr>
+        <w:pStyle w:val="Heading2"/>
+      </w:pPr>
+      <w:r>
+        <w:t>Your evidence record</w:t>
+      </w:r>
+    </w:p>
+    <w:p>
+      <w:pPr>
+        <w:pStyle w:val="ListBullet"/>
+      </w:pPr>
+      <w:r>
+        <w:t>Candidate E is red and round but its texture is missing. A learner assigns zero for texture and declares E fully scored. Apply our classroom policy. State the known contributions, the missing information and what must happen before a final ranking.</w:t>
       </w:r>
     </w:p>
     <w:p>
@@ -110,7 +368,7 @@
         <w:pStyle w:val="Heading3"/>
       </w:pPr>
       <w:r>
-        <w:t>My remembered idea, example and correction</w:t>
+        <w:t>My reasoning and evidence</w:t>
       </w:r>
     </w:p>
     <w:p>
@@ -129,30 +387,55 @@
       </w:r>
     </w:p>
     <w:p>
+      <w:r>
+        <w:t>________________________________________________________________</w:t>
+      </w:r>
+    </w:p>
+    <w:p>
+      <w:r>
+        <w:t>________________________________________________________________</w:t>
+      </w:r>
+    </w:p>
+    <w:p>
+      <w:r>
+        <w:t>________________________________________________________________</w:t>
+      </w:r>
+    </w:p>
+    <w:p>
+      <w:pPr>
+        <w:pStyle w:val="Heading1"/>
+      </w:pPr>
+      <w:r>
+        <w:t>16. W5 · Detect duplicated-feature weighting</w:t>
+      </w:r>
+    </w:p>
+    <w:p>
+      <w:r>
+        <w:t>Explain what copying a colour column does to the effective rule.</w:t>
+      </w:r>
+    </w:p>
+    <w:p>
+      <w:pPr>
+        <w:pStyle w:val="Heading2"/>
+      </w:pPr>
+      <w:r>
+        <w:t>Your evidence record</w:t>
+      </w:r>
+    </w:p>
+    <w:p>
+      <w:pPr>
+        <w:pStyle w:val="ListBullet"/>
+      </w:pPr>
+      <w:r>
+        <w:t>A designer adds a second colour column that copies the first and gives both columns one point. They say no feature has been given extra importance because every column has equal weight. Explain the problem and propose a clearer rule.</w:t>
+      </w:r>
+    </w:p>
+    <w:p>
       <w:pPr>
         <w:pStyle w:val="Heading3"/>
       </w:pPr>
       <w:r>
-        <w:t>Learning from Examples</w:t>
-      </w:r>
-    </w:p>
-    <w:p>
-      <w:pPr>
-        <w:spacing w:line="336" w:lineRule="auto" w:after="180"/>
-      </w:pPr>
-      <w:r>
-        <w:rPr>
-          <w:b w:val="0"/>
-        </w:rPr>
-        <w:t>Without opening the old lesson, explain one key idea from Learning from Examples. Give an example and a mistake that the idea helps you avoid.</w:t>
-      </w:r>
-    </w:p>
-    <w:p>
-      <w:pPr>
-        <w:pStyle w:val="Heading3"/>
-      </w:pPr>
-      <w:r>
-        <w:t>My remembered idea, example and correction</w:t>
+        <w:t>My reasoning and evidence</w:t>
       </w:r>
     </w:p>
     <w:p>
@@ -171,250 +454,39 @@
       </w:r>
     </w:p>
     <w:p>
+      <w:r>
+        <w:t>________________________________________________________________</w:t>
+      </w:r>
+    </w:p>
+    <w:p>
+      <w:r>
+        <w:t>________________________________________________________________</w:t>
+      </w:r>
+    </w:p>
+    <w:p>
+      <w:r>
+        <w:t>________________________________________________________________</w:t>
+      </w:r>
+    </w:p>
+    <w:p>
       <w:pPr>
         <w:pStyle w:val="Heading1"/>
       </w:pPr>
       <w:r>
-        <w:t>02. Practise with fading help</w:t>
-      </w:r>
-    </w:p>
-    <w:p>
-      <w:r>
-        <w:t>Complete the supported Similarity trace and record the first step you can explain without help.</w:t>
-      </w:r>
-    </w:p>
-    <w:p>
-      <w:pPr>
-        <w:spacing w:line="336" w:lineRule="auto" w:after="180"/>
-      </w:pPr>
-      <w:r>
-        <w:rPr>
-          <w:b w:val="0"/>
-        </w:rPr>
-        <w:t xml:space="preserve">Use W2: Explain a changed winner for </w:t>
-      </w:r>
-      <w:r>
-        <w:rPr>
-          <w:b/>
-        </w:rPr>
-        <w:t>Similarity</w:t>
-      </w:r>
-      <w:r>
-        <w:rPr>
-          <w:b w:val="0"/>
-        </w:rPr>
-        <w:t xml:space="preserve"> and selected features. Record the answer once; the lesson and workbook refer to the same attempt.</w:t>
-      </w:r>
-    </w:p>
-    <w:tbl>
-      <w:tblPr>
-        <w:tblStyle w:val="LightShading-Accent1"/>
-        <w:tblW w:type="auto" w:w="0"/>
-        <w:tblLook w:firstColumn="1" w:firstRow="1" w:lastColumn="0" w:lastRow="0" w:noHBand="0" w:noVBand="1" w:val="04A0"/>
-      </w:tblPr>
-      <w:tblGrid>
-        <w:gridCol w:w="2556"/>
-        <w:gridCol w:w="2556"/>
-        <w:gridCol w:w="2556"/>
-        <w:gridCol w:w="2556"/>
-      </w:tblGrid>
-      <w:tr>
-        <w:trPr>
-          <w:tblHeader/>
-        </w:trPr>
-        <w:tc>
-          <w:tcPr>
-            <w:tcW w:type="dxa" w:w="2556"/>
-          </w:tcPr>
-          <w:p>
-            <w:r>
-              <w:t>Given inputs</w:t>
-            </w:r>
-          </w:p>
-        </w:tc>
-        <w:tc>
-          <w:tcPr>
-            <w:tcW w:type="dxa" w:w="2556"/>
-          </w:tcPr>
-          <w:p>
-            <w:r>
-              <w:t>Procedure I chose</w:t>
-            </w:r>
-          </w:p>
-        </w:tc>
-        <w:tc>
-          <w:tcPr>
-            <w:tcW w:type="dxa" w:w="2556"/>
-          </w:tcPr>
-          <w:p>
-            <w:r>
-              <w:t>Middle steps</w:t>
-            </w:r>
-          </w:p>
-        </w:tc>
-        <w:tc>
-          <w:tcPr>
-            <w:tcW w:type="dxa" w:w="2556"/>
-          </w:tcPr>
-          <w:p>
-            <w:r>
-              <w:t>Result and check</w:t>
-            </w:r>
-          </w:p>
-        </w:tc>
-      </w:tr>
-      <w:tr>
-        <w:tc>
-          <w:tcPr>
-            <w:tcW w:type="dxa" w:w="2556"/>
-          </w:tcPr>
-          <w:p>
-            <w:r/>
-          </w:p>
-        </w:tc>
-        <w:tc>
-          <w:tcPr>
-            <w:tcW w:type="dxa" w:w="2556"/>
-          </w:tcPr>
-          <w:p>
-            <w:r/>
-          </w:p>
-        </w:tc>
-        <w:tc>
-          <w:tcPr>
-            <w:tcW w:type="dxa" w:w="2556"/>
-          </w:tcPr>
-          <w:p>
-            <w:r/>
-          </w:p>
-        </w:tc>
-        <w:tc>
-          <w:tcPr>
-            <w:tcW w:type="dxa" w:w="2556"/>
-          </w:tcPr>
-          <w:p>
-            <w:r/>
-          </w:p>
-        </w:tc>
-      </w:tr>
-    </w:tbl>
-    <w:p>
-      <w:pPr>
-        <w:pStyle w:val="Heading3"/>
-      </w:pPr>
-      <w:r>
-        <w:t>The step I completed without help, and the hint I needed</w:t>
-      </w:r>
-    </w:p>
-    <w:p>
-      <w:r>
-        <w:t>________________________________________________________________</w:t>
-      </w:r>
-    </w:p>
-    <w:p>
-      <w:r>
-        <w:t>________________________________________________________________</w:t>
-      </w:r>
-    </w:p>
-    <w:p>
-      <w:r>
-        <w:t>________________________________________________________________</w:t>
-      </w:r>
-    </w:p>
-    <w:p>
-      <w:pPr>
-        <w:pStyle w:val="Heading1"/>
-      </w:pPr>
-      <w:r>
-        <w:t>03. Individual reasoning check</w:t>
-      </w:r>
-    </w:p>
-    <w:p>
-      <w:r>
-        <w:t>Check the proposed Similarity explanation against the supplied facts before discussing it.</w:t>
-      </w:r>
-    </w:p>
-    <w:p>
-      <w:pPr>
-        <w:spacing w:line="336" w:lineRule="auto" w:after="180"/>
-      </w:pPr>
-      <w:r>
-        <w:rPr>
-          <w:b w:val="0"/>
-        </w:rPr>
-        <w:t xml:space="preserve">Use the worked case for </w:t>
-      </w:r>
-      <w:r>
-        <w:rPr>
-          <w:b/>
-        </w:rPr>
-        <w:t>Similarity</w:t>
-      </w:r>
-      <w:r>
-        <w:rPr>
-          <w:b w:val="0"/>
-        </w:rPr>
-        <w:t xml:space="preserve"> and selected features. Proposed explanation: “Similar has one objective meaning for every task”. Decide whether this explanation is supported.</w:t>
-      </w:r>
-    </w:p>
-    <w:p>
-      <w:pPr>
-        <w:spacing w:line="336" w:lineRule="auto" w:after="180"/>
-      </w:pPr>
-      <w:r>
-        <w:rPr>
-          <w:b w:val="0"/>
-        </w:rPr>
-        <w:t>Point to the step or supplied fact that decides; explain your repair if needed.</w:t>
-      </w:r>
-    </w:p>
-    <w:p>
-      <w:pPr>
-        <w:pStyle w:val="Heading3"/>
-      </w:pPr>
-      <w:r>
-        <w:t>My explanation before partner discussion</w:t>
-      </w:r>
-    </w:p>
-    <w:p>
-      <w:r>
-        <w:t>________________________________________________________________</w:t>
-      </w:r>
-    </w:p>
-    <w:p>
-      <w:r>
-        <w:t>________________________________________________________________</w:t>
-      </w:r>
-    </w:p>
-    <w:p>
-      <w:r>
-        <w:t>________________________________________________________________</w:t>
-      </w:r>
-    </w:p>
-    <w:p>
-      <w:r>
-        <w:t>________________________________________________________________</w:t>
-      </w:r>
-    </w:p>
-    <w:p>
-      <w:pPr>
-        <w:pStyle w:val="Heading1"/>
-      </w:pPr>
-      <w:r>
-        <w:t>04. Independent transfer case</w:t>
-      </w:r>
-    </w:p>
-    <w:p>
-      <w:r>
-        <w:t>Write one first attempt at the reserved independent case before feedback. Repeated copies of that case refer to the same recorded attempt.</w:t>
-      </w:r>
-    </w:p>
-    <w:p>
-      <w:pPr>
-        <w:pStyle w:val="Heading3"/>
-      </w:pPr>
-      <w:r>
-        <w:t>Independent case: Transfer the comparison to books</w:t>
+        <w:t>04. W4 · Transfer the comparison to books</w:t>
+      </w:r>
+    </w:p>
+    <w:p>
+      <w:r>
+        <w:t>Keep one first attempt before hints or feedback.</w:t>
+      </w:r>
+    </w:p>
+    <w:p>
+      <w:pPr>
+        <w:pStyle w:val="Heading2"/>
+      </w:pPr>
+      <w:r>
+        <w:t>Read and explain independently</w:t>
       </w:r>
     </w:p>
     <w:p>
@@ -508,6 +580,14 @@
     </w:p>
     <w:p>
       <w:pPr>
+        <w:pStyle w:val="Heading2"/>
+      </w:pPr>
+      <w:r>
+        <w:t>Keep a fair record</w:t>
+      </w:r>
+    </w:p>
+    <w:p>
+      <w:pPr>
         <w:spacing w:line="336" w:lineRule="auto" w:after="180"/>
       </w:pPr>
       <w:r>
@@ -519,15 +599,39 @@
     </w:p>
     <w:p>
       <w:pPr>
+        <w:pStyle w:val="Heading2"/>
+      </w:pPr>
+      <w:r>
+        <w:t>Earlier wording, alternatives and picture transcripts · reference / check after trying</w:t>
+      </w:r>
+    </w:p>
+    <w:p>
+      <w:pPr>
+        <w:pStyle w:val="Heading3"/>
+      </w:pPr>
+      <w:r>
+        <w:t>Independent case: Transfer the comparison to books</w:t>
+      </w:r>
+    </w:p>
+    <w:p>
+      <w:pPr>
         <w:pStyle w:val="Heading1"/>
       </w:pPr>
       <w:r>
-        <w:t>05. Your learning target</w:t>
-      </w:r>
-    </w:p>
-    <w:p>
-      <w:r>
-        <w:t>Connect the Similarity target to a trace and a justified conclusion.</w:t>
+        <w:t>09. Project · Keep the decision and its evidence</w:t>
+      </w:r>
+    </w:p>
+    <w:p>
+      <w:r>
+        <w:t>Add this week’s change to your existing project record.</w:t>
+      </w:r>
+    </w:p>
+    <w:p>
+      <w:pPr>
+        <w:pStyle w:val="Heading2"/>
+      </w:pPr>
+      <w:r>
+        <w:t>Your evidence record</w:t>
       </w:r>
     </w:p>
     <w:p>
@@ -538,42 +642,31 @@
         <w:rPr>
           <w:b w:val="0"/>
         </w:rPr>
-        <w:t>A reader wants mystery and short books. A has both traits, B only mystery, C only short. Score one point per matching trait. The reader now says short is essential. Explain how the decision should change.</w:t>
-      </w:r>
-    </w:p>
-    <w:p>
-      <w:pPr>
-        <w:pStyle w:val="Heading1"/>
-      </w:pPr>
-      <w:r>
-        <w:t>06. Solve the given case</w:t>
-      </w:r>
-    </w:p>
-    <w:p>
-      <w:r>
-        <w:t>Solve the supplied Similarity case and show the deciding evidence.</w:t>
-      </w:r>
-    </w:p>
-    <w:p>
-      <w:pPr>
-        <w:spacing w:line="336" w:lineRule="auto" w:after="180"/>
-      </w:pPr>
+        <w:t xml:space="preserve">Choose two useful item traits for </w:t>
+      </w:r>
+      <w:r>
+        <w:rPr>
+          <w:b/>
+        </w:rPr>
+        <w:t>similarity</w:t>
+      </w:r>
       <w:r>
         <w:rPr>
           <w:b w:val="0"/>
         </w:rPr>
-        <w:t>Book A has animals and adventure; B has animals only; C has neither. A reader wants both traits.</w:t>
-      </w:r>
-    </w:p>
-    <w:p>
-      <w:pPr>
-        <w:spacing w:line="336" w:lineRule="auto" w:after="180"/>
-      </w:pPr>
+        <w:t xml:space="preserve">-based sorting and explain why each deserves its </w:t>
+      </w:r>
+      <w:r>
+        <w:rPr>
+          <w:b/>
+        </w:rPr>
+        <w:t>weight</w:t>
+      </w:r>
       <w:r>
         <w:rPr>
           <w:b w:val="0"/>
         </w:rPr>
-        <w:t>Rank by number of matching traits.</w:t>
+        <w:t>.</w:t>
       </w:r>
     </w:p>
     <w:p>
@@ -584,7 +677,7 @@
         <w:rPr>
           <w:b w:val="0"/>
         </w:rPr>
-        <w:t xml:space="preserve">Show your trace, calculation or </w:t>
+        <w:t xml:space="preserve">The project change and </w:t>
       </w:r>
       <w:r>
         <w:rPr>
@@ -592,333 +685,6 @@
         </w:rPr>
         <w:t>evidence</w:t>
       </w:r>
-    </w:p>
-    <w:p>
-      <w:pPr>
-        <w:pStyle w:val="Heading3"/>
-      </w:pPr>
-      <w:r>
-        <w:t>Write or draw your reasoning and evidence.</w:t>
-      </w:r>
-    </w:p>
-    <w:p>
-      <w:r>
-        <w:t>________________________________________________________________</w:t>
-      </w:r>
-    </w:p>
-    <w:p>
-      <w:r>
-        <w:t>________________________________________________________________</w:t>
-      </w:r>
-    </w:p>
-    <w:p>
-      <w:r>
-        <w:t>________________________________________________________________</w:t>
-      </w:r>
-    </w:p>
-    <w:p>
-      <w:r>
-        <w:t>________________________________________________________________</w:t>
-      </w:r>
-    </w:p>
-    <w:p>
-      <w:r>
-        <w:t>________________________________________________________________</w:t>
-      </w:r>
-    </w:p>
-    <w:p>
-      <w:pPr>
-        <w:pStyle w:val="Heading1"/>
-      </w:pPr>
-      <w:r>
-        <w:t>07. Check a changed case</w:t>
-      </w:r>
-    </w:p>
-    <w:p>
-      <w:r>
-        <w:t>Apply the procedure to the changed case and record why the conclusion follows.</w:t>
-      </w:r>
-    </w:p>
-    <w:p>
-      <w:pPr>
-        <w:spacing w:line="336" w:lineRule="auto" w:after="180"/>
-        <w:shd w:fill="F5F1FB"/>
-      </w:pPr>
-      <w:r>
-        <w:rPr>
-          <w:b w:val="0"/>
-        </w:rPr>
-        <w:t>Compare books using topic only. Book A is about space with a red cover; B is about space with a blue cover; C is about dogs with a red cover. Which matches A best?</w:t>
-      </w:r>
-    </w:p>
-    <w:p>
-      <w:pPr>
-        <w:spacing w:line="336" w:lineRule="auto" w:after="180"/>
-      </w:pPr>
-      <w:r>
-        <w:rPr>
-          <w:b w:val="0"/>
-        </w:rPr>
-        <w:t>My independent answer and reason</w:t>
-      </w:r>
-    </w:p>
-    <w:p>
-      <w:pPr>
-        <w:pStyle w:val="Heading3"/>
-      </w:pPr>
-      <w:r>
-        <w:t>Write or draw your reasoning and evidence.</w:t>
-      </w:r>
-    </w:p>
-    <w:p>
-      <w:r>
-        <w:t>________________________________________________________________</w:t>
-      </w:r>
-    </w:p>
-    <w:p>
-      <w:r>
-        <w:t>________________________________________________________________</w:t>
-      </w:r>
-    </w:p>
-    <w:p>
-      <w:r>
-        <w:t>________________________________________________________________</w:t>
-      </w:r>
-    </w:p>
-    <w:p>
-      <w:r>
-        <w:t>________________________________________________________________</w:t>
-      </w:r>
-    </w:p>
-    <w:p>
-      <w:r>
-        <w:t>________________________________________________________________</w:t>
-      </w:r>
-    </w:p>
-    <w:p>
-      <w:pPr>
-        <w:pStyle w:val="Heading3"/>
-      </w:pPr>
-      <w:r>
-        <w:t>Week 19 Test and reflect</w:t>
-      </w:r>
-    </w:p>
-    <w:p>
-      <w:pPr>
-        <w:pStyle w:val="Heading1"/>
-      </w:pPr>
-      <w:r>
-        <w:t>08. Design a revealing test</w:t>
-      </w:r>
-    </w:p>
-    <w:p>
-      <w:r>
-        <w:t>Specify a changed input, expected result and observation separately.</w:t>
-      </w:r>
-    </w:p>
-    <w:p>
-      <w:pPr>
-        <w:spacing w:line="336" w:lineRule="auto" w:after="180"/>
-      </w:pPr>
-      <w:r>
-        <w:rPr>
-          <w:b w:val="0"/>
-        </w:rPr>
-        <w:t xml:space="preserve">Create a changed </w:t>
-      </w:r>
-      <w:r>
-        <w:rPr>
-          <w:b/>
-        </w:rPr>
-        <w:t>input</w:t>
-      </w:r>
-      <w:r>
-        <w:rPr>
-          <w:b w:val="0"/>
-        </w:rPr>
-        <w:t>, boundary case or missing-information case. Write the expected answer or safe response before testing.</w:t>
-      </w:r>
-    </w:p>
-    <w:tbl>
-      <w:tblPr>
-        <w:tblStyle w:val="LightShading-Accent1"/>
-        <w:tblW w:type="auto" w:w="0"/>
-        <w:tblLook w:firstColumn="1" w:firstRow="1" w:lastColumn="0" w:lastRow="0" w:noHBand="0" w:noVBand="1" w:val="04A0"/>
-      </w:tblPr>
-      <w:tblGrid>
-        <w:gridCol w:w="5112"/>
-        <w:gridCol w:w="5112"/>
-      </w:tblGrid>
-      <w:tr>
-        <w:trPr>
-          <w:tblHeader/>
-        </w:trPr>
-        <w:tc>
-          <w:tcPr>
-            <w:tcW w:type="dxa" w:w="5112"/>
-          </w:tcPr>
-          <w:p>
-            <w:r>
-              <w:t>Test record</w:t>
-            </w:r>
-          </w:p>
-        </w:tc>
-        <w:tc>
-          <w:tcPr>
-            <w:tcW w:type="dxa" w:w="5112"/>
-          </w:tcPr>
-          <w:p>
-            <w:r>
-              <w:t>My evidence</w:t>
-            </w:r>
-          </w:p>
-        </w:tc>
-      </w:tr>
-      <w:tr>
-        <w:tc>
-          <w:tcPr>
-            <w:tcW w:type="dxa" w:w="5112"/>
-          </w:tcPr>
-          <w:p>
-            <w:r>
-              <w:t>Changed input or condition</w:t>
-            </w:r>
-          </w:p>
-        </w:tc>
-        <w:tc>
-          <w:tcPr>
-            <w:tcW w:type="dxa" w:w="5112"/>
-          </w:tcPr>
-          <w:p>
-            <w:r/>
-          </w:p>
-        </w:tc>
-      </w:tr>
-      <w:tr>
-        <w:tc>
-          <w:tcPr>
-            <w:tcW w:type="dxa" w:w="5112"/>
-          </w:tcPr>
-          <w:p>
-            <w:r>
-              <w:t>Expected answer or fallback</w:t>
-            </w:r>
-          </w:p>
-        </w:tc>
-        <w:tc>
-          <w:tcPr>
-            <w:tcW w:type="dxa" w:w="5112"/>
-          </w:tcPr>
-          <w:p>
-            <w:r/>
-          </w:p>
-        </w:tc>
-      </w:tr>
-      <w:tr>
-        <w:tc>
-          <w:tcPr>
-            <w:tcW w:type="dxa" w:w="5112"/>
-          </w:tcPr>
-          <w:p>
-            <w:r>
-              <w:t>Observed result</w:t>
-            </w:r>
-          </w:p>
-        </w:tc>
-        <w:tc>
-          <w:tcPr>
-            <w:tcW w:type="dxa" w:w="5112"/>
-          </w:tcPr>
-          <w:p>
-            <w:r/>
-          </w:p>
-        </w:tc>
-      </w:tr>
-      <w:tr>
-        <w:tc>
-          <w:tcPr>
-            <w:tcW w:type="dxa" w:w="5112"/>
-          </w:tcPr>
-          <w:p>
-            <w:r>
-              <w:t>Why the result occurred</w:t>
-            </w:r>
-          </w:p>
-        </w:tc>
-        <w:tc>
-          <w:tcPr>
-            <w:tcW w:type="dxa" w:w="5112"/>
-          </w:tcPr>
-          <w:p>
-            <w:r/>
-          </w:p>
-        </w:tc>
-      </w:tr>
-    </w:tbl>
-    <w:p>
-      <w:pPr>
-        <w:pStyle w:val="Heading1"/>
-      </w:pPr>
-      <w:r>
-        <w:t>09. Project checkpoint</w:t>
-      </w:r>
-    </w:p>
-    <w:p>
-      <w:r>
-        <w:t>Justify what Similarity adds to Helpful Classroom Sorter and keep the evidence.</w:t>
-      </w:r>
-    </w:p>
-    <w:p>
-      <w:pPr>
-        <w:spacing w:line="336" w:lineRule="auto" w:after="180"/>
-      </w:pPr>
-      <w:r>
-        <w:rPr>
-          <w:b w:val="0"/>
-        </w:rPr>
-        <w:t xml:space="preserve">Choose two useful item traits for </w:t>
-      </w:r>
-      <w:r>
-        <w:rPr>
-          <w:b/>
-        </w:rPr>
-        <w:t>similarity</w:t>
-      </w:r>
-      <w:r>
-        <w:rPr>
-          <w:b w:val="0"/>
-        </w:rPr>
-        <w:t xml:space="preserve">-based sorting and explain why each deserves its </w:t>
-      </w:r>
-      <w:r>
-        <w:rPr>
-          <w:b/>
-        </w:rPr>
-        <w:t>weight</w:t>
-      </w:r>
-      <w:r>
-        <w:rPr>
-          <w:b w:val="0"/>
-        </w:rPr>
-        <w:t>.</w:t>
-      </w:r>
-    </w:p>
-    <w:p>
-      <w:pPr>
-        <w:spacing w:line="336" w:lineRule="auto" w:after="180"/>
-      </w:pPr>
-      <w:r>
-        <w:rPr>
-          <w:b w:val="0"/>
-        </w:rPr>
-        <w:t xml:space="preserve">The project change and </w:t>
-      </w:r>
-      <w:r>
-        <w:rPr>
-          <w:b/>
-        </w:rPr>
-        <w:t>evidence</w:t>
-      </w:r>
       <w:r>
         <w:rPr>
           <w:b w:val="0"/>
@@ -964,582 +730,20 @@
         <w:pStyle w:val="Heading1"/>
       </w:pPr>
       <w:r>
-        <w:t>10. Self check</w:t>
-      </w:r>
-    </w:p>
-    <w:p>
-      <w:r>
-        <w:t>Judge explanation, evidence, transfer and limits separately; attach the work behind your judgement.</w:t>
-      </w:r>
-    </w:p>
-    <w:p>
-      <w:pPr>
-        <w:pStyle w:val="ListBullet"/>
-      </w:pPr>
-      <w:r>
-        <w:t>I can explain the mechanism.</w:t>
-      </w:r>
-    </w:p>
-    <w:p>
-      <w:pPr>
-        <w:pStyle w:val="ListBullet"/>
-      </w:pPr>
-      <w:r>
-        <w:t>I can show evidence.</w:t>
-      </w:r>
-    </w:p>
-    <w:p>
-      <w:pPr>
-        <w:pStyle w:val="ListBullet"/>
-      </w:pPr>
-      <w:r>
-        <w:t>I can handle a changed case.</w:t>
-      </w:r>
-    </w:p>
-    <w:p>
-      <w:pPr>
-        <w:pStyle w:val="ListBullet"/>
-      </w:pPr>
-      <w:r>
-        <w:t>I can name a limit.</w:t>
-      </w:r>
-    </w:p>
-    <w:p>
-      <w:r>
-        <w:t>Mark each as not yet, with help or independently, and attach supporting work.</w:t>
-      </w:r>
-    </w:p>
-    <w:p>
-      <w:pPr>
-        <w:spacing w:line="336" w:lineRule="auto" w:after="180"/>
-      </w:pPr>
-      <w:r>
-        <w:rPr>
-          <w:b w:val="0"/>
-        </w:rPr>
-        <w:t>Teacher review ____________________  Next step ____________________</w:t>
-      </w:r>
-    </w:p>
-    <w:p>
-      <w:pPr>
-        <w:pStyle w:val="Heading1"/>
-      </w:pPr>
-      <w:r>
-        <w:t>11. Transfer practice from the original programme</w:t>
-      </w:r>
-    </w:p>
-    <w:p>
-      <w:r>
-        <w:t>Use this earlier case as transfer practice. A case already discussed with feedback is not fresh assessment evidence.</w:t>
-      </w:r>
-    </w:p>
-    <w:p>
-      <w:pPr>
-        <w:spacing w:line="336" w:lineRule="auto" w:after="180"/>
-      </w:pPr>
-      <w:r>
-        <w:rPr>
-          <w:b w:val="0"/>
-        </w:rPr>
-        <w:t>A reader wants mystery and short books. A has both traits, B only mystery, C only short. Score one point per matching trait. The reader now says short is essential. Explain how the decision should change.</w:t>
-      </w:r>
-    </w:p>
-    <w:p>
-      <w:pPr>
-        <w:pStyle w:val="Heading3"/>
-      </w:pPr>
-      <w:r>
-        <w:t>My independently reasoned answer</w:t>
-      </w:r>
-    </w:p>
-    <w:p>
-      <w:r>
-        <w:t>________________________________________________________________</w:t>
-      </w:r>
-    </w:p>
-    <w:p>
-      <w:r>
-        <w:t>________________________________________________________________</w:t>
-      </w:r>
-    </w:p>
-    <w:p>
-      <w:r>
-        <w:t>________________________________________________________________</w:t>
-      </w:r>
-    </w:p>
-    <w:p>
-      <w:r>
-        <w:t>________________________________________________________________</w:t>
-      </w:r>
-    </w:p>
-    <w:p>
-      <w:r>
-        <w:t>________________________________________________________________</w:t>
-      </w:r>
-    </w:p>
-    <w:p>
-      <w:r>
-        <w:t>________________________________________________________________</w:t>
-      </w:r>
-    </w:p>
-    <w:p>
-      <w:r>
-        <w:t>________________________________________________________________</w:t>
-      </w:r>
-    </w:p>
-    <w:p>
-      <w:pPr>
-        <w:spacing w:line="336" w:lineRule="auto" w:after="180"/>
-      </w:pPr>
-      <w:r>
-        <w:rPr>
-          <w:b w:val="0"/>
-        </w:rPr>
-        <w:t>Record support used: none, hint or teacher explanation.</w:t>
-      </w:r>
-    </w:p>
-    <w:p>
-      <w:pPr>
-        <w:pStyle w:val="Heading1"/>
-      </w:pPr>
-      <w:r>
-        <w:t>12. W1 Show the contributions before the total</w:t>
-      </w:r>
-    </w:p>
-    <w:p>
-      <w:r>
-        <w:t>Show the contributions before the total. Apply the supplied Similarity facts and keep your reasoning.</w:t>
-      </w:r>
-    </w:p>
-    <w:p>
-      <w:pPr>
-        <w:spacing w:line="336" w:lineRule="auto" w:after="180"/>
-      </w:pPr>
-      <w:r>
-        <w:rPr>
-          <w:b w:val="0"/>
-        </w:rPr>
-        <w:t xml:space="preserve">For the red round smooth target and </w:t>
-      </w:r>
-      <w:r>
-        <w:rPr>
-          <w:b/>
-        </w:rPr>
-        <w:t>candidate</w:t>
-      </w:r>
-      <w:r>
-        <w:rPr>
-          <w:b w:val="0"/>
-        </w:rPr>
-        <w:t xml:space="preserve">s A, B and C in the lesson, record the colour, shape and texture contributions under one point per match. Give each total and identify every highest scoring </w:t>
-      </w:r>
-      <w:r>
-        <w:rPr>
-          <w:b/>
-        </w:rPr>
-        <w:t>candidate</w:t>
-      </w:r>
-      <w:r>
-        <w:rPr>
-          <w:b w:val="0"/>
-        </w:rPr>
-        <w:t>.</w:t>
-      </w:r>
-    </w:p>
-    <w:p>
-      <w:pPr>
-        <w:pStyle w:val="Heading3"/>
-      </w:pPr>
-      <w:r>
-        <w:t>My reasoning and evidence</w:t>
-      </w:r>
-    </w:p>
-    <w:p>
-      <w:r>
-        <w:t>________________________________________________________________</w:t>
-      </w:r>
-    </w:p>
-    <w:p>
-      <w:r>
-        <w:t>________________________________________________________________</w:t>
-      </w:r>
-    </w:p>
-    <w:p>
-      <w:r>
-        <w:t>________________________________________________________________</w:t>
-      </w:r>
-    </w:p>
-    <w:p>
-      <w:r>
-        <w:t>________________________________________________________________</w:t>
-      </w:r>
-    </w:p>
-    <w:p>
-      <w:r>
-        <w:t>________________________________________________________________</w:t>
-      </w:r>
-    </w:p>
-    <w:p>
-      <w:r>
-        <w:t>________________________________________________________________</w:t>
-      </w:r>
-    </w:p>
-    <w:p>
-      <w:pPr>
-        <w:pStyle w:val="Heading1"/>
-      </w:pPr>
-      <w:r>
-        <w:t>13. W2 Explain a changed winner</w:t>
-      </w:r>
-    </w:p>
-    <w:p>
-      <w:r>
-        <w:t>Explain a changed winner. Apply the supplied Similarity facts and keep your reasoning.</w:t>
-      </w:r>
-    </w:p>
-    <w:p>
-      <w:pPr>
-        <w:spacing w:line="336" w:lineRule="auto" w:after="180"/>
-      </w:pPr>
-      <w:r>
-        <w:rPr>
-          <w:b w:val="0"/>
-        </w:rPr>
-        <w:t xml:space="preserve">Keep the same target and </w:t>
-      </w:r>
-      <w:r>
-        <w:rPr>
-          <w:b/>
-        </w:rPr>
-        <w:t>candidate</w:t>
-      </w:r>
-      <w:r>
-        <w:rPr>
-          <w:b w:val="0"/>
-        </w:rPr>
-        <w:t>s but make texture worth 3 points, with colour and shape worth 1 each. Recalculate A, B and C. Explain what changed and what stayed the same.</w:t>
-      </w:r>
-    </w:p>
-    <w:p>
-      <w:pPr>
-        <w:pStyle w:val="Heading3"/>
-      </w:pPr>
-      <w:r>
-        <w:t>My reasoning and evidence</w:t>
-      </w:r>
-    </w:p>
-    <w:p>
-      <w:r>
-        <w:t>________________________________________________________________</w:t>
-      </w:r>
-    </w:p>
-    <w:p>
-      <w:r>
-        <w:t>________________________________________________________________</w:t>
-      </w:r>
-    </w:p>
-    <w:p>
-      <w:r>
-        <w:t>________________________________________________________________</w:t>
-      </w:r>
-    </w:p>
-    <w:p>
-      <w:r>
-        <w:t>________________________________________________________________</w:t>
-      </w:r>
-    </w:p>
-    <w:p>
-      <w:r>
-        <w:t>________________________________________________________________</w:t>
-      </w:r>
-    </w:p>
-    <w:p>
-      <w:r>
-        <w:t>________________________________________________________________</w:t>
-      </w:r>
-    </w:p>
-    <w:p>
-      <w:pPr>
-        <w:pStyle w:val="Heading1"/>
-      </w:pPr>
-      <w:r>
-        <w:t>14. W3 Keep unknown separate from different</w:t>
-      </w:r>
-    </w:p>
-    <w:p>
-      <w:r>
-        <w:t>Keep unknown separate from different. Apply the supplied Similarity facts and keep your reasoning.</w:t>
-      </w:r>
-    </w:p>
-    <w:p>
-      <w:pPr>
-        <w:spacing w:line="336" w:lineRule="auto" w:after="180"/>
-      </w:pPr>
-      <w:r>
-        <w:rPr>
-          <w:b/>
-        </w:rPr>
-        <w:t>Candidate</w:t>
-      </w:r>
-      <w:r>
-        <w:rPr>
-          <w:b w:val="0"/>
-        </w:rPr>
-        <w:t xml:space="preserve"> E is red and round but its texture is missing. A learner assigns zero for texture and declares E fully scored. Apply our classroom policy.</w:t>
-      </w:r>
-    </w:p>
-    <w:p>
-      <w:pPr>
-        <w:spacing w:line="336" w:lineRule="auto" w:after="180"/>
-      </w:pPr>
-      <w:r>
-        <w:rPr>
-          <w:b w:val="0"/>
-        </w:rPr>
-        <w:t>State the known contributions, the missing information and what must happen before a final ranking.</w:t>
-      </w:r>
-    </w:p>
-    <w:p>
-      <w:pPr>
-        <w:pStyle w:val="Heading3"/>
-      </w:pPr>
-      <w:r>
-        <w:t>My reasoning and evidence</w:t>
-      </w:r>
-    </w:p>
-    <w:p>
-      <w:r>
-        <w:t>________________________________________________________________</w:t>
-      </w:r>
-    </w:p>
-    <w:p>
-      <w:r>
-        <w:t>________________________________________________________________</w:t>
-      </w:r>
-    </w:p>
-    <w:p>
-      <w:r>
-        <w:t>________________________________________________________________</w:t>
-      </w:r>
-    </w:p>
-    <w:p>
-      <w:r>
-        <w:t>________________________________________________________________</w:t>
-      </w:r>
-    </w:p>
-    <w:p>
-      <w:r>
-        <w:t>________________________________________________________________</w:t>
-      </w:r>
-    </w:p>
-    <w:p>
-      <w:r>
-        <w:t>________________________________________________________________</w:t>
-      </w:r>
-    </w:p>
-    <w:p>
-      <w:pPr>
-        <w:pStyle w:val="Heading1"/>
-      </w:pPr>
-      <w:r>
-        <w:t>15. W4 Transfer the comparison to books</w:t>
-      </w:r>
-    </w:p>
-    <w:p>
-      <w:r>
-        <w:t>Attempt before feedback. If this repeats the selected independent case, reuse that first attempt; otherwise keep a separate record. Transfer the comparison to books. Apply the supplied Similarity facts and keep your reasoning.</w:t>
-      </w:r>
-    </w:p>
-    <w:p>
-      <w:pPr>
-        <w:spacing w:line="336" w:lineRule="auto" w:after="180"/>
-      </w:pPr>
-      <w:r>
-        <w:rPr>
-          <w:b w:val="0"/>
-        </w:rPr>
-        <w:t xml:space="preserve">A target book has topic space, format comic and language English. </w:t>
-      </w:r>
-      <w:r>
-        <w:rPr>
-          <w:b/>
-        </w:rPr>
-        <w:t>Candidate</w:t>
-      </w:r>
-      <w:r>
-        <w:rPr>
-          <w:b w:val="0"/>
-        </w:rPr>
-        <w:t>s are J: space, prose, English; K: animals, comic, English; L: space, comic, Spanish. Give 1 point per exact match and return all tied highest scorers.</w:t>
-      </w:r>
-    </w:p>
-    <w:p>
-      <w:pPr>
-        <w:spacing w:line="336" w:lineRule="auto" w:after="180"/>
-      </w:pPr>
-      <w:r>
-        <w:rPr>
-          <w:b w:val="0"/>
-        </w:rPr>
-        <w:t xml:space="preserve">Then make topic worth 3 points while keeping the other </w:t>
-      </w:r>
-      <w:r>
-        <w:rPr>
-          <w:b/>
-        </w:rPr>
-        <w:t>weight</w:t>
-      </w:r>
-      <w:r>
-        <w:rPr>
-          <w:b w:val="0"/>
-        </w:rPr>
-        <w:t>s at 1. Report both sets of totals and winners. Explain why a winner may still fail a requirement to read English.</w:t>
-      </w:r>
-    </w:p>
-    <w:p>
-      <w:pPr>
-        <w:pStyle w:val="Heading3"/>
-      </w:pPr>
-      <w:r>
-        <w:t>My reasoning and evidence</w:t>
-      </w:r>
-    </w:p>
-    <w:p>
-      <w:r>
-        <w:t>________________________________________________________________</w:t>
-      </w:r>
-    </w:p>
-    <w:p>
-      <w:r>
-        <w:t>________________________________________________________________</w:t>
-      </w:r>
-    </w:p>
-    <w:p>
-      <w:r>
-        <w:t>________________________________________________________________</w:t>
-      </w:r>
-    </w:p>
-    <w:p>
-      <w:r>
-        <w:t>________________________________________________________________</w:t>
-      </w:r>
-    </w:p>
-    <w:p>
-      <w:r>
-        <w:t>________________________________________________________________</w:t>
-      </w:r>
-    </w:p>
-    <w:p>
-      <w:r>
-        <w:t>________________________________________________________________</w:t>
-      </w:r>
-    </w:p>
-    <w:p>
-      <w:r>
-        <w:t>________________________________________________________________</w:t>
-      </w:r>
-    </w:p>
-    <w:p>
-      <w:r>
-        <w:t>________________________________________________________________</w:t>
-      </w:r>
-    </w:p>
-    <w:p>
-      <w:pPr>
-        <w:pStyle w:val="Heading1"/>
-      </w:pPr>
-      <w:r>
-        <w:t>16. W5 Notice an accidental extra weight</w:t>
-      </w:r>
-    </w:p>
-    <w:p>
-      <w:r>
-        <w:t>Notice an accidental extra weight. Apply the supplied Similarity facts and keep your reasoning.</w:t>
-      </w:r>
-    </w:p>
-    <w:p>
-      <w:pPr>
-        <w:spacing w:line="336" w:lineRule="auto" w:after="180"/>
-      </w:pPr>
-      <w:r>
-        <w:rPr>
-          <w:b w:val="0"/>
-        </w:rPr>
-        <w:t xml:space="preserve">A designer adds a second colour column that copies the first and gives both columns one point. They say no feature has been given extra importance because every column has equal </w:t>
-      </w:r>
-      <w:r>
-        <w:rPr>
-          <w:b/>
-        </w:rPr>
-        <w:t>weight</w:t>
-      </w:r>
-      <w:r>
-        <w:rPr>
-          <w:b w:val="0"/>
-        </w:rPr>
-        <w:t>.</w:t>
-      </w:r>
-    </w:p>
-    <w:p>
-      <w:pPr>
-        <w:spacing w:line="336" w:lineRule="auto" w:after="180"/>
-      </w:pPr>
-      <w:r>
-        <w:rPr>
-          <w:b w:val="0"/>
-        </w:rPr>
-        <w:t>Explain the problem and propose a clearer rule.</w:t>
-      </w:r>
-    </w:p>
-    <w:p>
-      <w:pPr>
-        <w:pStyle w:val="Heading3"/>
-      </w:pPr>
-      <w:r>
-        <w:t>My reasoning and evidence</w:t>
-      </w:r>
-    </w:p>
-    <w:p>
-      <w:r>
-        <w:t>________________________________________________________________</w:t>
-      </w:r>
-    </w:p>
-    <w:p>
-      <w:r>
-        <w:t>________________________________________________________________</w:t>
-      </w:r>
-    </w:p>
-    <w:p>
-      <w:r>
-        <w:t>________________________________________________________________</w:t>
-      </w:r>
-    </w:p>
-    <w:p>
-      <w:r>
-        <w:t>________________________________________________________________</w:t>
-      </w:r>
-    </w:p>
-    <w:p>
-      <w:r>
-        <w:t>________________________________________________________________</w:t>
-      </w:r>
-    </w:p>
-    <w:p>
-      <w:r>
-        <w:t>________________________________________________________________</w:t>
-      </w:r>
-    </w:p>
-    <w:p>
-      <w:pPr>
-        <w:pStyle w:val="Heading1"/>
-      </w:pPr>
-      <w:r>
-        <w:t>17. Feedback, return check and learning record</w:t>
-      </w:r>
-    </w:p>
-    <w:p>
-      <w:r>
-        <w:t>Record the first repaired step and a different case to revisit after a delay.</w:t>
+        <w:t>17. Feedback · Repair and return</w:t>
+      </w:r>
+    </w:p>
+    <w:p>
+      <w:r>
+        <w:t>Keep the first attempt, the repair and a changed-case return.</w:t>
+      </w:r>
+    </w:p>
+    <w:p>
+      <w:pPr>
+        <w:pStyle w:val="Heading2"/>
+      </w:pPr>
+      <w:r>
+        <w:t>Your evidence record</w:t>
       </w:r>
     </w:p>
     <w:tbl>
@@ -1694,12 +898,909 @@
         <w:pStyle w:val="Heading1"/>
       </w:pPr>
       <w:r>
-        <w:t>18. Pictorial case practice: Similarity</w:t>
-      </w:r>
-    </w:p>
-    <w:p>
-      <w:r>
-        <w:t>A fictional craft-card matcher compares each candidate with a target. Explain the labelled step before checking the changed condition.</w:t>
+        <w:t>10. Finish · Judge the evidence in your work</w:t>
+      </w:r>
+    </w:p>
+    <w:p>
+      <w:r>
+        <w:t>Point to work that supports your confidence level.</w:t>
+      </w:r>
+    </w:p>
+    <w:p>
+      <w:pPr>
+        <w:pStyle w:val="Heading2"/>
+      </w:pPr>
+      <w:r>
+        <w:t>Your evidence record</w:t>
+      </w:r>
+    </w:p>
+    <w:p>
+      <w:pPr>
+        <w:pStyle w:val="ListBullet"/>
+      </w:pPr>
+      <w:r>
+        <w:t>I can explain the mechanism.</w:t>
+      </w:r>
+    </w:p>
+    <w:p>
+      <w:pPr>
+        <w:pStyle w:val="ListBullet"/>
+      </w:pPr>
+      <w:r>
+        <w:t>I can show evidence.</w:t>
+      </w:r>
+    </w:p>
+    <w:p>
+      <w:pPr>
+        <w:pStyle w:val="ListBullet"/>
+      </w:pPr>
+      <w:r>
+        <w:t>I can handle a changed case.</w:t>
+      </w:r>
+    </w:p>
+    <w:p>
+      <w:pPr>
+        <w:pStyle w:val="ListBullet"/>
+      </w:pPr>
+      <w:r>
+        <w:t>I can name a limit.</w:t>
+      </w:r>
+    </w:p>
+    <w:p>
+      <w:r>
+        <w:t>Mark each as not yet, with help or independently, and attach supporting work.</w:t>
+      </w:r>
+    </w:p>
+    <w:p>
+      <w:pPr>
+        <w:spacing w:line="336" w:lineRule="auto" w:after="180"/>
+      </w:pPr>
+      <w:r>
+        <w:rPr>
+          <w:b w:val="0"/>
+        </w:rPr>
+        <w:t>Teacher review ____________________  Next step ____________________</w:t>
+      </w:r>
+    </w:p>
+    <w:p>
+      <w:pPr>
+        <w:pStyle w:val="Heading1"/>
+      </w:pPr>
+      <w:r>
+        <w:t>Reference bank and extra practice</w:t>
+      </w:r>
+    </w:p>
+    <w:p>
+      <w:pPr>
+        <w:pStyle w:val="Heading1"/>
+      </w:pPr>
+      <w:r>
+        <w:t>02. Reference · Supported W2 record</w:t>
+      </w:r>
+    </w:p>
+    <w:p>
+      <w:r>
+        <w:t>This is the same W2 attempt. Keep one response record.</w:t>
+      </w:r>
+    </w:p>
+    <w:p>
+      <w:pPr>
+        <w:pStyle w:val="Heading2"/>
+      </w:pPr>
+      <w:r>
+        <w:t>Use this when helpful</w:t>
+      </w:r>
+    </w:p>
+    <w:p>
+      <w:pPr>
+        <w:spacing w:line="336" w:lineRule="auto" w:after="180"/>
+      </w:pPr>
+      <w:r>
+        <w:rPr>
+          <w:b w:val="0"/>
+        </w:rPr>
+        <w:t xml:space="preserve">Use W2: Explain a changed winner for </w:t>
+      </w:r>
+      <w:r>
+        <w:rPr>
+          <w:b/>
+        </w:rPr>
+        <w:t>Similarity</w:t>
+      </w:r>
+      <w:r>
+        <w:rPr>
+          <w:b w:val="0"/>
+        </w:rPr>
+        <w:t xml:space="preserve"> and selected features. Record the answer once; the lesson and workbook refer to the same attempt.</w:t>
+      </w:r>
+    </w:p>
+    <w:tbl>
+      <w:tblPr>
+        <w:tblStyle w:val="LightShading-Accent1"/>
+        <w:tblW w:type="auto" w:w="0"/>
+        <w:tblLook w:firstColumn="1" w:firstRow="1" w:lastColumn="0" w:lastRow="0" w:noHBand="0" w:noVBand="1" w:val="04A0"/>
+      </w:tblPr>
+      <w:tblGrid>
+        <w:gridCol w:w="2556"/>
+        <w:gridCol w:w="2556"/>
+        <w:gridCol w:w="2556"/>
+        <w:gridCol w:w="2556"/>
+      </w:tblGrid>
+      <w:tr>
+        <w:trPr>
+          <w:tblHeader/>
+        </w:trPr>
+        <w:tc>
+          <w:tcPr>
+            <w:tcW w:type="dxa" w:w="2556"/>
+          </w:tcPr>
+          <w:p>
+            <w:r>
+              <w:t>Given inputs</w:t>
+            </w:r>
+          </w:p>
+        </w:tc>
+        <w:tc>
+          <w:tcPr>
+            <w:tcW w:type="dxa" w:w="2556"/>
+          </w:tcPr>
+          <w:p>
+            <w:r>
+              <w:t>Procedure I chose</w:t>
+            </w:r>
+          </w:p>
+        </w:tc>
+        <w:tc>
+          <w:tcPr>
+            <w:tcW w:type="dxa" w:w="2556"/>
+          </w:tcPr>
+          <w:p>
+            <w:r>
+              <w:t>Middle steps</w:t>
+            </w:r>
+          </w:p>
+        </w:tc>
+        <w:tc>
+          <w:tcPr>
+            <w:tcW w:type="dxa" w:w="2556"/>
+          </w:tcPr>
+          <w:p>
+            <w:r>
+              <w:t>Result and check</w:t>
+            </w:r>
+          </w:p>
+        </w:tc>
+      </w:tr>
+      <w:tr>
+        <w:tc>
+          <w:tcPr>
+            <w:tcW w:type="dxa" w:w="2556"/>
+          </w:tcPr>
+          <w:p>
+            <w:r/>
+          </w:p>
+        </w:tc>
+        <w:tc>
+          <w:tcPr>
+            <w:tcW w:type="dxa" w:w="2556"/>
+          </w:tcPr>
+          <w:p>
+            <w:r/>
+          </w:p>
+        </w:tc>
+        <w:tc>
+          <w:tcPr>
+            <w:tcW w:type="dxa" w:w="2556"/>
+          </w:tcPr>
+          <w:p>
+            <w:r/>
+          </w:p>
+        </w:tc>
+        <w:tc>
+          <w:tcPr>
+            <w:tcW w:type="dxa" w:w="2556"/>
+          </w:tcPr>
+          <w:p>
+            <w:r/>
+          </w:p>
+        </w:tc>
+      </w:tr>
+    </w:tbl>
+    <w:p>
+      <w:pPr>
+        <w:pStyle w:val="Heading3"/>
+      </w:pPr>
+      <w:r>
+        <w:t>The step I completed without help, and the hint I needed</w:t>
+      </w:r>
+    </w:p>
+    <w:p>
+      <w:r>
+        <w:t>________________________________________________________________</w:t>
+      </w:r>
+    </w:p>
+    <w:p>
+      <w:r>
+        <w:t>________________________________________________________________</w:t>
+      </w:r>
+    </w:p>
+    <w:p>
+      <w:r>
+        <w:t>________________________________________________________________</w:t>
+      </w:r>
+    </w:p>
+    <w:p>
+      <w:pPr>
+        <w:pStyle w:val="Heading1"/>
+      </w:pPr>
+      <w:r>
+        <w:t>03. Extra practice · Repair the explanation</w:t>
+      </w:r>
+    </w:p>
+    <w:p>
+      <w:r>
+        <w:t>Explain the deciding fact before discussing the answer.</w:t>
+      </w:r>
+    </w:p>
+    <w:p>
+      <w:pPr>
+        <w:pStyle w:val="Heading2"/>
+      </w:pPr>
+      <w:r>
+        <w:t>Use this when helpful</w:t>
+      </w:r>
+    </w:p>
+    <w:p>
+      <w:pPr>
+        <w:spacing w:line="336" w:lineRule="auto" w:after="180"/>
+      </w:pPr>
+      <w:r>
+        <w:rPr>
+          <w:b w:val="0"/>
+        </w:rPr>
+        <w:t xml:space="preserve">Use the worked case for </w:t>
+      </w:r>
+      <w:r>
+        <w:rPr>
+          <w:b/>
+        </w:rPr>
+        <w:t>Similarity</w:t>
+      </w:r>
+      <w:r>
+        <w:rPr>
+          <w:b w:val="0"/>
+        </w:rPr>
+        <w:t xml:space="preserve"> and selected features. Proposed explanation: “Similar has one objective meaning for every task”. Decide whether this explanation is supported.</w:t>
+      </w:r>
+    </w:p>
+    <w:p>
+      <w:pPr>
+        <w:spacing w:line="336" w:lineRule="auto" w:after="180"/>
+      </w:pPr>
+      <w:r>
+        <w:rPr>
+          <w:b w:val="0"/>
+        </w:rPr>
+        <w:t>Point to the step or supplied fact that decides; explain your repair if needed.</w:t>
+      </w:r>
+    </w:p>
+    <w:p>
+      <w:pPr>
+        <w:pStyle w:val="Heading3"/>
+      </w:pPr>
+      <w:r>
+        <w:t>My explanation before partner discussion</w:t>
+      </w:r>
+    </w:p>
+    <w:p>
+      <w:r>
+        <w:t>________________________________________________________________</w:t>
+      </w:r>
+    </w:p>
+    <w:p>
+      <w:r>
+        <w:t>________________________________________________________________</w:t>
+      </w:r>
+    </w:p>
+    <w:p>
+      <w:r>
+        <w:t>________________________________________________________________</w:t>
+      </w:r>
+    </w:p>
+    <w:p>
+      <w:r>
+        <w:t>________________________________________________________________</w:t>
+      </w:r>
+    </w:p>
+    <w:p>
+      <w:pPr>
+        <w:pStyle w:val="Heading1"/>
+      </w:pPr>
+      <w:r>
+        <w:t>05. Reference · Original learning target</w:t>
+      </w:r>
+    </w:p>
+    <w:p>
+      <w:r>
+        <w:t>Use this target to inspect an explanation.</w:t>
+      </w:r>
+    </w:p>
+    <w:p>
+      <w:pPr>
+        <w:pStyle w:val="Heading2"/>
+      </w:pPr>
+      <w:r>
+        <w:t>Use this when helpful</w:t>
+      </w:r>
+    </w:p>
+    <w:p>
+      <w:pPr>
+        <w:spacing w:line="336" w:lineRule="auto" w:after="180"/>
+      </w:pPr>
+      <w:r>
+        <w:rPr>
+          <w:b w:val="0"/>
+        </w:rPr>
+        <w:t>A reader wants mystery and short books. A has both traits, B only mystery, C only short. Score one point per matching trait. The reader now says short is essential. Explain how the decision should change.</w:t>
+      </w:r>
+    </w:p>
+    <w:p>
+      <w:pPr>
+        <w:pStyle w:val="Heading1"/>
+      </w:pPr>
+      <w:r>
+        <w:t>06. Extra practice · A complete case</w:t>
+      </w:r>
+    </w:p>
+    <w:p>
+      <w:r>
+        <w:t>Try the question before checking the worked explanation.</w:t>
+      </w:r>
+    </w:p>
+    <w:p>
+      <w:pPr>
+        <w:pStyle w:val="Heading2"/>
+      </w:pPr>
+      <w:r>
+        <w:t>Use this when helpful</w:t>
+      </w:r>
+    </w:p>
+    <w:p>
+      <w:pPr>
+        <w:spacing w:line="336" w:lineRule="auto" w:after="180"/>
+      </w:pPr>
+      <w:r>
+        <w:rPr>
+          <w:b w:val="0"/>
+        </w:rPr>
+        <w:t>Book A has animals and adventure; B has animals only; C has neither. A reader wants both traits.</w:t>
+      </w:r>
+    </w:p>
+    <w:p>
+      <w:pPr>
+        <w:spacing w:line="336" w:lineRule="auto" w:after="180"/>
+      </w:pPr>
+      <w:r>
+        <w:rPr>
+          <w:b w:val="0"/>
+        </w:rPr>
+        <w:t>Rank by number of matching traits.</w:t>
+      </w:r>
+    </w:p>
+    <w:p>
+      <w:pPr>
+        <w:spacing w:line="336" w:lineRule="auto" w:after="180"/>
+      </w:pPr>
+      <w:r>
+        <w:rPr>
+          <w:b w:val="0"/>
+        </w:rPr>
+        <w:t xml:space="preserve">Show your trace, calculation or </w:t>
+      </w:r>
+      <w:r>
+        <w:rPr>
+          <w:b/>
+        </w:rPr>
+        <w:t>evidence</w:t>
+      </w:r>
+    </w:p>
+    <w:p>
+      <w:pPr>
+        <w:pStyle w:val="Heading3"/>
+      </w:pPr>
+      <w:r>
+        <w:t>Write or draw your reasoning and evidence.</w:t>
+      </w:r>
+    </w:p>
+    <w:p>
+      <w:r>
+        <w:t>________________________________________________________________</w:t>
+      </w:r>
+    </w:p>
+    <w:p>
+      <w:r>
+        <w:t>________________________________________________________________</w:t>
+      </w:r>
+    </w:p>
+    <w:p>
+      <w:r>
+        <w:t>________________________________________________________________</w:t>
+      </w:r>
+    </w:p>
+    <w:p>
+      <w:r>
+        <w:t>________________________________________________________________</w:t>
+      </w:r>
+    </w:p>
+    <w:p>
+      <w:r>
+        <w:t>________________________________________________________________</w:t>
+      </w:r>
+    </w:p>
+    <w:p>
+      <w:pPr>
+        <w:pStyle w:val="Heading1"/>
+      </w:pPr>
+      <w:r>
+        <w:t>07. Extra practice · A changed case</w:t>
+      </w:r>
+    </w:p>
+    <w:p>
+      <w:r>
+        <w:t>Keep this practice separate from the reserved independent attempt.</w:t>
+      </w:r>
+    </w:p>
+    <w:p>
+      <w:pPr>
+        <w:pStyle w:val="Heading2"/>
+      </w:pPr>
+      <w:r>
+        <w:t>Use this when helpful</w:t>
+      </w:r>
+    </w:p>
+    <w:p>
+      <w:pPr>
+        <w:spacing w:line="336" w:lineRule="auto" w:after="180"/>
+      </w:pPr>
+      <w:r>
+        <w:rPr>
+          <w:b w:val="0"/>
+        </w:rPr>
+        <w:t>Compare books using topic only. Book A is about space with a red cover; B is about space with a blue cover; C is about dogs with a red cover. Which matches A best?</w:t>
+      </w:r>
+    </w:p>
+    <w:p>
+      <w:pPr>
+        <w:spacing w:line="336" w:lineRule="auto" w:after="180"/>
+      </w:pPr>
+      <w:r>
+        <w:rPr>
+          <w:b w:val="0"/>
+        </w:rPr>
+        <w:t>My practice answer and reason</w:t>
+      </w:r>
+    </w:p>
+    <w:p>
+      <w:pPr>
+        <w:pStyle w:val="Heading3"/>
+      </w:pPr>
+      <w:r>
+        <w:t>Write or draw your reasoning and evidence.</w:t>
+      </w:r>
+    </w:p>
+    <w:p>
+      <w:r>
+        <w:t>________________________________________________________________</w:t>
+      </w:r>
+    </w:p>
+    <w:p>
+      <w:r>
+        <w:t>________________________________________________________________</w:t>
+      </w:r>
+    </w:p>
+    <w:p>
+      <w:r>
+        <w:t>________________________________________________________________</w:t>
+      </w:r>
+    </w:p>
+    <w:p>
+      <w:r>
+        <w:t>________________________________________________________________</w:t>
+      </w:r>
+    </w:p>
+    <w:p>
+      <w:r>
+        <w:t>________________________________________________________________</w:t>
+      </w:r>
+    </w:p>
+    <w:p>
+      <w:pPr>
+        <w:pStyle w:val="Heading3"/>
+      </w:pPr>
+      <w:r>
+        <w:t>Week 19 Test and reflect</w:t>
+      </w:r>
+    </w:p>
+    <w:p>
+      <w:pPr>
+        <w:pStyle w:val="Heading1"/>
+      </w:pPr>
+      <w:r>
+        <w:t>08. Extra practice · Design a revealing test</w:t>
+      </w:r>
+    </w:p>
+    <w:p>
+      <w:r>
+        <w:t>Predict before tracing or testing.</w:t>
+      </w:r>
+    </w:p>
+    <w:p>
+      <w:pPr>
+        <w:pStyle w:val="Heading2"/>
+      </w:pPr>
+      <w:r>
+        <w:t>Use this when helpful</w:t>
+      </w:r>
+    </w:p>
+    <w:p>
+      <w:pPr>
+        <w:spacing w:line="336" w:lineRule="auto" w:after="180"/>
+      </w:pPr>
+      <w:r>
+        <w:rPr>
+          <w:b w:val="0"/>
+        </w:rPr>
+        <w:t xml:space="preserve">Create a changed </w:t>
+      </w:r>
+      <w:r>
+        <w:rPr>
+          <w:b/>
+        </w:rPr>
+        <w:t>input</w:t>
+      </w:r>
+      <w:r>
+        <w:rPr>
+          <w:b w:val="0"/>
+        </w:rPr>
+        <w:t>, boundary case or missing-information case. Write the expected answer or safe response before testing.</w:t>
+      </w:r>
+    </w:p>
+    <w:tbl>
+      <w:tblPr>
+        <w:tblStyle w:val="LightShading-Accent1"/>
+        <w:tblW w:type="auto" w:w="0"/>
+        <w:tblLook w:firstColumn="1" w:firstRow="1" w:lastColumn="0" w:lastRow="0" w:noHBand="0" w:noVBand="1" w:val="04A0"/>
+      </w:tblPr>
+      <w:tblGrid>
+        <w:gridCol w:w="5112"/>
+        <w:gridCol w:w="5112"/>
+      </w:tblGrid>
+      <w:tr>
+        <w:trPr>
+          <w:tblHeader/>
+        </w:trPr>
+        <w:tc>
+          <w:tcPr>
+            <w:tcW w:type="dxa" w:w="5112"/>
+          </w:tcPr>
+          <w:p>
+            <w:r>
+              <w:t>Test record</w:t>
+            </w:r>
+          </w:p>
+        </w:tc>
+        <w:tc>
+          <w:tcPr>
+            <w:tcW w:type="dxa" w:w="5112"/>
+          </w:tcPr>
+          <w:p>
+            <w:r>
+              <w:t>My evidence</w:t>
+            </w:r>
+          </w:p>
+        </w:tc>
+      </w:tr>
+      <w:tr>
+        <w:tc>
+          <w:tcPr>
+            <w:tcW w:type="dxa" w:w="5112"/>
+          </w:tcPr>
+          <w:p>
+            <w:r>
+              <w:t>Changed input or condition</w:t>
+            </w:r>
+          </w:p>
+        </w:tc>
+        <w:tc>
+          <w:tcPr>
+            <w:tcW w:type="dxa" w:w="5112"/>
+          </w:tcPr>
+          <w:p>
+            <w:r/>
+          </w:p>
+        </w:tc>
+      </w:tr>
+      <w:tr>
+        <w:tc>
+          <w:tcPr>
+            <w:tcW w:type="dxa" w:w="5112"/>
+          </w:tcPr>
+          <w:p>
+            <w:r>
+              <w:t>Expected answer or fallback</w:t>
+            </w:r>
+          </w:p>
+        </w:tc>
+        <w:tc>
+          <w:tcPr>
+            <w:tcW w:type="dxa" w:w="5112"/>
+          </w:tcPr>
+          <w:p>
+            <w:r/>
+          </w:p>
+        </w:tc>
+      </w:tr>
+      <w:tr>
+        <w:tc>
+          <w:tcPr>
+            <w:tcW w:type="dxa" w:w="5112"/>
+          </w:tcPr>
+          <w:p>
+            <w:r>
+              <w:t>Observed result</w:t>
+            </w:r>
+          </w:p>
+        </w:tc>
+        <w:tc>
+          <w:tcPr>
+            <w:tcW w:type="dxa" w:w="5112"/>
+          </w:tcPr>
+          <w:p>
+            <w:r/>
+          </w:p>
+        </w:tc>
+      </w:tr>
+      <w:tr>
+        <w:tc>
+          <w:tcPr>
+            <w:tcW w:type="dxa" w:w="5112"/>
+          </w:tcPr>
+          <w:p>
+            <w:r>
+              <w:t>Why the result occurred</w:t>
+            </w:r>
+          </w:p>
+        </w:tc>
+        <w:tc>
+          <w:tcPr>
+            <w:tcW w:type="dxa" w:w="5112"/>
+          </w:tcPr>
+          <w:p>
+            <w:r/>
+          </w:p>
+        </w:tc>
+      </w:tr>
+    </w:tbl>
+    <w:p>
+      <w:pPr>
+        <w:pStyle w:val="Heading1"/>
+      </w:pPr>
+      <w:r>
+        <w:t>11. Reference · Original target response space</w:t>
+      </w:r>
+    </w:p>
+    <w:p>
+      <w:r>
+        <w:t>This teaching case is practice rather than a fresh assessment.</w:t>
+      </w:r>
+    </w:p>
+    <w:p>
+      <w:pPr>
+        <w:pStyle w:val="Heading2"/>
+      </w:pPr>
+      <w:r>
+        <w:t>Use this when helpful</w:t>
+      </w:r>
+    </w:p>
+    <w:p>
+      <w:pPr>
+        <w:spacing w:line="336" w:lineRule="auto" w:after="180"/>
+      </w:pPr>
+      <w:r>
+        <w:rPr>
+          <w:b w:val="0"/>
+        </w:rPr>
+        <w:t>A reader wants mystery and short books. A has both traits, B only mystery, C only short. Score one point per matching trait. The reader now says short is essential. Explain how the decision should change.</w:t>
+      </w:r>
+    </w:p>
+    <w:p>
+      <w:pPr>
+        <w:pStyle w:val="Heading3"/>
+      </w:pPr>
+      <w:r>
+        <w:t>My explanation after practice</w:t>
+      </w:r>
+    </w:p>
+    <w:p>
+      <w:r>
+        <w:t>________________________________________________________________</w:t>
+      </w:r>
+    </w:p>
+    <w:p>
+      <w:r>
+        <w:t>________________________________________________________________</w:t>
+      </w:r>
+    </w:p>
+    <w:p>
+      <w:r>
+        <w:t>________________________________________________________________</w:t>
+      </w:r>
+    </w:p>
+    <w:p>
+      <w:r>
+        <w:t>________________________________________________________________</w:t>
+      </w:r>
+    </w:p>
+    <w:p>
+      <w:r>
+        <w:t>________________________________________________________________</w:t>
+      </w:r>
+    </w:p>
+    <w:p>
+      <w:r>
+        <w:t>________________________________________________________________</w:t>
+      </w:r>
+    </w:p>
+    <w:p>
+      <w:r>
+        <w:t>________________________________________________________________</w:t>
+      </w:r>
+    </w:p>
+    <w:p>
+      <w:pPr>
+        <w:spacing w:line="336" w:lineRule="auto" w:after="180"/>
+      </w:pPr>
+      <w:r>
+        <w:rPr>
+          <w:b w:val="0"/>
+        </w:rPr>
+        <w:t>Record support used: none, hint or teacher explanation.</w:t>
+      </w:r>
+    </w:p>
+    <w:p>
+      <w:pPr>
+        <w:pStyle w:val="Heading1"/>
+      </w:pPr>
+      <w:r>
+        <w:t>15. Reference · Independent-case response copy</w:t>
+      </w:r>
+    </w:p>
+    <w:p>
+      <w:r>
+        <w:t>This duplicates W4. Reuse the same first-attempt record.</w:t>
+      </w:r>
+    </w:p>
+    <w:p>
+      <w:pPr>
+        <w:pStyle w:val="Heading2"/>
+      </w:pPr>
+      <w:r>
+        <w:t>Use this when helpful</w:t>
+      </w:r>
+    </w:p>
+    <w:p>
+      <w:pPr>
+        <w:spacing w:line="336" w:lineRule="auto" w:after="180"/>
+      </w:pPr>
+      <w:r>
+        <w:rPr>
+          <w:b w:val="0"/>
+        </w:rPr>
+        <w:t xml:space="preserve">A target book has topic space, format comic and language English. </w:t>
+      </w:r>
+      <w:r>
+        <w:rPr>
+          <w:b/>
+        </w:rPr>
+        <w:t>Candidate</w:t>
+      </w:r>
+      <w:r>
+        <w:rPr>
+          <w:b w:val="0"/>
+        </w:rPr>
+        <w:t>s are J: space, prose, English; K: animals, comic, English; L: space, comic, Spanish. Give 1 point per exact match and return all tied highest scorers.</w:t>
+      </w:r>
+    </w:p>
+    <w:p>
+      <w:pPr>
+        <w:spacing w:line="336" w:lineRule="auto" w:after="180"/>
+      </w:pPr>
+      <w:r>
+        <w:rPr>
+          <w:b w:val="0"/>
+        </w:rPr>
+        <w:t xml:space="preserve">Then make topic worth 3 points while keeping the other </w:t>
+      </w:r>
+      <w:r>
+        <w:rPr>
+          <w:b/>
+        </w:rPr>
+        <w:t>weight</w:t>
+      </w:r>
+      <w:r>
+        <w:rPr>
+          <w:b w:val="0"/>
+        </w:rPr>
+        <w:t>s at 1. Report both sets of totals and winners. Explain why a winner may still fail a requirement to read English.</w:t>
+      </w:r>
+    </w:p>
+    <w:p>
+      <w:pPr>
+        <w:pStyle w:val="Heading3"/>
+      </w:pPr>
+      <w:r>
+        <w:t>My reasoning and evidence</w:t>
+      </w:r>
+    </w:p>
+    <w:p>
+      <w:r>
+        <w:t>________________________________________________________________</w:t>
+      </w:r>
+    </w:p>
+    <w:p>
+      <w:r>
+        <w:t>________________________________________________________________</w:t>
+      </w:r>
+    </w:p>
+    <w:p>
+      <w:r>
+        <w:t>________________________________________________________________</w:t>
+      </w:r>
+    </w:p>
+    <w:p>
+      <w:r>
+        <w:t>________________________________________________________________</w:t>
+      </w:r>
+    </w:p>
+    <w:p>
+      <w:r>
+        <w:t>________________________________________________________________</w:t>
+      </w:r>
+    </w:p>
+    <w:p>
+      <w:r>
+        <w:t>________________________________________________________________</w:t>
+      </w:r>
+    </w:p>
+    <w:p>
+      <w:r>
+        <w:t>________________________________________________________________</w:t>
+      </w:r>
+    </w:p>
+    <w:p>
+      <w:r>
+        <w:t>________________________________________________________________</w:t>
+      </w:r>
+    </w:p>
+    <w:p>
+      <w:pPr>
+        <w:pStyle w:val="Heading1"/>
+      </w:pPr>
+      <w:r>
+        <w:t>18. Extra practice · Use the worked picture</w:t>
+      </w:r>
+    </w:p>
+    <w:p>
+      <w:r>
+        <w:t>Keep the explanation and the support you used.</w:t>
+      </w:r>
+    </w:p>
+    <w:p>
+      <w:pPr>
+        <w:pStyle w:val="Heading2"/>
+      </w:pPr>
+      <w:r>
+        <w:t>Use this when helpful</w:t>
       </w:r>
     </w:p>
     <w:p>
@@ -1893,16 +1994,7 @@
     </w:p>
     <w:p>
       <w:pPr>
-        <w:pStyle w:val="Heading3"/>
-      </w:pPr>
-      <w:r>
-        <w:t>Record the help used</w:t>
-      </w:r>
-    </w:p>
-    <w:p>
-      <w:pPr>
         <w:spacing w:line="336" w:lineRule="auto" w:after="180"/>
-        <w:shd w:fill="F1F6F8"/>
       </w:pPr>
       <w:r>
         <w:rPr>
@@ -1963,12 +2055,20 @@
         <w:pStyle w:val="Heading1"/>
       </w:pPr>
       <w:r>
-        <w:t>19. Project portfolio milestone</w:t>
-      </w:r>
-    </w:p>
-    <w:p>
-      <w:r>
-        <w:t>Keep this week’s input, deciding step, result and limit together in the Helpful Classroom Sorter record.</w:t>
+        <w:t>19. Reference · Project portfolio record</w:t>
+      </w:r>
+    </w:p>
+    <w:p>
+      <w:r>
+        <w:t>Extend your main project response when helpful.</w:t>
+      </w:r>
+    </w:p>
+    <w:p>
+      <w:pPr>
+        <w:pStyle w:val="Heading2"/>
+      </w:pPr>
+      <w:r>
+        <w:t>Use this when helpful</w:t>
       </w:r>
     </w:p>
     <w:p>
@@ -2182,12 +2282,547 @@
         <w:pStyle w:val="Heading1"/>
       </w:pPr>
       <w:r>
-        <w:t>20. Supported practice and learning evidence</w:t>
-      </w:r>
-    </w:p>
-    <w:p>
-      <w:r>
-        <w:t>Try the supported questions before comparing with hints and feedback. Record what you repaired and the evidence you retained.</w:t>
+        <w:t>20. Extra practice: pictures, repair and feedback</w:t>
+      </w:r>
+    </w:p>
+    <w:p>
+      <w:r>
+        <w:t>Attempt each question before opening its explanation. Use one browser or paper copy.</w:t>
+      </w:r>
+    </w:p>
+    <w:p>
+      <w:pPr>
+        <w:pStyle w:val="Heading2"/>
+      </w:pPr>
+      <w:r>
+        <w:t>First supported question</w:t>
+      </w:r>
+    </w:p>
+    <w:p>
+      <w:pPr>
+        <w:pStyle w:val="ListBullet"/>
+      </w:pPr>
+      <w:r>
+        <w:t>A fictional craft-card matcher compares each candidate with a target.</w:t>
+      </w:r>
+    </w:p>
+    <w:p>
+      <w:pPr>
+        <w:pStyle w:val="Heading3"/>
+      </w:pPr>
+      <w:r>
+        <w:t>Practice 1: explain the deciding evidence</w:t>
+      </w:r>
+    </w:p>
+    <w:p>
+      <w:pPr>
+        <w:pStyle w:val="ListBullet"/>
+      </w:pPr>
+      <w:r>
+        <w:t>Which labelled step matches this detail? New scores A=4, B=4, C=2; A and B remain tied.</w:t>
+      </w:r>
+    </w:p>
+    <w:p>
+      <w:pPr>
+        <w:pStyle w:val="ListBullet"/>
+      </w:pPr>
+      <w:r>
+        <w:t>1. Target features</w:t>
+      </w:r>
+    </w:p>
+    <w:p>
+      <w:pPr>
+        <w:pStyle w:val="ListBullet"/>
+      </w:pPr>
+      <w:r>
+        <w:t>2. Initial result</w:t>
+      </w:r>
+    </w:p>
+    <w:p>
+      <w:pPr>
+        <w:pStyle w:val="ListBullet"/>
+      </w:pPr>
+      <w:r>
+        <w:t>3. Texture weight 3</w:t>
+      </w:r>
+    </w:p>
+    <w:p>
+      <w:pPr>
+        <w:pStyle w:val="ListBullet"/>
+      </w:pPr>
+      <w:r>
+        <w:t>4. Equal weights</w:t>
+      </w:r>
+    </w:p>
+    <w:p>
+      <w:pPr>
+        <w:pStyle w:val="Heading3"/>
+      </w:pPr>
+      <w:r>
+        <w:t>My selected conclusion, deciding fact and explanation</w:t>
+      </w:r>
+    </w:p>
+    <w:p>
+      <w:r>
+        <w:t>________________________________________________________________</w:t>
+      </w:r>
+    </w:p>
+    <w:p>
+      <w:r>
+        <w:t>________________________________________________________________</w:t>
+      </w:r>
+    </w:p>
+    <w:p>
+      <w:r>
+        <w:t>________________________________________________________________</w:t>
+      </w:r>
+    </w:p>
+    <w:p>
+      <w:r>
+        <w:t>________________________________________________________________</w:t>
+      </w:r>
+    </w:p>
+    <w:p>
+      <w:r>
+        <w:t>________________________________________________________________</w:t>
+      </w:r>
+    </w:p>
+    <w:p>
+      <w:pPr>
+        <w:pStyle w:val="ListBullet"/>
+      </w:pPr>
+      <w:r>
+        <w:t>Hint if needed: Read the steps in the pictorial case. Match the supplied detail to the stage that performs or records it.</w:t>
+      </w:r>
+    </w:p>
+    <w:p>
+      <w:pPr>
+        <w:pStyle w:val="Heading2"/>
+      </w:pPr>
+      <w:r>
+        <w:t>Check the first explanation · reference / check after trying</w:t>
+      </w:r>
+    </w:p>
+    <w:p>
+      <w:pPr>
+        <w:spacing w:line="336" w:lineRule="auto" w:after="180"/>
+      </w:pPr>
+      <w:r>
+        <w:rPr>
+          <w:b w:val="0"/>
+        </w:rPr>
+        <w:t xml:space="preserve">After your attempt, compare with the supported explanation: Texture </w:t>
+      </w:r>
+      <w:r>
+        <w:rPr>
+          <w:b/>
+        </w:rPr>
+        <w:t>weight</w:t>
+      </w:r>
+      <w:r>
+        <w:rPr>
+          <w:b w:val="0"/>
+        </w:rPr>
+        <w:t xml:space="preserve"> 3 New scores A=4, B=4, C=2; A and B remain tied. </w:t>
+      </w:r>
+      <w:r>
+        <w:rPr>
+          <w:b/>
+        </w:rPr>
+        <w:t>Similarity</w:t>
+      </w:r>
+      <w:r>
+        <w:rPr>
+          <w:b w:val="0"/>
+        </w:rPr>
+        <w:t xml:space="preserve"> is defined by the chosen representation and </w:t>
+      </w:r>
+      <w:r>
+        <w:rPr>
+          <w:b/>
+        </w:rPr>
+        <w:t>weight</w:t>
+      </w:r>
+      <w:r>
+        <w:rPr>
+          <w:b w:val="0"/>
+        </w:rPr>
+        <w:t>s.</w:t>
+      </w:r>
+    </w:p>
+    <w:p>
+      <w:pPr>
+        <w:spacing w:line="336" w:lineRule="auto" w:after="180"/>
+      </w:pPr>
+      <w:r>
+        <w:rPr>
+          <w:b w:val="0"/>
+        </w:rPr>
+        <w:t xml:space="preserve">The cards did not change when texture gained </w:t>
+      </w:r>
+      <w:r>
+        <w:rPr>
+          <w:b/>
+        </w:rPr>
+        <w:t>weight</w:t>
+      </w:r>
+      <w:r>
+        <w:rPr>
+          <w:b w:val="0"/>
+        </w:rPr>
+        <w:t>; the comparison rule did. Two high scores need not mean two identical cards.</w:t>
+      </w:r>
+    </w:p>
+    <w:p>
+      <w:pPr>
+        <w:spacing w:line="336" w:lineRule="auto" w:after="180"/>
+      </w:pPr>
+      <w:r>
+        <w:rPr>
+          <w:b w:val="0"/>
+        </w:rPr>
+        <w:t>A complete rule also says what to do with tied scores, rather than choosing whichever appears first by accident.</w:t>
+      </w:r>
+    </w:p>
+    <w:p>
+      <w:pPr>
+        <w:pStyle w:val="Heading2"/>
+      </w:pPr>
+      <w:r>
+        <w:t>Changed-case question</w:t>
+      </w:r>
+    </w:p>
+    <w:p>
+      <w:pPr>
+        <w:pStyle w:val="Heading3"/>
+      </w:pPr>
+      <w:r>
+        <w:t>Practice 2: explain the deciding evidence</w:t>
+      </w:r>
+    </w:p>
+    <w:p>
+      <w:pPr>
+        <w:pStyle w:val="ListBullet"/>
+      </w:pPr>
+      <w:r>
+        <w:t>Changed-case practice: Keep original weights but change the target texture to rough. Which conclusion is supported by the supplied facts?</w:t>
+      </w:r>
+    </w:p>
+    <w:p>
+      <w:pPr>
+        <w:pStyle w:val="ListBullet"/>
+      </w:pPr>
+      <w:r>
+        <w:t>1. We can decide the result without examining the changed input or the procedure.</w:t>
+      </w:r>
+    </w:p>
+    <w:p>
+      <w:pPr>
+        <w:pStyle w:val="ListBullet"/>
+      </w:pPr>
+      <w:r>
+        <w:t>2. This one example guarantees correct results for every future input.</w:t>
+      </w:r>
+    </w:p>
+    <w:p>
+      <w:pPr>
+        <w:pStyle w:val="ListBullet"/>
+      </w:pPr>
+      <w:r>
+        <w:t>3. C scores 3; A and B each score 1.</w:t>
+      </w:r>
+    </w:p>
+    <w:p>
+      <w:pPr>
+        <w:pStyle w:val="Heading3"/>
+      </w:pPr>
+      <w:r>
+        <w:t>My selected conclusion, deciding fact and explanation</w:t>
+      </w:r>
+    </w:p>
+    <w:p>
+      <w:r>
+        <w:t>________________________________________________________________</w:t>
+      </w:r>
+    </w:p>
+    <w:p>
+      <w:r>
+        <w:t>________________________________________________________________</w:t>
+      </w:r>
+    </w:p>
+    <w:p>
+      <w:r>
+        <w:t>________________________________________________________________</w:t>
+      </w:r>
+    </w:p>
+    <w:p>
+      <w:r>
+        <w:t>________________________________________________________________</w:t>
+      </w:r>
+    </w:p>
+    <w:p>
+      <w:r>
+        <w:t>________________________________________________________________</w:t>
+      </w:r>
+    </w:p>
+    <w:p>
+      <w:pPr>
+        <w:pStyle w:val="ListBullet"/>
+      </w:pPr>
+      <w:r>
+        <w:t>Hint if needed: Use the changed condition and the deciding step in the pictorial trace. The answer must say what follows from those facts.</w:t>
+      </w:r>
+    </w:p>
+    <w:p>
+      <w:pPr>
+        <w:pStyle w:val="Heading2"/>
+      </w:pPr>
+      <w:r>
+        <w:t>Check the changed case · reference / check after trying</w:t>
+      </w:r>
+    </w:p>
+    <w:p>
+      <w:pPr>
+        <w:spacing w:line="336" w:lineRule="auto" w:after="180"/>
+      </w:pPr>
+      <w:r>
+        <w:rPr>
+          <w:b w:val="0"/>
+        </w:rPr>
+        <w:t>After your attempt, compare with the supported explanation: C scores 3; A and B each score 1. C now matches all three target features; the others lose their smooth-texture match.</w:t>
+      </w:r>
+    </w:p>
+    <w:p>
+      <w:pPr>
+        <w:pStyle w:val="Heading2"/>
+      </w:pPr>
+      <w:r>
+        <w:t>Repair and save your work</w:t>
+      </w:r>
+    </w:p>
+    <w:p>
+      <w:pPr>
+        <w:spacing w:line="336" w:lineRule="auto" w:after="180"/>
+      </w:pPr>
+      <w:r>
+        <w:rPr>
+          <w:b w:val="0"/>
+        </w:rPr>
+        <w:t xml:space="preserve">Review Confidence Is Not Correctness (ai-1/18). Goal: Distinguish a confidence claim from </w:t>
+      </w:r>
+      <w:r>
+        <w:rPr>
+          <w:b/>
+        </w:rPr>
+        <w:t>evidence</w:t>
+      </w:r>
+      <w:r>
+        <w:rPr>
+          <w:b w:val="0"/>
+        </w:rPr>
+        <w:t xml:space="preserve"> that a </w:t>
+      </w:r>
+      <w:r>
+        <w:rPr>
+          <w:b/>
+        </w:rPr>
+        <w:t>prediction</w:t>
+      </w:r>
+      <w:r>
+        <w:rPr>
+          <w:b w:val="0"/>
+        </w:rPr>
+        <w:t xml:space="preserve"> was correct. Short practice: Was the unknown label guaranteed correct because its confidence was </w:t>
+      </w:r>
+      <w:r>
+        <w:rPr>
+          <w:b/>
+        </w:rPr>
+        <w:t>80%</w:t>
+      </w:r>
+      <w:r>
+        <w:rPr>
+          <w:b w:val="0"/>
+        </w:rPr>
+        <w:t>?.</w:t>
+      </w:r>
+    </w:p>
+    <w:p>
+      <w:pPr>
+        <w:spacing w:line="336" w:lineRule="auto" w:after="180"/>
+      </w:pPr>
+      <w:r>
+        <w:rPr>
+          <w:b w:val="0"/>
+        </w:rPr>
+        <w:t>Return to this week and explain what you changed.</w:t>
+      </w:r>
+    </w:p>
+    <w:p>
+      <w:pPr>
+        <w:spacing w:line="336" w:lineRule="auto" w:after="180"/>
+      </w:pPr>
+      <w:r>
+        <w:rPr>
+          <w:b w:val="0"/>
+        </w:rPr>
+        <w:t xml:space="preserve">Review Boundaries and 'Not Sure' (ai-1/16). Goal: Identify a specific source of uncertainty and explain how it affects a </w:t>
+      </w:r>
+      <w:r>
+        <w:rPr>
+          <w:b/>
+        </w:rPr>
+        <w:t>prediction</w:t>
+      </w:r>
+      <w:r>
+        <w:rPr>
+          <w:b w:val="0"/>
+        </w:rPr>
+        <w:t>. Short practice: Which original block needs a better width before accepting or rejecting it?</w:t>
+      </w:r>
+    </w:p>
+    <w:p>
+      <w:pPr>
+        <w:spacing w:line="336" w:lineRule="auto" w:after="180"/>
+      </w:pPr>
+      <w:r>
+        <w:rPr>
+          <w:b w:val="0"/>
+        </w:rPr>
+        <w:t>What should the reviewer do?. Return to this week and explain what you changed.</w:t>
+      </w:r>
+    </w:p>
+    <w:p>
+      <w:pPr>
+        <w:spacing w:line="336" w:lineRule="auto" w:after="180"/>
+      </w:pPr>
+      <w:r>
+        <w:rPr>
+          <w:b w:val="0"/>
+        </w:rPr>
+        <w:t xml:space="preserve">Review Learning from Examples (ai-1/13). Goal: Fit a threshold by tracing </w:t>
+      </w:r>
+      <w:r>
+        <w:rPr>
+          <w:b/>
+        </w:rPr>
+        <w:t>prediction</w:t>
+      </w:r>
+      <w:r>
+        <w:rPr>
+          <w:b w:val="0"/>
+        </w:rPr>
+        <w:t xml:space="preserve">s and counting disagreements for every </w:t>
+      </w:r>
+      <w:r>
+        <w:rPr>
+          <w:b/>
+        </w:rPr>
+        <w:t>candidate</w:t>
+      </w:r>
+      <w:r>
+        <w:rPr>
+          <w:b w:val="0"/>
+        </w:rPr>
+        <w:t xml:space="preserve">. Short practice: Which new measured length would reveal disagreement between the </w:t>
+      </w:r>
+      <w:r>
+        <w:rPr>
+          <w:b/>
+        </w:rPr>
+        <w:t>candidate</w:t>
+      </w:r>
+      <w:r>
+        <w:rPr>
+          <w:b w:val="0"/>
+        </w:rPr>
+        <w:t>s?.</w:t>
+      </w:r>
+    </w:p>
+    <w:p>
+      <w:pPr>
+        <w:spacing w:line="336" w:lineRule="auto" w:after="180"/>
+      </w:pPr>
+      <w:r>
+        <w:rPr>
+          <w:b w:val="0"/>
+        </w:rPr>
+        <w:t>Return to this week and explain what you changed.</w:t>
+      </w:r>
+    </w:p>
+    <w:p>
+      <w:pPr>
+        <w:spacing w:line="336" w:lineRule="auto" w:after="180"/>
+      </w:pPr>
+      <w:r>
+        <w:rPr>
+          <w:b w:val="0"/>
+        </w:rPr>
+        <w:t xml:space="preserve">Use Download completed work in the hosted lesson to export your answers, reflections, practice feedback and code-run </w:t>
+      </w:r>
+      <w:r>
+        <w:rPr>
+          <w:b/>
+        </w:rPr>
+        <w:t>evidence</w:t>
+      </w:r>
+      <w:r>
+        <w:rPr>
+          <w:b w:val="0"/>
+        </w:rPr>
+        <w:t>. Open the HTML copy to read or print it.</w:t>
+      </w:r>
+    </w:p>
+    <w:p>
+      <w:pPr>
+        <w:spacing w:line="336" w:lineRule="auto" w:after="180"/>
+      </w:pPr>
+      <w:r>
+        <w:rPr>
+          <w:b w:val="0"/>
+        </w:rPr>
+        <w:t>Drafts stay in this browser when storage is available; clear drafts on a shared device.</w:t>
+      </w:r>
+    </w:p>
+    <w:p>
+      <w:pPr>
+        <w:pStyle w:val="Heading3"/>
+      </w:pPr>
+      <w:r>
+        <w:t>What I repaired, the evidence I kept and the next test</w:t>
+      </w:r>
+    </w:p>
+    <w:p>
+      <w:r>
+        <w:t>________________________________________________________________</w:t>
+      </w:r>
+    </w:p>
+    <w:p>
+      <w:r>
+        <w:t>________________________________________________________________</w:t>
+      </w:r>
+    </w:p>
+    <w:p>
+      <w:r>
+        <w:t>________________________________________________________________</w:t>
+      </w:r>
+    </w:p>
+    <w:p>
+      <w:r>
+        <w:t>________________________________________________________________</w:t>
+      </w:r>
+    </w:p>
+    <w:p>
+      <w:r>
+        <w:t>________________________________________________________________</w:t>
+      </w:r>
+    </w:p>
+    <w:p>
+      <w:pPr>
+        <w:pStyle w:val="Heading2"/>
+      </w:pPr>
+      <w:r>
+        <w:t>Earlier wording, alternatives and picture transcripts · reference / check after trying</w:t>
       </w:r>
     </w:p>
     <w:p>
@@ -2203,116 +2838,10 @@
     </w:p>
     <w:p>
       <w:pPr>
-        <w:spacing w:line="336" w:lineRule="auto" w:after="180"/>
-      </w:pPr>
-      <w:r>
-        <w:rPr>
-          <w:b w:val="0"/>
-        </w:rPr>
-        <w:t xml:space="preserve">A fictional craft-card matcher compares each </w:t>
-      </w:r>
-      <w:r>
-        <w:rPr>
-          <w:b/>
-        </w:rPr>
-        <w:t>candidate</w:t>
-      </w:r>
-      <w:r>
-        <w:rPr>
-          <w:b w:val="0"/>
-        </w:rPr>
-        <w:t xml:space="preserve"> with a target.</w:t>
-      </w:r>
-    </w:p>
-    <w:p>
-      <w:pPr>
         <w:pStyle w:val="Heading3"/>
       </w:pPr>
       <w:r>
-        <w:t>Practice 1: explain the deciding evidence</w:t>
-      </w:r>
-    </w:p>
-    <w:p>
-      <w:pPr>
-        <w:spacing w:line="336" w:lineRule="auto" w:after="180"/>
-      </w:pPr>
-      <w:r>
-        <w:rPr>
-          <w:b w:val="0"/>
-        </w:rPr>
-        <w:t>Which labelled step matches this detail? New scores A=4, B=4, C=2; A and B remain tied.</w:t>
-      </w:r>
-    </w:p>
-    <w:p>
-      <w:pPr>
-        <w:spacing w:line="336" w:lineRule="auto" w:after="180"/>
-        <w:shd w:fill="F4F9FC"/>
-      </w:pPr>
-      <w:r>
-        <w:rPr>
-          <w:b w:val="0"/>
-        </w:rPr>
-        <w:t>1. Target features</w:t>
-      </w:r>
-    </w:p>
-    <w:p>
-      <w:pPr>
-        <w:spacing w:line="336" w:lineRule="auto" w:after="180"/>
-        <w:shd w:fill="F4F9FC"/>
-      </w:pPr>
-      <w:r>
-        <w:rPr>
-          <w:b w:val="0"/>
-        </w:rPr>
-        <w:t>2. Initial result</w:t>
-      </w:r>
-    </w:p>
-    <w:p>
-      <w:pPr>
-        <w:spacing w:line="336" w:lineRule="auto" w:after="180"/>
-        <w:shd w:fill="F4F9FC"/>
-      </w:pPr>
-      <w:r>
-        <w:rPr>
-          <w:b w:val="0"/>
-        </w:rPr>
-        <w:t xml:space="preserve">3. Texture </w:t>
-      </w:r>
-      <w:r>
-        <w:rPr>
-          <w:b/>
-        </w:rPr>
-        <w:t>weight</w:t>
-      </w:r>
-      <w:r>
-        <w:rPr>
-          <w:b w:val="0"/>
-        </w:rPr>
-        <w:t xml:space="preserve"> 3</w:t>
-      </w:r>
-    </w:p>
-    <w:p>
-      <w:pPr>
-        <w:spacing w:line="336" w:lineRule="auto" w:after="180"/>
-        <w:shd w:fill="F4F9FC"/>
-      </w:pPr>
-      <w:r>
-        <w:rPr>
-          <w:b w:val="0"/>
-        </w:rPr>
-        <w:t xml:space="preserve">4. Equal </w:t>
-      </w:r>
-      <w:r>
-        <w:rPr>
-          <w:b/>
-        </w:rPr>
-        <w:t>weight</w:t>
-      </w:r>
-      <w:r>
-        <w:rPr>
-          <w:b w:val="0"/>
-        </w:rPr>
-        <w:t>s</w:t>
+        <w:t>Repair a missing building block</w:t>
       </w:r>
     </w:p>
     <w:p>
@@ -2320,568 +2849,25 @@
         <w:pStyle w:val="Heading3"/>
       </w:pPr>
       <w:r>
-        <w:t>My selected conclusion, deciding fact and explanation</w:t>
-      </w:r>
-    </w:p>
-    <w:p>
-      <w:r>
-        <w:t>________________________________________________________________</w:t>
-      </w:r>
-    </w:p>
-    <w:p>
-      <w:r>
-        <w:t>________________________________________________________________</w:t>
-      </w:r>
-    </w:p>
-    <w:p>
-      <w:r>
-        <w:t>________________________________________________________________</w:t>
-      </w:r>
-    </w:p>
-    <w:p>
-      <w:r>
-        <w:t>________________________________________________________________</w:t>
-      </w:r>
-    </w:p>
-    <w:p>
-      <w:r>
-        <w:t>________________________________________________________________</w:t>
-      </w:r>
-    </w:p>
-    <w:p>
-      <w:pPr>
-        <w:pStyle w:val="Heading3"/>
-      </w:pPr>
-      <w:r>
-        <w:t>Hint · try first</w:t>
-      </w:r>
-    </w:p>
-    <w:p>
-      <w:pPr>
-        <w:spacing w:line="336" w:lineRule="auto" w:after="180"/>
-        <w:shd w:fill="F1F6F8"/>
-      </w:pPr>
-      <w:r>
-        <w:rPr>
-          <w:b w:val="0"/>
-        </w:rPr>
-        <w:t>Hint if needed: Read the steps in the pictorial case. Match the supplied detail to the stage that performs or records it.</w:t>
-      </w:r>
-    </w:p>
-    <w:p>
-      <w:pPr>
-        <w:pStyle w:val="Heading3"/>
-      </w:pPr>
-      <w:r>
-        <w:t>Feedback · compare after trying</w:t>
-      </w:r>
-    </w:p>
-    <w:p>
-      <w:pPr>
-        <w:spacing w:line="336" w:lineRule="auto" w:after="180"/>
-        <w:shd w:fill="F1F6FC"/>
-      </w:pPr>
-      <w:r>
-        <w:rPr>
-          <w:b w:val="0"/>
-        </w:rPr>
-        <w:t xml:space="preserve">After your attempt, compare with the supported explanation: Texture </w:t>
-      </w:r>
-      <w:r>
-        <w:rPr>
-          <w:b/>
-        </w:rPr>
-        <w:t>weight</w:t>
-      </w:r>
-      <w:r>
-        <w:rPr>
-          <w:b w:val="0"/>
-        </w:rPr>
-        <w:t xml:space="preserve"> 3 New scores A=4, B=4, C=2; A and B remain tied. </w:t>
-      </w:r>
-      <w:r>
-        <w:rPr>
-          <w:b/>
-        </w:rPr>
-        <w:t>Similarity</w:t>
-      </w:r>
-      <w:r>
-        <w:rPr>
-          <w:b w:val="0"/>
-        </w:rPr>
-        <w:t xml:space="preserve"> is defined by the chosen representation and </w:t>
-      </w:r>
-      <w:r>
-        <w:rPr>
-          <w:b/>
-        </w:rPr>
-        <w:t>weight</w:t>
-      </w:r>
-      <w:r>
-        <w:rPr>
-          <w:b w:val="0"/>
-        </w:rPr>
-        <w:t>s.</w:t>
-      </w:r>
-    </w:p>
-    <w:p>
-      <w:pPr>
-        <w:spacing w:line="336" w:lineRule="auto" w:after="180"/>
-        <w:shd w:fill="F1F6FC"/>
-      </w:pPr>
-      <w:r>
-        <w:rPr>
-          <w:b w:val="0"/>
-        </w:rPr>
-        <w:t xml:space="preserve">The cards did not change when texture gained </w:t>
-      </w:r>
-      <w:r>
-        <w:rPr>
-          <w:b/>
-        </w:rPr>
-        <w:t>weight</w:t>
-      </w:r>
-      <w:r>
-        <w:rPr>
-          <w:b w:val="0"/>
-        </w:rPr>
-        <w:t>; the comparison rule did. Two high scores need not mean two identical cards.</w:t>
-      </w:r>
-    </w:p>
-    <w:p>
-      <w:pPr>
-        <w:spacing w:line="336" w:lineRule="auto" w:after="180"/>
-        <w:shd w:fill="F1F6FC"/>
-      </w:pPr>
-      <w:r>
-        <w:rPr>
-          <w:b w:val="0"/>
-        </w:rPr>
-        <w:t>A complete rule also says what to do with tied scores, rather than choosing whichever appears first by accident.</w:t>
-      </w:r>
-    </w:p>
-    <w:p>
-      <w:pPr>
-        <w:pStyle w:val="Heading3"/>
-      </w:pPr>
-      <w:r>
-        <w:t>Practice 2: explain the deciding evidence</w:t>
-      </w:r>
-    </w:p>
-    <w:p>
-      <w:pPr>
-        <w:pStyle w:val="Heading3"/>
-      </w:pPr>
-      <w:r>
-        <w:t>Changed case · predict first</w:t>
-      </w:r>
-    </w:p>
-    <w:p>
-      <w:pPr>
-        <w:spacing w:line="336" w:lineRule="auto" w:after="180"/>
-        <w:shd w:fill="F5F1FB"/>
-      </w:pPr>
-      <w:r>
-        <w:rPr>
-          <w:b w:val="0"/>
-        </w:rPr>
-        <w:t xml:space="preserve">Changed-case practice: Keep original </w:t>
-      </w:r>
-      <w:r>
-        <w:rPr>
-          <w:b/>
-        </w:rPr>
-        <w:t>weight</w:t>
-      </w:r>
-      <w:r>
-        <w:rPr>
-          <w:b w:val="0"/>
-        </w:rPr>
-        <w:t>s but change the target texture to rough. Which conclusion is supported by the supplied facts?</w:t>
-      </w:r>
-    </w:p>
-    <w:p>
-      <w:pPr>
-        <w:spacing w:line="336" w:lineRule="auto" w:after="180"/>
-        <w:shd w:fill="F4F9FC"/>
-      </w:pPr>
-      <w:r>
-        <w:rPr>
-          <w:b w:val="0"/>
-        </w:rPr>
-        <w:t xml:space="preserve">1. We can decide the result without examining the changed </w:t>
-      </w:r>
-      <w:r>
-        <w:rPr>
-          <w:b/>
-        </w:rPr>
-        <w:t>input</w:t>
-      </w:r>
-      <w:r>
-        <w:rPr>
-          <w:b w:val="0"/>
-        </w:rPr>
-        <w:t xml:space="preserve"> or the procedure.</w:t>
-      </w:r>
-    </w:p>
-    <w:p>
-      <w:pPr>
-        <w:spacing w:line="336" w:lineRule="auto" w:after="180"/>
-        <w:shd w:fill="F4F9FC"/>
-      </w:pPr>
-      <w:r>
-        <w:rPr>
-          <w:b w:val="0"/>
-        </w:rPr>
-        <w:t xml:space="preserve">2. This one example guarantees correct results for every future </w:t>
-      </w:r>
-      <w:r>
-        <w:rPr>
-          <w:b/>
-        </w:rPr>
-        <w:t>input</w:t>
-      </w:r>
-      <w:r>
-        <w:rPr>
-          <w:b w:val="0"/>
-        </w:rPr>
-        <w:t>.</w:t>
-      </w:r>
-    </w:p>
-    <w:p>
-      <w:pPr>
-        <w:spacing w:line="336" w:lineRule="auto" w:after="180"/>
-        <w:shd w:fill="F4F9FC"/>
-      </w:pPr>
-      <w:r>
-        <w:rPr>
-          <w:b w:val="0"/>
-        </w:rPr>
-        <w:t>3. C scores 3; A and B each score 1.</w:t>
-      </w:r>
-    </w:p>
-    <w:p>
-      <w:pPr>
-        <w:pStyle w:val="Heading3"/>
-      </w:pPr>
-      <w:r>
-        <w:t>My selected conclusion, deciding fact and explanation</w:t>
-      </w:r>
-    </w:p>
-    <w:p>
-      <w:r>
-        <w:t>________________________________________________________________</w:t>
-      </w:r>
-    </w:p>
-    <w:p>
-      <w:r>
-        <w:t>________________________________________________________________</w:t>
-      </w:r>
-    </w:p>
-    <w:p>
-      <w:r>
-        <w:t>________________________________________________________________</w:t>
-      </w:r>
-    </w:p>
-    <w:p>
-      <w:r>
-        <w:t>________________________________________________________________</w:t>
-      </w:r>
-    </w:p>
-    <w:p>
-      <w:r>
-        <w:t>________________________________________________________________</w:t>
-      </w:r>
-    </w:p>
-    <w:p>
-      <w:pPr>
-        <w:pStyle w:val="Heading3"/>
-      </w:pPr>
-      <w:r>
-        <w:t>Hint · try first</w:t>
-      </w:r>
-    </w:p>
-    <w:p>
-      <w:pPr>
-        <w:spacing w:line="336" w:lineRule="auto" w:after="180"/>
-        <w:shd w:fill="F1F6F8"/>
-      </w:pPr>
-      <w:r>
-        <w:rPr>
-          <w:b w:val="0"/>
-        </w:rPr>
-        <w:t>Hint if needed: Use the changed condition and the deciding step in the pictorial trace. The answer must say what follows from those facts.</w:t>
-      </w:r>
-    </w:p>
-    <w:p>
-      <w:pPr>
-        <w:pStyle w:val="Heading3"/>
-      </w:pPr>
-      <w:r>
-        <w:t>Feedback · compare after trying</w:t>
-      </w:r>
-    </w:p>
-    <w:p>
-      <w:pPr>
-        <w:spacing w:line="336" w:lineRule="auto" w:after="180"/>
-        <w:shd w:fill="F1F6FC"/>
-      </w:pPr>
-      <w:r>
-        <w:rPr>
-          <w:b w:val="0"/>
-        </w:rPr>
-        <w:t>After your attempt, compare with the supported explanation: C scores 3; A and B each score 1. C now matches all three target features; the others lose their smooth-texture match.</w:t>
-      </w:r>
-    </w:p>
-    <w:p>
-      <w:pPr>
-        <w:pStyle w:val="Heading3"/>
-      </w:pPr>
-      <w:r>
-        <w:t>Repair a missing building block</w:t>
-      </w:r>
-    </w:p>
-    <w:p>
-      <w:pPr>
-        <w:spacing w:line="336" w:lineRule="auto" w:after="180"/>
-      </w:pPr>
-      <w:r>
-        <w:rPr>
-          <w:b w:val="0"/>
-        </w:rPr>
-        <w:t xml:space="preserve">Review Confidence Is Not Correctness (ai-1/18). Goal: Distinguish a confidence claim from </w:t>
-      </w:r>
-      <w:r>
-        <w:rPr>
-          <w:b/>
-        </w:rPr>
-        <w:t>evidence</w:t>
-      </w:r>
-      <w:r>
-        <w:rPr>
-          <w:b w:val="0"/>
-        </w:rPr>
-        <w:t xml:space="preserve"> that a </w:t>
-      </w:r>
-      <w:r>
-        <w:rPr>
-          <w:b/>
-        </w:rPr>
-        <w:t>prediction</w:t>
-      </w:r>
-      <w:r>
-        <w:rPr>
-          <w:b w:val="0"/>
-        </w:rPr>
-        <w:t xml:space="preserve"> was correct. Short practice: Was the unknown label guaranteed correct because its confidence was </w:t>
-      </w:r>
-      <w:r>
-        <w:rPr>
-          <w:b/>
-        </w:rPr>
-        <w:t>80%</w:t>
-      </w:r>
-      <w:r>
-        <w:rPr>
-          <w:b w:val="0"/>
-        </w:rPr>
-        <w:t>?.</w:t>
-      </w:r>
-    </w:p>
-    <w:p>
-      <w:pPr>
-        <w:spacing w:line="336" w:lineRule="auto" w:after="180"/>
-      </w:pPr>
-      <w:r>
-        <w:rPr>
-          <w:b w:val="0"/>
-        </w:rPr>
-        <w:t>Return to this week and explain what you changed.</w:t>
-      </w:r>
-    </w:p>
-    <w:p>
-      <w:pPr>
-        <w:spacing w:line="336" w:lineRule="auto" w:after="180"/>
-      </w:pPr>
-      <w:r>
-        <w:rPr>
-          <w:b w:val="0"/>
-        </w:rPr>
-        <w:t xml:space="preserve">Review Boundaries and 'Not Sure' (ai-1/16). Goal: Identify a specific source of uncertainty and explain how it affects a </w:t>
-      </w:r>
-      <w:r>
-        <w:rPr>
-          <w:b/>
-        </w:rPr>
-        <w:t>prediction</w:t>
-      </w:r>
-      <w:r>
-        <w:rPr>
-          <w:b w:val="0"/>
-        </w:rPr>
-        <w:t>. Short practice: Which original block needs a better width before accepting or rejecting it?</w:t>
-      </w:r>
-    </w:p>
-    <w:p>
-      <w:pPr>
-        <w:spacing w:line="336" w:lineRule="auto" w:after="180"/>
-      </w:pPr>
-      <w:r>
-        <w:rPr>
-          <w:b w:val="0"/>
-        </w:rPr>
-        <w:t>What should the reviewer do?. Return to this week and explain what you changed.</w:t>
-      </w:r>
-    </w:p>
-    <w:p>
-      <w:pPr>
-        <w:spacing w:line="336" w:lineRule="auto" w:after="180"/>
-      </w:pPr>
-      <w:r>
-        <w:rPr>
-          <w:b w:val="0"/>
-        </w:rPr>
-        <w:t xml:space="preserve">Review Learning from Examples (ai-1/13). Goal: Fit a threshold by tracing </w:t>
-      </w:r>
-      <w:r>
-        <w:rPr>
-          <w:b/>
-        </w:rPr>
-        <w:t>prediction</w:t>
-      </w:r>
-      <w:r>
-        <w:rPr>
-          <w:b w:val="0"/>
-        </w:rPr>
-        <w:t xml:space="preserve">s and counting disagreements for every </w:t>
-      </w:r>
-      <w:r>
-        <w:rPr>
-          <w:b/>
-        </w:rPr>
-        <w:t>candidate</w:t>
-      </w:r>
-      <w:r>
-        <w:rPr>
-          <w:b w:val="0"/>
-        </w:rPr>
-        <w:t xml:space="preserve">. Short practice: Which new measured length would reveal disagreement between the </w:t>
-      </w:r>
-      <w:r>
-        <w:rPr>
-          <w:b/>
-        </w:rPr>
-        <w:t>candidate</w:t>
-      </w:r>
-      <w:r>
-        <w:rPr>
-          <w:b w:val="0"/>
-        </w:rPr>
-        <w:t>s?.</w:t>
-      </w:r>
-    </w:p>
-    <w:p>
-      <w:pPr>
-        <w:spacing w:line="336" w:lineRule="auto" w:after="180"/>
-      </w:pPr>
-      <w:r>
-        <w:rPr>
-          <w:b w:val="0"/>
-        </w:rPr>
-        <w:t>Return to this week and explain what you changed.</w:t>
-      </w:r>
-    </w:p>
-    <w:p>
-      <w:pPr>
-        <w:pStyle w:val="Heading3"/>
-      </w:pPr>
-      <w:r>
         <w:t>Keep your completed work</w:t>
       </w:r>
     </w:p>
     <w:p>
       <w:pPr>
-        <w:spacing w:line="336" w:lineRule="auto" w:after="180"/>
-      </w:pPr>
-      <w:r>
-        <w:rPr>
-          <w:b w:val="0"/>
-        </w:rPr>
-        <w:t xml:space="preserve">Use Download completed work in the hosted lesson to export your answers, reflections, practice feedback and code-run </w:t>
-      </w:r>
-      <w:r>
-        <w:rPr>
-          <w:b/>
-        </w:rPr>
-        <w:t>evidence</w:t>
-      </w:r>
-      <w:r>
-        <w:rPr>
-          <w:b w:val="0"/>
-        </w:rPr>
-        <w:t>. Open the HTML copy to read or print it.</w:t>
-      </w:r>
-    </w:p>
-    <w:p>
-      <w:pPr>
-        <w:spacing w:line="336" w:lineRule="auto" w:after="180"/>
-      </w:pPr>
-      <w:r>
-        <w:rPr>
-          <w:b w:val="0"/>
-        </w:rPr>
-        <w:t>Drafts stay in this browser when storage is available; clear drafts on a shared device.</w:t>
-      </w:r>
-    </w:p>
-    <w:p>
-      <w:pPr>
-        <w:pStyle w:val="Heading3"/>
-      </w:pPr>
-      <w:r>
-        <w:t>What I repaired, the evidence I kept and the next test</w:t>
-      </w:r>
-    </w:p>
-    <w:p>
-      <w:r>
-        <w:t>________________________________________________________________</w:t>
-      </w:r>
-    </w:p>
-    <w:p>
-      <w:r>
-        <w:t>________________________________________________________________</w:t>
-      </w:r>
-    </w:p>
-    <w:p>
-      <w:r>
-        <w:t>________________________________________________________________</w:t>
-      </w:r>
-    </w:p>
-    <w:p>
-      <w:r>
-        <w:t>________________________________________________________________</w:t>
-      </w:r>
-    </w:p>
-    <w:p>
-      <w:r>
-        <w:t>________________________________________________________________</w:t>
-      </w:r>
-    </w:p>
-    <w:p>
-      <w:pPr>
         <w:pStyle w:val="Heading1"/>
       </w:pPr>
       <w:r>
-        <w:t>21. Visual concept journey</w:t>
-      </w:r>
-    </w:p>
-    <w:p>
-      <w:r>
-        <w:t>Explain each Similarity picture from its labels, then record a relevant limit.</w:t>
-      </w:r>
-    </w:p>
-    <w:p>
-      <w:pPr>
-        <w:pStyle w:val="Heading3"/>
+        <w:t>21. Reference · Six-picture response sheets</w:t>
+      </w:r>
+    </w:p>
+    <w:p>
+      <w:r>
+        <w:t>Choose the image that helps rather than repeating all six.</w:t>
+      </w:r>
+    </w:p>
+    <w:p>
+      <w:pPr>
+        <w:pStyle w:val="Heading2"/>
       </w:pPr>
       <w:r>
         <w:t>01. Similarity: the case</w:t>
@@ -2972,7 +2958,6 @@
     <w:p>
       <w:pPr>
         <w:spacing w:line="336" w:lineRule="auto" w:after="180"/>
-        <w:shd w:fill="F5F1FB"/>
       </w:pPr>
       <w:r>
         <w:rPr>
@@ -3011,7 +2996,7 @@
     </w:p>
     <w:p>
       <w:pPr>
-        <w:pStyle w:val="Heading3"/>
+        <w:pStyle w:val="Heading2"/>
       </w:pPr>
       <w:r>
         <w:t>02. Follow the deciding steps</w:t>
@@ -3091,7 +3076,6 @@
     <w:p>
       <w:pPr>
         <w:spacing w:line="336" w:lineRule="auto" w:after="180"/>
-        <w:shd w:fill="F5F1FB"/>
       </w:pPr>
       <w:r>
         <w:rPr>
@@ -3142,7 +3126,7 @@
     </w:p>
     <w:p>
       <w:pPr>
-        <w:pStyle w:val="Heading3"/>
+        <w:pStyle w:val="Heading2"/>
       </w:pPr>
       <w:r>
         <w:t>03. Declared weights change similarity</w:t>
@@ -3294,7 +3278,6 @@
     <w:p>
       <w:pPr>
         <w:spacing w:line="336" w:lineRule="auto" w:after="180"/>
-        <w:shd w:fill="F5F1FB"/>
       </w:pPr>
       <w:r>
         <w:rPr>
@@ -3333,7 +3316,7 @@
     </w:p>
     <w:p>
       <w:pPr>
-        <w:pStyle w:val="Heading3"/>
+        <w:pStyle w:val="Heading2"/>
       </w:pPr>
       <w:r>
         <w:t>04. Change one thing. Trace what follows.</w:t>
@@ -3412,7 +3395,6 @@
     <w:p>
       <w:pPr>
         <w:spacing w:line="336" w:lineRule="auto" w:after="180"/>
-        <w:shd w:fill="F5F1FB"/>
       </w:pPr>
       <w:r>
         <w:rPr>
@@ -3451,7 +3433,7 @@
     </w:p>
     <w:p>
       <w:pPr>
-        <w:pStyle w:val="Heading3"/>
+        <w:pStyle w:val="Heading2"/>
       </w:pPr>
       <w:r>
         <w:t>05. Connect the explanation to its limit</w:t>
@@ -3548,7 +3530,6 @@
     <w:p>
       <w:pPr>
         <w:spacing w:line="336" w:lineRule="auto" w:after="180"/>
-        <w:shd w:fill="F5F1FB"/>
       </w:pPr>
       <w:r>
         <w:rPr>
@@ -3587,7 +3568,7 @@
     </w:p>
     <w:p>
       <w:pPr>
-        <w:pStyle w:val="Heading3"/>
+        <w:pStyle w:val="Heading2"/>
       </w:pPr>
       <w:r>
         <w:t>06. Make the idea visible in your project</w:t>
@@ -3690,7 +3671,6 @@
     <w:p>
       <w:pPr>
         <w:spacing w:line="336" w:lineRule="auto" w:after="180"/>
-        <w:shd w:fill="F5F1FB"/>
       </w:pPr>
       <w:r>
         <w:rPr>
@@ -3737,6 +3717,62 @@
     <w:p>
       <w:r>
         <w:t>________________________________________________________________</w:t>
+      </w:r>
+    </w:p>
+    <w:p>
+      <w:pPr>
+        <w:pStyle w:val="Heading2"/>
+      </w:pPr>
+      <w:r>
+        <w:t>Earlier wording, alternatives and picture transcripts · reference / check after trying</w:t>
+      </w:r>
+    </w:p>
+    <w:p>
+      <w:pPr>
+        <w:pStyle w:val="Heading3"/>
+      </w:pPr>
+      <w:r>
+        <w:t>01. Similarity: the case</w:t>
+      </w:r>
+    </w:p>
+    <w:p>
+      <w:pPr>
+        <w:pStyle w:val="Heading3"/>
+      </w:pPr>
+      <w:r>
+        <w:t>02. Follow the deciding steps</w:t>
+      </w:r>
+    </w:p>
+    <w:p>
+      <w:pPr>
+        <w:pStyle w:val="Heading3"/>
+      </w:pPr>
+      <w:r>
+        <w:t>03. Declared weights change similarity</w:t>
+      </w:r>
+    </w:p>
+    <w:p>
+      <w:pPr>
+        <w:pStyle w:val="Heading3"/>
+      </w:pPr>
+      <w:r>
+        <w:t>04. Change one thing. Trace what follows.</w:t>
+      </w:r>
+    </w:p>
+    <w:p>
+      <w:pPr>
+        <w:pStyle w:val="Heading3"/>
+      </w:pPr>
+      <w:r>
+        <w:t>05. Connect the explanation to its limit</w:t>
+      </w:r>
+    </w:p>
+    <w:p>
+      <w:pPr>
+        <w:pStyle w:val="Heading3"/>
+      </w:pPr>
+      <w:r>
+        <w:t>06. Make the idea visible in your project</w:t>
       </w:r>
     </w:p>
     <w:sectPr>
